--- a/01-电源电路/02-开关电源/Boost升压/同步整流Boost电路/同步整流Boost电路.docx
+++ b/01-电源电路/02-开关电源/Boost升压/同步整流Boost电路/同步整流Boost电路.docx
@@ -2982,6 +2982,20 @@
     </w:p>
     <w:bookmarkEnd w:id="26"/>
     <w:bookmarkEnd w:id="27"/>
+    <w:p>
+      <w:pPr>
+        <w:spacing w:before="360"/>
+        <w:jc w:val="center"/>
+      </w:pPr>
+      <w:r>
+        <w:rPr>
+          <w:rFonts w:ascii="Times New Roman" w:hAnsi="Times New Roman"/>
+          <w:color w:val="555555"/>
+          <w:sz w:val="21"/>
+        </w:rPr>
+        <w:t>材料收集者：杜文杰</w:t>
+      </w:r>
+    </w:p>
     <w:sectPr>
       <w:headerReference r:id="rId9" w:type="default"/>
       <w:footerReference r:id="rId10" w:type="default"/>

--- a/01-电源电路/02-开关电源/Boost升压/同步整流Boost电路/同步整流Boost电路.docx
+++ b/01-电源电路/02-开关电源/Boost升压/同步整流Boost电路/同步整流Boost电路.docx
@@ -1,6 +1,6 @@
 
 <file path=word/document.xml><?xml version="1.0" encoding="utf-8"?>
-<w:document xmlns:w="http://schemas.openxmlformats.org/wordprocessingml/2006/main" xmlns:m="http://schemas.openxmlformats.org/officeDocument/2006/math" xmlns:r="http://schemas.openxmlformats.org/officeDocument/2006/relationships" xmlns:o="urn:schemas-microsoft-com:office:office" xmlns:v="urn:schemas-microsoft-com:vml" xmlns:w10="urn:schemas-microsoft-com:office:word" xmlns:a="http://schemas.openxmlformats.org/drawingml/2006/main" xmlns:pic="http://schemas.openxmlformats.org/drawingml/2006/picture" xmlns:wp="http://schemas.openxmlformats.org/drawingml/2006/wordprocessingDrawing">
+<w:document xmlns:m="http://schemas.openxmlformats.org/officeDocument/2006/math" xmlns:r="http://schemas.openxmlformats.org/officeDocument/2006/relationships" xmlns:w="http://schemas.openxmlformats.org/wordprocessingml/2006/main" xmlns:o="urn:schemas-microsoft-com:office:office" xmlns:v="urn:schemas-microsoft-com:vml" xmlns:w10="urn:schemas-microsoft-com:office:word" xmlns:a="http://schemas.openxmlformats.org/drawingml/2006/main" xmlns:pic="http://schemas.openxmlformats.org/drawingml/2006/picture" xmlns:wp="http://schemas.openxmlformats.org/drawingml/2006/wordprocessingDrawing">
   <w:body>
     <w:bookmarkStart w:id="27" w:name="同步整流-boost-电路"/>
     <w:p>
@@ -9,16 +9,19 @@
       </w:pPr>
       <w:r>
         <w:rPr>
-          <w:rFonts w:hint="eastAsia"/>
+          <w:rFonts w:hint="eastAsia" w:eastAsia="黑体"/>
         </w:rPr>
         <w:t xml:space="preserve">同步整流</w:t>
       </w:r>
       <w:r>
+        <w:rPr>
+          <w:rFonts w:eastAsia="黑体"/>
+        </w:rPr>
         <w:t xml:space="preserve"> Boost </w:t>
       </w:r>
       <w:r>
         <w:rPr>
-          <w:rFonts w:hint="eastAsia"/>
+          <w:rFonts w:hint="eastAsia" w:eastAsia="黑体"/>
         </w:rPr>
         <w:t xml:space="preserve">电路</w:t>
       </w:r>
@@ -30,7 +33,7 @@
       </w:pPr>
       <w:r>
         <w:rPr>
-          <w:rFonts w:hint="eastAsia"/>
+          <w:rFonts w:hint="eastAsia" w:eastAsia="黑体"/>
         </w:rPr>
         <w:t xml:space="preserve">拓扑描述</w:t>
       </w:r>
@@ -41,16 +44,19 @@
       </w:pPr>
       <w:r>
         <w:rPr>
-          <w:rFonts w:hint="eastAsia"/>
+          <w:rFonts w:hint="eastAsia" w:eastAsia="黑体"/>
         </w:rPr>
         <w:t xml:space="preserve">由</w:t>
       </w:r>
       <w:r>
+        <w:rPr>
+          <w:rFonts w:eastAsia="黑体"/>
+        </w:rPr>
         <w:t xml:space="preserve"> </w:t>
       </w:r>
       <w:r>
         <w:rPr>
-          <w:rFonts w:hint="eastAsia"/>
+          <w:rFonts w:hint="eastAsia" w:eastAsia="黑体"/>
           <w:b/>
           <w:bCs/>
         </w:rPr>
@@ -58,6 +64,7 @@
       </w:r>
       <w:r>
         <w:rPr>
+          <w:rFonts w:eastAsia="黑体"/>
           <w:b/>
           <w:bCs/>
         </w:rPr>
@@ -69,11 +76,14 @@
         </m:r>
       </m:oMath>
       <w:r>
+        <w:rPr>
+          <w:rFonts w:eastAsia="黑体"/>
+        </w:rPr>
         <w:t xml:space="preserve">、</w:t>
       </w:r>
       <w:r>
         <w:rPr>
-          <w:rFonts w:hint="eastAsia"/>
+          <w:rFonts w:hint="eastAsia" w:eastAsia="黑体"/>
           <w:b/>
           <w:bCs/>
         </w:rPr>
@@ -81,6 +91,7 @@
       </w:r>
       <w:r>
         <w:rPr>
+          <w:rFonts w:eastAsia="黑体"/>
           <w:b/>
           <w:bCs/>
         </w:rPr>
@@ -101,11 +112,14 @@
         </m:sSub>
       </m:oMath>
       <w:r>
+        <w:rPr>
+          <w:rFonts w:eastAsia="黑体"/>
+        </w:rPr>
         <w:t xml:space="preserve">、</w:t>
       </w:r>
       <w:r>
         <w:rPr>
-          <w:rFonts w:hint="eastAsia"/>
+          <w:rFonts w:hint="eastAsia" w:eastAsia="黑体"/>
           <w:b/>
           <w:bCs/>
         </w:rPr>
@@ -113,6 +127,7 @@
       </w:r>
       <w:r>
         <w:rPr>
+          <w:rFonts w:eastAsia="黑体"/>
           <w:b/>
           <w:bCs/>
         </w:rPr>
@@ -134,7 +149,7 @@
       </m:oMath>
       <w:r>
         <w:rPr>
-          <w:rFonts w:hint="eastAsia"/>
+          <w:rFonts w:hint="eastAsia" w:eastAsia="黑体"/>
           <w:b/>
           <w:bCs/>
         </w:rPr>
@@ -142,6 +157,7 @@
       </w:r>
       <w:r>
         <w:rPr>
+          <w:rFonts w:eastAsia="黑体"/>
           <w:b/>
           <w:bCs/>
         </w:rPr>
@@ -149,27 +165,33 @@
       </w:r>
       <w:r>
         <w:rPr>
-          <w:rFonts w:hint="eastAsia"/>
+          <w:rFonts w:hint="eastAsia" w:eastAsia="黑体"/>
           <w:b/>
           <w:bCs/>
         </w:rPr>
         <w:t xml:space="preserve">MOSFET，替代整流二极管）</w:t>
       </w:r>
       <w:r>
+        <w:rPr>
+          <w:rFonts w:eastAsia="黑体"/>
+        </w:rPr>
         <w:t xml:space="preserve"> </w:t>
       </w:r>
       <w:r>
         <w:rPr>
-          <w:rFonts w:hint="eastAsia"/>
+          <w:rFonts w:hint="eastAsia" w:eastAsia="黑体"/>
         </w:rPr>
         <w:t xml:space="preserve">与</w:t>
       </w:r>
       <w:r>
+        <w:rPr>
+          <w:rFonts w:eastAsia="黑体"/>
+        </w:rPr>
         <w:t xml:space="preserve"> </w:t>
       </w:r>
       <w:r>
         <w:rPr>
-          <w:rFonts w:hint="eastAsia"/>
+          <w:rFonts w:hint="eastAsia" w:eastAsia="黑体"/>
           <w:b/>
           <w:bCs/>
         </w:rPr>
@@ -177,6 +199,7 @@
       </w:r>
       <w:r>
         <w:rPr>
+          <w:rFonts w:eastAsia="黑体"/>
           <w:b/>
           <w:bCs/>
         </w:rPr>
@@ -188,26 +211,32 @@
         </m:r>
       </m:oMath>
       <w:r>
+        <w:rPr>
+          <w:rFonts w:eastAsia="黑体"/>
+        </w:rPr>
         <w:t xml:space="preserve"> </w:t>
       </w:r>
       <w:r>
         <w:rPr>
-          <w:rFonts w:hint="eastAsia"/>
+          <w:rFonts w:hint="eastAsia" w:eastAsia="黑体"/>
         </w:rPr>
         <w:t xml:space="preserve">组成。电路共有</w:t>
       </w:r>
       <w:r>
+        <w:rPr>
+          <w:rFonts w:eastAsia="黑体"/>
+        </w:rPr>
         <w:t xml:space="preserve"> 4 </w:t>
       </w:r>
       <w:r>
         <w:rPr>
-          <w:rFonts w:hint="eastAsia"/>
+          <w:rFonts w:hint="eastAsia" w:eastAsia="黑体"/>
         </w:rPr>
         <w:t xml:space="preserve">个关键节点：</w:t>
       </w:r>
       <w:r>
         <w:rPr>
-          <w:rFonts w:hint="eastAsia"/>
+          <w:rFonts w:hint="eastAsia" w:eastAsia="黑体"/>
           <w:b/>
           <w:bCs/>
         </w:rPr>
@@ -215,6 +244,7 @@
       </w:r>
       <w:r>
         <w:rPr>
+          <w:rFonts w:eastAsia="黑体"/>
           <w:b/>
           <w:bCs/>
         </w:rPr>
@@ -222,7 +252,7 @@
       </w:r>
       <w:r>
         <w:rPr>
-          <w:rFonts w:hint="eastAsia"/>
+          <w:rFonts w:hint="eastAsia" w:eastAsia="黑体"/>
           <w:b/>
           <w:bCs/>
         </w:rPr>
@@ -230,11 +260,14 @@
       </w:r>
       <w:r>
         <w:rPr>
-          <w:rFonts w:hint="eastAsia"/>
+          <w:rFonts w:hint="eastAsia" w:eastAsia="黑体"/>
         </w:rPr>
         <w:t xml:space="preserve">（输入电压</w:t>
       </w:r>
       <w:r>
+        <w:rPr>
+          <w:rFonts w:eastAsia="黑体"/>
+        </w:rPr>
         <w:t xml:space="preserve"> </w:t>
       </w:r>
       <m:oMath>
@@ -255,15 +288,21 @@
         </m:sSub>
       </m:oMath>
       <w:r>
+        <w:rPr>
+          <w:rFonts w:eastAsia="黑体"/>
+        </w:rPr>
         <w:t xml:space="preserve"> </w:t>
       </w:r>
       <w:r>
         <w:rPr>
-          <w:rFonts w:hint="eastAsia"/>
+          <w:rFonts w:hint="eastAsia" w:eastAsia="黑体"/>
         </w:rPr>
         <w:t xml:space="preserve">正端与</w:t>
       </w:r>
       <w:r>
+        <w:rPr>
+          <w:rFonts w:eastAsia="黑体"/>
+        </w:rPr>
         <w:t xml:space="preserve"> </w:t>
       </w:r>
       <m:oMath>
@@ -272,17 +311,20 @@
         </m:r>
       </m:oMath>
       <w:r>
+        <w:rPr>
+          <w:rFonts w:eastAsia="黑体"/>
+        </w:rPr>
         <w:t xml:space="preserve"> </w:t>
       </w:r>
       <w:r>
         <w:rPr>
-          <w:rFonts w:hint="eastAsia"/>
+          <w:rFonts w:hint="eastAsia" w:eastAsia="黑体"/>
         </w:rPr>
         <w:t xml:space="preserve">的一端相连）；</w:t>
       </w:r>
       <w:r>
         <w:rPr>
-          <w:rFonts w:hint="eastAsia"/>
+          <w:rFonts w:hint="eastAsia" w:eastAsia="黑体"/>
           <w:b/>
           <w:bCs/>
         </w:rPr>
@@ -290,6 +332,7 @@
       </w:r>
       <w:r>
         <w:rPr>
+          <w:rFonts w:eastAsia="黑体"/>
           <w:b/>
           <w:bCs/>
         </w:rPr>
@@ -297,7 +340,7 @@
       </w:r>
       <w:r>
         <w:rPr>
-          <w:rFonts w:hint="eastAsia"/>
+          <w:rFonts w:hint="eastAsia" w:eastAsia="黑体"/>
           <w:b/>
           <w:bCs/>
         </w:rPr>
@@ -305,7 +348,7 @@
       </w:r>
       <w:r>
         <w:rPr>
-          <w:rFonts w:hint="eastAsia"/>
+          <w:rFonts w:hint="eastAsia" w:eastAsia="黑体"/>
         </w:rPr>
         <w:t xml:space="preserve">（</w:t>
       </w:r>
@@ -315,11 +358,14 @@
         </m:r>
       </m:oMath>
       <w:r>
+        <w:rPr>
+          <w:rFonts w:eastAsia="黑体"/>
+        </w:rPr>
         <w:t xml:space="preserve"> </w:t>
       </w:r>
       <w:r>
         <w:rPr>
-          <w:rFonts w:hint="eastAsia"/>
+          <w:rFonts w:hint="eastAsia" w:eastAsia="黑体"/>
         </w:rPr>
         <w:t xml:space="preserve">的另一端、</w:t>
       </w:r>
@@ -338,24 +384,33 @@
         </m:sSub>
       </m:oMath>
       <w:r>
+        <w:rPr>
+          <w:rFonts w:eastAsia="黑体"/>
+        </w:rPr>
         <w:t xml:space="preserve"> </w:t>
       </w:r>
       <w:r>
         <w:rPr>
-          <w:rFonts w:hint="eastAsia"/>
+          <w:rFonts w:hint="eastAsia" w:eastAsia="黑体"/>
         </w:rPr>
         <w:t xml:space="preserve">的漏极</w:t>
       </w:r>
       <w:r>
+        <w:rPr>
+          <w:rFonts w:eastAsia="黑体"/>
+        </w:rPr>
         <w:t xml:space="preserve"> D </w:t>
       </w:r>
       <w:r>
         <w:rPr>
-          <w:rFonts w:hint="eastAsia"/>
+          <w:rFonts w:hint="eastAsia" w:eastAsia="黑体"/>
         </w:rPr>
         <w:t xml:space="preserve">与</w:t>
       </w:r>
       <w:r>
+        <w:rPr>
+          <w:rFonts w:eastAsia="黑体"/>
+        </w:rPr>
         <w:t xml:space="preserve"> </w:t>
       </w:r>
       <m:oMath>
@@ -373,26 +428,32 @@
         </m:sSub>
       </m:oMath>
       <w:r>
+        <w:rPr>
+          <w:rFonts w:eastAsia="黑体"/>
+        </w:rPr>
         <w:t xml:space="preserve"> </w:t>
       </w:r>
       <w:r>
         <w:rPr>
-          <w:rFonts w:hint="eastAsia"/>
+          <w:rFonts w:hint="eastAsia" w:eastAsia="黑体"/>
         </w:rPr>
         <w:t xml:space="preserve">的源极</w:t>
       </w:r>
       <w:r>
+        <w:rPr>
+          <w:rFonts w:eastAsia="黑体"/>
+        </w:rPr>
         <w:t xml:space="preserve"> S </w:t>
       </w:r>
       <w:r>
         <w:rPr>
-          <w:rFonts w:hint="eastAsia"/>
+          <w:rFonts w:hint="eastAsia" w:eastAsia="黑体"/>
         </w:rPr>
         <w:t xml:space="preserve">三者相连）；</w:t>
       </w:r>
       <w:r>
         <w:rPr>
-          <w:rFonts w:hint="eastAsia"/>
+          <w:rFonts w:hint="eastAsia" w:eastAsia="黑体"/>
           <w:b/>
           <w:bCs/>
         </w:rPr>
@@ -400,6 +461,7 @@
       </w:r>
       <w:r>
         <w:rPr>
+          <w:rFonts w:eastAsia="黑体"/>
           <w:b/>
           <w:bCs/>
         </w:rPr>
@@ -407,7 +469,7 @@
       </w:r>
       <w:r>
         <w:rPr>
-          <w:rFonts w:hint="eastAsia"/>
+          <w:rFonts w:hint="eastAsia" w:eastAsia="黑体"/>
           <w:b/>
           <w:bCs/>
         </w:rPr>
@@ -415,7 +477,7 @@
       </w:r>
       <w:r>
         <w:rPr>
-          <w:rFonts w:hint="eastAsia"/>
+          <w:rFonts w:hint="eastAsia" w:eastAsia="黑体"/>
         </w:rPr>
         <w:t xml:space="preserve">（</w:t>
       </w:r>
@@ -434,15 +496,21 @@
         </m:sSub>
       </m:oMath>
       <w:r>
+        <w:rPr>
+          <w:rFonts w:eastAsia="黑体"/>
+        </w:rPr>
         <w:t xml:space="preserve"> </w:t>
       </w:r>
       <w:r>
         <w:rPr>
-          <w:rFonts w:hint="eastAsia"/>
+          <w:rFonts w:hint="eastAsia" w:eastAsia="黑体"/>
         </w:rPr>
         <w:t xml:space="preserve">的漏极</w:t>
       </w:r>
       <w:r>
+        <w:rPr>
+          <w:rFonts w:eastAsia="黑体"/>
+        </w:rPr>
         <w:t xml:space="preserve"> D、</w:t>
       </w:r>
       <m:oMath>
@@ -451,15 +519,21 @@
         </m:r>
       </m:oMath>
       <w:r>
+        <w:rPr>
+          <w:rFonts w:eastAsia="黑体"/>
+        </w:rPr>
         <w:t xml:space="preserve"> </w:t>
       </w:r>
       <w:r>
         <w:rPr>
-          <w:rFonts w:hint="eastAsia"/>
+          <w:rFonts w:hint="eastAsia" w:eastAsia="黑体"/>
         </w:rPr>
         <w:t xml:space="preserve">的一端与输出</w:t>
       </w:r>
       <w:r>
+        <w:rPr>
+          <w:rFonts w:eastAsia="黑体"/>
+        </w:rPr>
         <w:t xml:space="preserve"> </w:t>
       </w:r>
       <m:oMath>
@@ -477,17 +551,20 @@
         </m:sSub>
       </m:oMath>
       <w:r>
+        <w:rPr>
+          <w:rFonts w:eastAsia="黑体"/>
+        </w:rPr>
         <w:t xml:space="preserve"> </w:t>
       </w:r>
       <w:r>
         <w:rPr>
-          <w:rFonts w:hint="eastAsia"/>
+          <w:rFonts w:hint="eastAsia" w:eastAsia="黑体"/>
         </w:rPr>
         <w:t xml:space="preserve">正端相连）；</w:t>
       </w:r>
       <w:r>
         <w:rPr>
-          <w:rFonts w:hint="eastAsia"/>
+          <w:rFonts w:hint="eastAsia" w:eastAsia="黑体"/>
           <w:b/>
           <w:bCs/>
         </w:rPr>
@@ -495,6 +572,7 @@
       </w:r>
       <w:r>
         <w:rPr>
+          <w:rFonts w:eastAsia="黑体"/>
           <w:b/>
           <w:bCs/>
         </w:rPr>
@@ -502,7 +580,7 @@
       </w:r>
       <w:r>
         <w:rPr>
-          <w:rFonts w:hint="eastAsia"/>
+          <w:rFonts w:hint="eastAsia" w:eastAsia="黑体"/>
           <w:b/>
           <w:bCs/>
         </w:rPr>
@@ -510,6 +588,7 @@
       </w:r>
       <w:r>
         <w:rPr>
+          <w:rFonts w:eastAsia="黑体"/>
           <w:b/>
           <w:bCs/>
         </w:rPr>
@@ -517,7 +596,7 @@
       </w:r>
       <w:r>
         <w:rPr>
-          <w:rFonts w:hint="eastAsia"/>
+          <w:rFonts w:hint="eastAsia" w:eastAsia="黑体"/>
         </w:rPr>
         <w:t xml:space="preserve">（</w:t>
       </w:r>
@@ -539,11 +618,14 @@
         </m:sSub>
       </m:oMath>
       <w:r>
+        <w:rPr>
+          <w:rFonts w:eastAsia="黑体"/>
+        </w:rPr>
         <w:t xml:space="preserve"> </w:t>
       </w:r>
       <w:r>
         <w:rPr>
-          <w:rFonts w:hint="eastAsia"/>
+          <w:rFonts w:hint="eastAsia" w:eastAsia="黑体"/>
         </w:rPr>
         <w:t xml:space="preserve">负端、</w:t>
       </w:r>
@@ -562,24 +644,33 @@
         </m:sSub>
       </m:oMath>
       <w:r>
+        <w:rPr>
+          <w:rFonts w:eastAsia="黑体"/>
+        </w:rPr>
         <w:t xml:space="preserve"> </w:t>
       </w:r>
       <w:r>
         <w:rPr>
-          <w:rFonts w:hint="eastAsia"/>
+          <w:rFonts w:hint="eastAsia" w:eastAsia="黑体"/>
         </w:rPr>
         <w:t xml:space="preserve">的源极</w:t>
       </w:r>
       <w:r>
+        <w:rPr>
+          <w:rFonts w:eastAsia="黑体"/>
+        </w:rPr>
         <w:t xml:space="preserve"> S </w:t>
       </w:r>
       <w:r>
         <w:rPr>
-          <w:rFonts w:hint="eastAsia"/>
+          <w:rFonts w:hint="eastAsia" w:eastAsia="黑体"/>
         </w:rPr>
         <w:t xml:space="preserve">与</w:t>
       </w:r>
       <w:r>
+        <w:rPr>
+          <w:rFonts w:eastAsia="黑体"/>
+        </w:rPr>
         <w:t xml:space="preserve"> </w:t>
       </w:r>
       <m:oMath>
@@ -588,11 +679,14 @@
         </m:r>
       </m:oMath>
       <w:r>
+        <w:rPr>
+          <w:rFonts w:eastAsia="黑体"/>
+        </w:rPr>
         <w:t xml:space="preserve"> </w:t>
       </w:r>
       <w:r>
         <w:rPr>
-          <w:rFonts w:hint="eastAsia"/>
+          <w:rFonts w:hint="eastAsia" w:eastAsia="黑体"/>
         </w:rPr>
         <w:t xml:space="preserve">的另一端相连）。</w:t>
       </w:r>
@@ -601,7 +695,7 @@
       <w:pPr/>
       <w:r>
         <w:rPr>
-          <w:rFonts w:hint="eastAsia"/>
+          <w:rFonts w:hint="eastAsia" w:eastAsia="黑体"/>
         </w:rPr>
         <w:t xml:space="preserve">各元件管脚连接：</w:t>
       </w:r>
@@ -611,11 +705,14 @@
         </m:r>
       </m:oMath>
       <w:r>
+        <w:rPr>
+          <w:rFonts w:eastAsia="黑体"/>
+        </w:rPr>
         <w:t xml:space="preserve"> </w:t>
       </w:r>
       <w:r>
         <w:rPr>
-          <w:rFonts w:hint="eastAsia"/>
+          <w:rFonts w:hint="eastAsia" w:eastAsia="黑体"/>
         </w:rPr>
         <w:t xml:space="preserve">一端接节点①、另一端接节点②；</w:t>
       </w:r>
@@ -634,38 +731,50 @@
         </m:sSub>
       </m:oMath>
       <w:r>
+        <w:rPr>
+          <w:rFonts w:eastAsia="黑体"/>
+        </w:rPr>
         <w:t xml:space="preserve"> </w:t>
       </w:r>
       <w:r>
         <w:rPr>
-          <w:rFonts w:hint="eastAsia"/>
+          <w:rFonts w:hint="eastAsia" w:eastAsia="黑体"/>
         </w:rPr>
         <w:t xml:space="preserve">的栅极</w:t>
       </w:r>
       <w:r>
+        <w:rPr>
+          <w:rFonts w:eastAsia="黑体"/>
+        </w:rPr>
         <w:t xml:space="preserve"> G </w:t>
       </w:r>
       <w:r>
         <w:rPr>
-          <w:rFonts w:hint="eastAsia"/>
+          <w:rFonts w:hint="eastAsia" w:eastAsia="黑体"/>
         </w:rPr>
         <w:t xml:space="preserve">接控制驱动信号、漏极</w:t>
       </w:r>
       <w:r>
+        <w:rPr>
+          <w:rFonts w:eastAsia="黑体"/>
+        </w:rPr>
         <w:t xml:space="preserve"> D </w:t>
       </w:r>
       <w:r>
         <w:rPr>
-          <w:rFonts w:hint="eastAsia"/>
+          <w:rFonts w:hint="eastAsia" w:eastAsia="黑体"/>
         </w:rPr>
         <w:t xml:space="preserve">接节点②、源极</w:t>
       </w:r>
       <w:r>
+        <w:rPr>
+          <w:rFonts w:eastAsia="黑体"/>
+        </w:rPr>
         <w:t xml:space="preserve"> S </w:t>
       </w:r>
       <w:r>
         <w:rPr>
-          <w:rFonts w:hint="eastAsia"/>
+          <w:rFonts w:hint="eastAsia" w:eastAsia="黑体"/>
         </w:rPr>
         <w:t xml:space="preserve">接节点④；</w:t>
       </w:r>
@@ -684,38 +793,50 @@
         </m:sSub>
       </m:oMath>
       <w:r>
+        <w:rPr>
+          <w:rFonts w:eastAsia="黑体"/>
+        </w:rPr>
         <w:t xml:space="preserve"> </w:t>
       </w:r>
       <w:r>
         <w:rPr>
-          <w:rFonts w:hint="eastAsia"/>
+          <w:rFonts w:hint="eastAsia" w:eastAsia="黑体"/>
         </w:rPr>
         <w:t xml:space="preserve">的栅极</w:t>
       </w:r>
       <w:r>
+        <w:rPr>
+          <w:rFonts w:eastAsia="黑体"/>
+        </w:rPr>
         <w:t xml:space="preserve"> G </w:t>
       </w:r>
       <w:r>
         <w:rPr>
-          <w:rFonts w:hint="eastAsia"/>
+          <w:rFonts w:hint="eastAsia" w:eastAsia="黑体"/>
         </w:rPr>
         <w:t xml:space="preserve">接浮地/自举驱动信号、漏极</w:t>
       </w:r>
       <w:r>
+        <w:rPr>
+          <w:rFonts w:eastAsia="黑体"/>
+        </w:rPr>
         <w:t xml:space="preserve"> D </w:t>
       </w:r>
       <w:r>
         <w:rPr>
-          <w:rFonts w:hint="eastAsia"/>
+          <w:rFonts w:hint="eastAsia" w:eastAsia="黑体"/>
         </w:rPr>
         <w:t xml:space="preserve">接节点③、源极</w:t>
       </w:r>
       <w:r>
+        <w:rPr>
+          <w:rFonts w:eastAsia="黑体"/>
+        </w:rPr>
         <w:t xml:space="preserve"> S </w:t>
       </w:r>
       <w:r>
         <w:rPr>
-          <w:rFonts w:hint="eastAsia"/>
+          <w:rFonts w:hint="eastAsia" w:eastAsia="黑体"/>
         </w:rPr>
         <w:t xml:space="preserve">接节点②；</w:t>
       </w:r>
@@ -725,11 +846,14 @@
         </m:r>
       </m:oMath>
       <w:r>
+        <w:rPr>
+          <w:rFonts w:eastAsia="黑体"/>
+        </w:rPr>
         <w:t xml:space="preserve"> </w:t>
       </w:r>
       <w:r>
         <w:rPr>
-          <w:rFonts w:hint="eastAsia"/>
+          <w:rFonts w:hint="eastAsia" w:eastAsia="黑体"/>
         </w:rPr>
         <w:t xml:space="preserve">一端接节点③、另一端接节点④。</w:t>
       </w:r>
@@ -738,11 +862,14 @@
       <w:pPr/>
       <w:r>
         <w:rPr>
-          <w:rFonts w:hint="eastAsia"/>
+          <w:rFonts w:hint="eastAsia" w:eastAsia="黑体"/>
         </w:rPr>
         <w:t xml:space="preserve">由此构成”输入经</w:t>
       </w:r>
       <w:r>
+        <w:rPr>
+          <w:rFonts w:eastAsia="黑体"/>
+        </w:rPr>
         <w:t xml:space="preserve"> </w:t>
       </w:r>
       <m:oMath>
@@ -751,15 +878,21 @@
         </m:r>
       </m:oMath>
       <w:r>
+        <w:rPr>
+          <w:rFonts w:eastAsia="黑体"/>
+        </w:rPr>
         <w:t xml:space="preserve"> </w:t>
       </w:r>
       <w:r>
         <w:rPr>
-          <w:rFonts w:hint="eastAsia"/>
+          <w:rFonts w:hint="eastAsia" w:eastAsia="黑体"/>
         </w:rPr>
         <w:t xml:space="preserve">到开关节点、下管</w:t>
       </w:r>
       <w:r>
+        <w:rPr>
+          <w:rFonts w:eastAsia="黑体"/>
+        </w:rPr>
         <w:t xml:space="preserve"> </w:t>
       </w:r>
       <m:oMath>
@@ -777,15 +910,21 @@
         </m:sSub>
       </m:oMath>
       <w:r>
+        <w:rPr>
+          <w:rFonts w:eastAsia="黑体"/>
+        </w:rPr>
         <w:t xml:space="preserve"> </w:t>
       </w:r>
       <w:r>
         <w:rPr>
-          <w:rFonts w:hint="eastAsia"/>
+          <w:rFonts w:hint="eastAsia" w:eastAsia="黑体"/>
         </w:rPr>
         <w:t xml:space="preserve">对地短接储能、上管</w:t>
       </w:r>
       <w:r>
+        <w:rPr>
+          <w:rFonts w:eastAsia="黑体"/>
+        </w:rPr>
         <w:t xml:space="preserve"> </w:t>
       </w:r>
       <m:oMath>
@@ -804,7 +943,7 @@
       </m:oMath>
       <w:r>
         <w:rPr>
-          <w:rFonts w:hint="eastAsia"/>
+          <w:rFonts w:hint="eastAsia" w:eastAsia="黑体"/>
         </w:rPr>
         <w:t xml:space="preserve">（同步管）在关断期从开关节点续流到输出、</w:t>
       </w:r>
@@ -814,24 +953,33 @@
         </m:r>
       </m:oMath>
       <w:r>
+        <w:rPr>
+          <w:rFonts w:eastAsia="黑体"/>
+        </w:rPr>
         <w:t xml:space="preserve"> </w:t>
       </w:r>
       <w:r>
         <w:rPr>
-          <w:rFonts w:hint="eastAsia"/>
+          <w:rFonts w:hint="eastAsia" w:eastAsia="黑体"/>
         </w:rPr>
         <w:t xml:space="preserve">跨接输出与地”的同步整流</w:t>
       </w:r>
       <w:r>
+        <w:rPr>
+          <w:rFonts w:eastAsia="黑体"/>
+        </w:rPr>
         <w:t xml:space="preserve"> Boost </w:t>
       </w:r>
       <w:r>
         <w:rPr>
-          <w:rFonts w:hint="eastAsia"/>
+          <w:rFonts w:hint="eastAsia" w:eastAsia="黑体"/>
         </w:rPr>
         <w:t xml:space="preserve">升压组态，增益仍为</w:t>
       </w:r>
       <w:r>
+        <w:rPr>
+          <w:rFonts w:eastAsia="黑体"/>
+        </w:rPr>
         <w:t xml:space="preserve"> </w:t>
       </w:r>
       <m:oMath>
@@ -901,16 +1049,19 @@
       </m:oMath>
       <w:r>
         <w:rPr>
-          <w:rFonts w:hint="eastAsia"/>
+          <w:rFonts w:hint="eastAsia" w:eastAsia="黑体"/>
         </w:rPr>
         <w:t xml:space="preserve">，因整流器件用</w:t>
       </w:r>
       <w:r>
+        <w:rPr>
+          <w:rFonts w:eastAsia="黑体"/>
+        </w:rPr>
         <w:t xml:space="preserve"> MOSFET </w:t>
       </w:r>
       <w:r>
         <w:rPr>
-          <w:rFonts w:hint="eastAsia"/>
+          <w:rFonts w:hint="eastAsia" w:eastAsia="黑体"/>
         </w:rPr>
         <w:t xml:space="preserve">替代二极管而显著降低导通损耗。</w:t>
       </w:r>
@@ -923,7 +1074,7 @@
       </w:pPr>
       <w:r>
         <w:rPr>
-          <w:rFonts w:hint="eastAsia"/>
+          <w:rFonts w:hint="eastAsia" w:eastAsia="黑体"/>
         </w:rPr>
         <w:t xml:space="preserve">工作原理</w:t>
       </w:r>
@@ -933,56 +1084,74 @@
         <w:pStyle w:val="FirstParagraph"/>
       </w:pPr>
       <w:r>
+        <w:rPr>
+          <w:rFonts w:eastAsia="黑体"/>
+        </w:rPr>
         <w:t xml:space="preserve">Q1 </w:t>
       </w:r>
       <w:r>
         <w:rPr>
-          <w:rFonts w:hint="eastAsia"/>
+          <w:rFonts w:hint="eastAsia" w:eastAsia="黑体"/>
         </w:rPr>
         <w:t xml:space="preserve">导通时电感储能，Q2</w:t>
       </w:r>
       <w:r>
+        <w:rPr>
+          <w:rFonts w:eastAsia="黑体"/>
+        </w:rPr>
         <w:t xml:space="preserve"> </w:t>
       </w:r>
       <w:r>
         <w:rPr>
-          <w:rFonts w:hint="eastAsia"/>
+          <w:rFonts w:hint="eastAsia" w:eastAsia="黑体"/>
         </w:rPr>
         <w:t xml:space="preserve">关断阻断反向电流，负载由输出电容供电；Q1</w:t>
       </w:r>
       <w:r>
+        <w:rPr>
+          <w:rFonts w:eastAsia="黑体"/>
+        </w:rPr>
         <w:t xml:space="preserve"> </w:t>
       </w:r>
       <w:r>
         <w:rPr>
-          <w:rFonts w:hint="eastAsia"/>
+          <w:rFonts w:hint="eastAsia" w:eastAsia="黑体"/>
         </w:rPr>
         <w:t xml:space="preserve">关断时</w:t>
       </w:r>
       <w:r>
+        <w:rPr>
+          <w:rFonts w:eastAsia="黑体"/>
+        </w:rPr>
         <w:t xml:space="preserve"> Q2 </w:t>
       </w:r>
       <w:r>
         <w:rPr>
-          <w:rFonts w:hint="eastAsia"/>
+          <w:rFonts w:hint="eastAsia" w:eastAsia="黑体"/>
         </w:rPr>
         <w:t xml:space="preserve">导通，电感电流经</w:t>
       </w:r>
       <w:r>
+        <w:rPr>
+          <w:rFonts w:eastAsia="黑体"/>
+        </w:rPr>
         <w:t xml:space="preserve"> Q2 </w:t>
       </w:r>
       <w:r>
         <w:rPr>
-          <w:rFonts w:hint="eastAsia"/>
+          <w:rFonts w:hint="eastAsia" w:eastAsia="黑体"/>
         </w:rPr>
         <w:t xml:space="preserve">体二极管与沟道续流到输出端。两管互补导通（含死区），因</w:t>
       </w:r>
       <w:r>
+        <w:rPr>
+          <w:rFonts w:eastAsia="黑体"/>
+        </w:rPr>
         <w:t xml:space="preserve"> MOSFET </w:t>
       </w:r>
       <w:r>
         <w:rPr>
-          <w:rFonts w:hint="eastAsia"/>
+          <w:rFonts w:hint="eastAsia" w:eastAsia="黑体"/>
         </w:rPr>
         <w:t xml:space="preserve">导通压降远小于二极管，低压大电流下效率大幅提升。</w:t>
       </w:r>
@@ -995,7 +1164,7 @@
       </w:pPr>
       <w:r>
         <w:rPr>
-          <w:rFonts w:hint="eastAsia"/>
+          <w:rFonts w:hint="eastAsia" w:eastAsia="黑体"/>
         </w:rPr>
         <w:t xml:space="preserve">关键计算公式</w:t>
       </w:r>
@@ -1009,7 +1178,7 @@
       </w:pPr>
       <w:r>
         <w:rPr>
-          <w:rFonts w:hint="eastAsia"/>
+          <w:rFonts w:hint="eastAsia" w:eastAsia="黑体"/>
         </w:rPr>
         <w:t xml:space="preserve">理想升压比：</w:t>
       </w:r>
@@ -1090,7 +1259,7 @@
       </w:pPr>
       <w:r>
         <w:rPr>
-          <w:rFonts w:hint="eastAsia"/>
+          <w:rFonts w:hint="eastAsia" w:eastAsia="黑体"/>
         </w:rPr>
         <w:t xml:space="preserve">电感电流纹波：</w:t>
       </w:r>
@@ -1186,7 +1355,7 @@
       </w:pPr>
       <w:r>
         <w:rPr>
-          <w:rFonts w:hint="eastAsia"/>
+          <w:rFonts w:hint="eastAsia" w:eastAsia="黑体"/>
         </w:rPr>
         <w:t xml:space="preserve">同步管导通损耗：</w:t>
       </w:r>
@@ -1311,7 +1480,7 @@
       </w:pPr>
       <w:r>
         <w:rPr>
-          <w:rFonts w:hint="eastAsia"/>
+          <w:rFonts w:hint="eastAsia" w:eastAsia="黑体"/>
         </w:rPr>
         <w:t xml:space="preserve">开关损耗（每管近似）：</w:t>
       </w:r>
@@ -1461,7 +1630,7 @@
       </w:pPr>
       <w:r>
         <w:rPr>
-          <w:rFonts w:hint="eastAsia"/>
+          <w:rFonts w:hint="eastAsia" w:eastAsia="黑体"/>
         </w:rPr>
         <w:t xml:space="preserve">输出纹波：</w:t>
       </w:r>
@@ -1576,7 +1745,7 @@
             </w:pPr>
             <w:r>
               <w:rPr>
-                <w:rFonts w:hint="eastAsia"/>
+                <w:rFonts w:hint="eastAsia" w:eastAsia="黑体"/>
               </w:rPr>
               <w:t xml:space="preserve">符号</w:t>
             </w:r>
@@ -1590,7 +1759,7 @@
             </w:pPr>
             <w:r>
               <w:rPr>
-                <w:rFonts w:hint="eastAsia"/>
+                <w:rFonts w:hint="eastAsia" w:eastAsia="黑体"/>
               </w:rPr>
               <w:t xml:space="preserve">含义</w:t>
             </w:r>
@@ -1604,7 +1773,7 @@
             </w:pPr>
             <w:r>
               <w:rPr>
-                <w:rFonts w:hint="eastAsia"/>
+                <w:rFonts w:hint="eastAsia" w:eastAsia="黑体"/>
               </w:rPr>
               <w:t xml:space="preserve">单位</w:t>
             </w:r>
@@ -1636,6 +1805,9 @@
               </m:sSub>
             </m:oMath>
             <w:r>
+              <w:rPr>
+                <w:rFonts w:eastAsia="黑体"/>
+              </w:rPr>
               <w:t xml:space="preserve">​</w:t>
             </w:r>
           </w:p>
@@ -1648,7 +1820,7 @@
             </w:pPr>
             <w:r>
               <w:rPr>
-                <w:rFonts w:hint="eastAsia"/>
+                <w:rFonts w:hint="eastAsia" w:eastAsia="黑体"/>
               </w:rPr>
               <w:t xml:space="preserve">输入电压</w:t>
             </w:r>
@@ -1661,6 +1833,9 @@
               <w:pStyle w:val="Compact"/>
             </w:pPr>
             <w:r>
+              <w:rPr>
+                <w:rFonts w:eastAsia="黑体"/>
+              </w:rPr>
               <w:t xml:space="preserve">V</w:t>
             </w:r>
           </w:p>
@@ -1688,6 +1863,9 @@
               </m:sSub>
             </m:oMath>
             <w:r>
+              <w:rPr>
+                <w:rFonts w:eastAsia="黑体"/>
+              </w:rPr>
               <w:t xml:space="preserve">​</w:t>
             </w:r>
           </w:p>
@@ -1700,7 +1878,7 @@
             </w:pPr>
             <w:r>
               <w:rPr>
-                <w:rFonts w:hint="eastAsia"/>
+                <w:rFonts w:hint="eastAsia" w:eastAsia="黑体"/>
               </w:rPr>
               <w:t xml:space="preserve">输出电压</w:t>
             </w:r>
@@ -1713,6 +1891,9 @@
               <w:pStyle w:val="Compact"/>
             </w:pPr>
             <w:r>
+              <w:rPr>
+                <w:rFonts w:eastAsia="黑体"/>
+              </w:rPr>
               <w:t xml:space="preserve">V</w:t>
             </w:r>
           </w:p>
@@ -1731,6 +1912,9 @@
               </m:r>
             </m:oMath>
             <w:r>
+              <w:rPr>
+                <w:rFonts w:eastAsia="黑体"/>
+              </w:rPr>
               <w:t xml:space="preserve">​</w:t>
             </w:r>
           </w:p>
@@ -1743,7 +1927,7 @@
             </w:pPr>
             <w:r>
               <w:rPr>
-                <w:rFonts w:hint="eastAsia"/>
+                <w:rFonts w:hint="eastAsia" w:eastAsia="黑体"/>
               </w:rPr>
               <w:t xml:space="preserve">占空比</w:t>
             </w:r>
@@ -1756,6 +1940,9 @@
               <w:pStyle w:val="Compact"/>
             </w:pPr>
             <w:r>
+              <w:rPr>
+                <w:rFonts w:eastAsia="黑体"/>
+              </w:rPr>
               <w:t xml:space="preserve">—</w:t>
             </w:r>
           </w:p>
@@ -1774,6 +1961,9 @@
               </m:r>
             </m:oMath>
             <w:r>
+              <w:rPr>
+                <w:rFonts w:eastAsia="黑体"/>
+              </w:rPr>
               <w:t xml:space="preserve">​</w:t>
             </w:r>
           </w:p>
@@ -1786,7 +1976,7 @@
             </w:pPr>
             <w:r>
               <w:rPr>
-                <w:rFonts w:hint="eastAsia"/>
+                <w:rFonts w:hint="eastAsia" w:eastAsia="黑体"/>
               </w:rPr>
               <w:t xml:space="preserve">电感</w:t>
             </w:r>
@@ -1799,6 +1989,9 @@
               <w:pStyle w:val="Compact"/>
             </w:pPr>
             <w:r>
+              <w:rPr>
+                <w:rFonts w:eastAsia="黑体"/>
+              </w:rPr>
               <w:t xml:space="preserve">H</w:t>
             </w:r>
           </w:p>
@@ -1817,6 +2010,9 @@
               </m:r>
             </m:oMath>
             <w:r>
+              <w:rPr>
+                <w:rFonts w:eastAsia="黑体"/>
+              </w:rPr>
               <w:t xml:space="preserve">​</w:t>
             </w:r>
           </w:p>
@@ -1829,7 +2025,7 @@
             </w:pPr>
             <w:r>
               <w:rPr>
-                <w:rFonts w:hint="eastAsia"/>
+                <w:rFonts w:hint="eastAsia" w:eastAsia="黑体"/>
               </w:rPr>
               <w:t xml:space="preserve">输出电容</w:t>
             </w:r>
@@ -1842,6 +2038,9 @@
               <w:pStyle w:val="Compact"/>
             </w:pPr>
             <w:r>
+              <w:rPr>
+                <w:rFonts w:eastAsia="黑体"/>
+              </w:rPr>
               <w:t xml:space="preserve">F</w:t>
             </w:r>
           </w:p>
@@ -1872,6 +2071,9 @@
               </m:sSub>
             </m:oMath>
             <w:r>
+              <w:rPr>
+                <w:rFonts w:eastAsia="黑体"/>
+              </w:rPr>
               <w:t xml:space="preserve">​</w:t>
             </w:r>
           </w:p>
@@ -1884,7 +2086,7 @@
             </w:pPr>
             <w:r>
               <w:rPr>
-                <w:rFonts w:hint="eastAsia"/>
+                <w:rFonts w:hint="eastAsia" w:eastAsia="黑体"/>
               </w:rPr>
               <w:t xml:space="preserve">开关频率</w:t>
             </w:r>
@@ -1897,6 +2099,9 @@
               <w:pStyle w:val="Compact"/>
             </w:pPr>
             <w:r>
+              <w:rPr>
+                <w:rFonts w:eastAsia="黑体"/>
+              </w:rPr>
               <w:t xml:space="preserve">Hz</w:t>
             </w:r>
           </w:p>
@@ -1945,6 +2150,9 @@
               </m:sSub>
             </m:oMath>
             <w:r>
+              <w:rPr>
+                <w:rFonts w:eastAsia="黑体"/>
+              </w:rPr>
               <w:t xml:space="preserve">​</w:t>
             </w:r>
           </w:p>
@@ -1956,11 +2164,14 @@
               <w:pStyle w:val="Compact"/>
             </w:pPr>
             <w:r>
+              <w:rPr>
+                <w:rFonts w:eastAsia="黑体"/>
+              </w:rPr>
               <w:t xml:space="preserve">MOSFET </w:t>
             </w:r>
             <w:r>
               <w:rPr>
-                <w:rFonts w:hint="eastAsia"/>
+                <w:rFonts w:hint="eastAsia" w:eastAsia="黑体"/>
               </w:rPr>
               <w:t xml:space="preserve">导通电阻</w:t>
             </w:r>
@@ -1973,6 +2184,9 @@
               <w:pStyle w:val="Compact"/>
             </w:pPr>
             <w:r>
+              <w:rPr>
+                <w:rFonts w:eastAsia="黑体"/>
+              </w:rPr>
               <w:t xml:space="preserve">Ω</w:t>
             </w:r>
           </w:p>
@@ -2015,6 +2229,9 @@
               </m:sSub>
             </m:oMath>
             <w:r>
+              <w:rPr>
+                <w:rFonts w:eastAsia="黑体"/>
+              </w:rPr>
               <w:t xml:space="preserve">​</w:t>
             </w:r>
           </w:p>
@@ -2027,7 +2244,7 @@
             </w:pPr>
             <w:r>
               <w:rPr>
-                <w:rFonts w:hint="eastAsia"/>
+                <w:rFonts w:hint="eastAsia" w:eastAsia="黑体"/>
               </w:rPr>
               <w:t xml:space="preserve">电感电流有效值</w:t>
             </w:r>
@@ -2040,6 +2257,9 @@
               <w:pStyle w:val="Compact"/>
             </w:pPr>
             <w:r>
+              <w:rPr>
+                <w:rFonts w:eastAsia="黑体"/>
+              </w:rPr>
               <w:t xml:space="preserve">A</w:t>
             </w:r>
           </w:p>
@@ -2085,6 +2305,9 @@
               </m:sSub>
             </m:oMath>
             <w:r>
+              <w:rPr>
+                <w:rFonts w:eastAsia="黑体"/>
+              </w:rPr>
               <w:t xml:space="preserve">​</w:t>
             </w:r>
           </w:p>
@@ -2097,7 +2320,7 @@
             </w:pPr>
             <w:r>
               <w:rPr>
-                <w:rFonts w:hint="eastAsia"/>
+                <w:rFonts w:hint="eastAsia" w:eastAsia="黑体"/>
               </w:rPr>
               <w:t xml:space="preserve">上升/下降时间</w:t>
             </w:r>
@@ -2110,6 +2333,9 @@
               <w:pStyle w:val="Compact"/>
             </w:pPr>
             <w:r>
+              <w:rPr>
+                <w:rFonts w:eastAsia="黑体"/>
+              </w:rPr>
               <w:t xml:space="preserve">s</w:t>
             </w:r>
           </w:p>
@@ -2124,7 +2350,7 @@
       </w:pPr>
       <w:r>
         <w:rPr>
-          <w:rFonts w:hint="eastAsia"/>
+          <w:rFonts w:hint="eastAsia" w:eastAsia="黑体"/>
         </w:rPr>
         <w:t xml:space="preserve">元件调整影响</w:t>
       </w:r>
@@ -2174,6 +2400,7 @@
       </m:oMath>
       <w:r>
         <w:rPr>
+          <w:rFonts w:eastAsia="黑体"/>
           <w:b/>
           <w:bCs/>
         </w:rPr>
@@ -2181,21 +2408,27 @@
       </w:r>
       <w:r>
         <w:rPr>
-          <w:rFonts w:hint="eastAsia"/>
+          <w:rFonts w:hint="eastAsia" w:eastAsia="黑体"/>
           <w:b/>
           <w:bCs/>
         </w:rPr>
         <w:t xml:space="preserve">↓（低导通电阻管）</w:t>
       </w:r>
       <w:r>
+        <w:rPr>
+          <w:rFonts w:eastAsia="黑体"/>
+        </w:rPr>
         <w:t xml:space="preserve"> </w:t>
       </w:r>
       <w:r>
+        <w:rPr>
+          <w:rFonts w:eastAsia="黑体"/>
+        </w:rPr>
         <w:t xml:space="preserve">→ </w:t>
       </w:r>
       <w:r>
         <w:rPr>
-          <w:rFonts w:hint="eastAsia"/>
+          <w:rFonts w:hint="eastAsia" w:eastAsia="黑体"/>
         </w:rPr>
         <w:t xml:space="preserve">导通损耗减小，效率提高，但栅极电荷增大、驱动损耗上升。</w:t>
       </w:r>
@@ -2210,7 +2443,7 @@
       </w:pPr>
       <w:r>
         <w:rPr>
-          <w:rFonts w:hint="eastAsia"/>
+          <w:rFonts w:hint="eastAsia" w:eastAsia="黑体"/>
           <w:b/>
           <w:bCs/>
         </w:rPr>
@@ -2218,6 +2451,7 @@
       </w:r>
       <w:r>
         <w:rPr>
+          <w:rFonts w:eastAsia="黑体"/>
           <w:b/>
           <w:bCs/>
         </w:rPr>
@@ -2225,21 +2459,27 @@
       </w:r>
       <w:r>
         <w:rPr>
-          <w:rFonts w:hint="eastAsia"/>
+          <w:rFonts w:hint="eastAsia" w:eastAsia="黑体"/>
           <w:b/>
           <w:bCs/>
         </w:rPr>
         <w:t xml:space="preserve">栅极驱动</w:t>
       </w:r>
       <w:r>
+        <w:rPr>
+          <w:rFonts w:eastAsia="黑体"/>
+        </w:rPr>
         <w:t xml:space="preserve"> </w:t>
       </w:r>
       <w:r>
+        <w:rPr>
+          <w:rFonts w:eastAsia="黑体"/>
+        </w:rPr>
         <w:t xml:space="preserve">→ </w:t>
       </w:r>
       <w:r>
         <w:rPr>
-          <w:rFonts w:hint="eastAsia"/>
+          <w:rFonts w:hint="eastAsia" w:eastAsia="黑体"/>
         </w:rPr>
         <w:t xml:space="preserve">需自举或浮地驱动，驱动不足会降低效率甚至直通。</w:t>
       </w:r>
@@ -2259,6 +2499,7 @@
       </m:oMath>
       <w:r>
         <w:rPr>
+          <w:rFonts w:eastAsia="黑体"/>
           <w:b/>
           <w:bCs/>
         </w:rPr>
@@ -2266,20 +2507,27 @@
       </w:r>
       <w:r>
         <w:rPr>
+          <w:rFonts w:eastAsia="黑体"/>
           <w:b/>
           <w:bCs/>
         </w:rPr>
         <w:t xml:space="preserve">↑</w:t>
       </w:r>
       <w:r>
+        <w:rPr>
+          <w:rFonts w:eastAsia="黑体"/>
+        </w:rPr>
         <w:t xml:space="preserve"> </w:t>
       </w:r>
       <w:r>
+        <w:rPr>
+          <w:rFonts w:eastAsia="黑体"/>
+        </w:rPr>
         <w:t xml:space="preserve">→ </w:t>
       </w:r>
       <w:r>
         <w:rPr>
-          <w:rFonts w:hint="eastAsia"/>
+          <w:rFonts w:hint="eastAsia" w:eastAsia="黑体"/>
         </w:rPr>
         <w:t xml:space="preserve">纹波减小，但体积与铜损增大。</w:t>
       </w:r>
@@ -2294,21 +2542,27 @@
       </w:pPr>
       <w:r>
         <w:rPr>
-          <w:rFonts w:hint="eastAsia"/>
+          <w:rFonts w:hint="eastAsia" w:eastAsia="黑体"/>
           <w:b/>
           <w:bCs/>
         </w:rPr>
         <w:t xml:space="preserve">死区时间设置</w:t>
       </w:r>
       <w:r>
+        <w:rPr>
+          <w:rFonts w:eastAsia="黑体"/>
+        </w:rPr>
         <w:t xml:space="preserve"> </w:t>
       </w:r>
       <w:r>
+        <w:rPr>
+          <w:rFonts w:eastAsia="黑体"/>
+        </w:rPr>
         <w:t xml:space="preserve">→ </w:t>
       </w:r>
       <w:r>
         <w:rPr>
-          <w:rFonts w:hint="eastAsia"/>
+          <w:rFonts w:hint="eastAsia" w:eastAsia="黑体"/>
         </w:rPr>
         <w:t xml:space="preserve">过短易直通烧毁，过长则体二极管续流时间变长、损耗增加。</w:t>
       </w:r>
@@ -2323,30 +2577,39 @@
       </w:pPr>
       <w:r>
         <w:rPr>
-          <w:rFonts w:hint="eastAsia"/>
+          <w:rFonts w:hint="eastAsia" w:eastAsia="黑体"/>
           <w:b/>
           <w:bCs/>
         </w:rPr>
         <w:t xml:space="preserve">双向导通能力</w:t>
       </w:r>
       <w:r>
+        <w:rPr>
+          <w:rFonts w:eastAsia="黑体"/>
+        </w:rPr>
         <w:t xml:space="preserve"> </w:t>
       </w:r>
       <w:r>
+        <w:rPr>
+          <w:rFonts w:eastAsia="黑体"/>
+        </w:rPr>
         <w:t xml:space="preserve">→ </w:t>
       </w:r>
       <w:r>
         <w:rPr>
-          <w:rFonts w:hint="eastAsia"/>
+          <w:rFonts w:hint="eastAsia" w:eastAsia="黑体"/>
         </w:rPr>
         <w:t xml:space="preserve">轻载时可能进入负电感电流（强迫连续模式），效率下降但利于</w:t>
       </w:r>
       <w:r>
+        <w:rPr>
+          <w:rFonts w:eastAsia="黑体"/>
+        </w:rPr>
         <w:t xml:space="preserve"> EMI </w:t>
       </w:r>
       <w:r>
         <w:rPr>
-          <w:rFonts w:hint="eastAsia"/>
+          <w:rFonts w:hint="eastAsia" w:eastAsia="黑体"/>
         </w:rPr>
         <w:t xml:space="preserve">与瞬态响应。</w:t>
       </w:r>
@@ -2359,7 +2622,7 @@
       </w:pPr>
       <w:r>
         <w:rPr>
-          <w:rFonts w:hint="eastAsia"/>
+          <w:rFonts w:hint="eastAsia" w:eastAsia="黑体"/>
         </w:rPr>
         <w:t xml:space="preserve">典型参数示例</w:t>
       </w:r>
@@ -2374,11 +2637,14 @@
       </w:pPr>
       <w:r>
         <w:rPr>
-          <w:rFonts w:hint="eastAsia"/>
+          <w:rFonts w:hint="eastAsia" w:eastAsia="黑体"/>
         </w:rPr>
         <w:t xml:space="preserve">取</w:t>
       </w:r>
       <w:r>
+        <w:rPr>
+          <w:rFonts w:eastAsia="黑体"/>
+        </w:rPr>
         <w:t xml:space="preserve"> </w:t>
       </w:r>
       <m:oMath>
@@ -2418,6 +2684,9 @@
         </m:r>
       </m:oMath>
       <w:r>
+        <w:rPr>
+          <w:rFonts w:eastAsia="黑体"/>
+        </w:rPr>
         <w:t xml:space="preserve">、</w:t>
       </w:r>
       <m:oMath>
@@ -2455,7 +2724,7 @@
       </m:oMath>
       <w:r>
         <w:rPr>
-          <w:rFonts w:hint="eastAsia"/>
+          <w:rFonts w:hint="eastAsia" w:eastAsia="黑体"/>
         </w:rPr>
         <w:t xml:space="preserve">：</w:t>
       </w:r>
@@ -2504,6 +2773,9 @@
         </m:r>
       </m:oMath>
       <w:r>
+        <w:rPr>
+          <w:rFonts w:eastAsia="黑体"/>
+        </w:rPr>
         <w:t xml:space="preserve">。</w:t>
       </w:r>
     </w:p>
@@ -2517,11 +2789,14 @@
       </w:pPr>
       <w:r>
         <w:rPr>
-          <w:rFonts w:hint="eastAsia"/>
+          <w:rFonts w:hint="eastAsia" w:eastAsia="黑体"/>
         </w:rPr>
         <w:t xml:space="preserve">取</w:t>
       </w:r>
       <w:r>
+        <w:rPr>
+          <w:rFonts w:eastAsia="黑体"/>
+        </w:rPr>
         <w:t xml:space="preserve"> </w:t>
       </w:r>
       <m:oMath>
@@ -2573,6 +2848,9 @@
         </m:r>
       </m:oMath>
       <w:r>
+        <w:rPr>
+          <w:rFonts w:eastAsia="黑体"/>
+        </w:rPr>
         <w:t xml:space="preserve">、</w:t>
       </w:r>
       <m:oMath>
@@ -2631,7 +2909,7 @@
       </m:oMath>
       <w:r>
         <w:rPr>
-          <w:rFonts w:hint="eastAsia"/>
+          <w:rFonts w:hint="eastAsia" w:eastAsia="黑体"/>
         </w:rPr>
         <w:t xml:space="preserve">：</w:t>
       </w:r>
@@ -2696,6 +2974,9 @@
         </m:r>
       </m:oMath>
       <w:r>
+        <w:rPr>
+          <w:rFonts w:eastAsia="黑体"/>
+        </w:rPr>
         <w:t xml:space="preserve">。</w:t>
       </w:r>
     </w:p>
@@ -2707,7 +2988,7 @@
       </w:pPr>
       <w:r>
         <w:rPr>
-          <w:rFonts w:hint="eastAsia"/>
+          <w:rFonts w:hint="eastAsia" w:eastAsia="黑体"/>
         </w:rPr>
         <w:t xml:space="preserve">常见器件型号</w:t>
       </w:r>
@@ -2722,7 +3003,7 @@
       </w:pPr>
       <w:r>
         <w:rPr>
-          <w:rFonts w:hint="eastAsia"/>
+          <w:rFonts w:hint="eastAsia" w:eastAsia="黑体"/>
         </w:rPr>
         <w:t xml:space="preserve">常用：按需选型</w:t>
       </w:r>
@@ -2737,20 +3018,26 @@
       </w:pPr>
       <w:r>
         <w:rPr>
-          <w:rFonts w:hint="eastAsia"/>
+          <w:rFonts w:hint="eastAsia" w:eastAsia="黑体"/>
         </w:rPr>
         <w:t xml:space="preserve">同步管</w:t>
       </w:r>
       <w:r>
+        <w:rPr>
+          <w:rFonts w:eastAsia="黑体"/>
+        </w:rPr>
         <w:t xml:space="preserve"> </w:t>
       </w:r>
       <w:r>
         <w:rPr>
-          <w:rFonts w:hint="eastAsia"/>
+          <w:rFonts w:hint="eastAsia" w:eastAsia="黑体"/>
         </w:rPr>
         <w:t xml:space="preserve">MOSFET：低</w:t>
       </w:r>
       <w:r>
+        <w:rPr>
+          <w:rFonts w:eastAsia="黑体"/>
+        </w:rPr>
         <w:t xml:space="preserve"> </w:t>
       </w:r>
       <m:oMath>
@@ -2790,20 +3077,26 @@
       </m:oMath>
       <w:r>
         <w:rPr>
-          <w:rFonts w:hint="eastAsia"/>
+          <w:rFonts w:hint="eastAsia" w:eastAsia="黑体"/>
         </w:rPr>
         <w:t xml:space="preserve">、低栅极电荷</w:t>
       </w:r>
       <w:r>
+        <w:rPr>
+          <w:rFonts w:eastAsia="黑体"/>
+        </w:rPr>
         <w:t xml:space="preserve"> N </w:t>
       </w:r>
       <w:r>
         <w:rPr>
-          <w:rFonts w:hint="eastAsia"/>
+          <w:rFonts w:hint="eastAsia" w:eastAsia="黑体"/>
         </w:rPr>
         <w:t xml:space="preserve">沟道</w:t>
       </w:r>
       <w:r>
+        <w:rPr>
+          <w:rFonts w:eastAsia="黑体"/>
+        </w:rPr>
         <w:t xml:space="preserve"> MOSFET。</w:t>
       </w:r>
     </w:p>
@@ -2817,7 +3110,7 @@
       </w:pPr>
       <w:r>
         <w:rPr>
-          <w:rFonts w:hint="eastAsia"/>
+          <w:rFonts w:hint="eastAsia" w:eastAsia="黑体"/>
         </w:rPr>
         <w:t xml:space="preserve">控制芯片：TPS43061、LM5122、LTC3787。</w:t>
       </w:r>
@@ -2830,7 +3123,7 @@
       </w:pPr>
       <w:r>
         <w:rPr>
-          <w:rFonts w:hint="eastAsia"/>
+          <w:rFonts w:hint="eastAsia" w:eastAsia="黑体"/>
         </w:rPr>
         <w:t xml:space="preserve">注意事项</w:t>
       </w:r>
@@ -2845,7 +3138,7 @@
       </w:pPr>
       <w:r>
         <w:rPr>
-          <w:rFonts w:hint="eastAsia"/>
+          <w:rFonts w:hint="eastAsia" w:eastAsia="黑体"/>
         </w:rPr>
         <w:t xml:space="preserve">必须设死区时间防止上下管直通，直通会导致短路与器件损坏。</w:t>
       </w:r>
@@ -2860,16 +3153,19 @@
       </w:pPr>
       <w:r>
         <w:rPr>
-          <w:rFonts w:hint="eastAsia"/>
+          <w:rFonts w:hint="eastAsia" w:eastAsia="黑体"/>
         </w:rPr>
         <w:t xml:space="preserve">高侧管需要自举电容</w:t>
       </w:r>
       <w:r>
+        <w:rPr>
+          <w:rFonts w:eastAsia="黑体"/>
+        </w:rPr>
         <w:t xml:space="preserve"> / </w:t>
       </w:r>
       <w:r>
         <w:rPr>
-          <w:rFonts w:hint="eastAsia"/>
+          <w:rFonts w:hint="eastAsia" w:eastAsia="黑体"/>
         </w:rPr>
         <w:t xml:space="preserve">电荷泵或专用驱动，确保栅极电压足够抬升。</w:t>
       </w:r>
@@ -2884,7 +3180,7 @@
       </w:pPr>
       <w:r>
         <w:rPr>
-          <w:rFonts w:hint="eastAsia"/>
+          <w:rFonts w:hint="eastAsia" w:eastAsia="黑体"/>
         </w:rPr>
         <w:t xml:space="preserve">轻载下同步管允许电流双向，可能造成续流回流，需根据工况选择强制/非强制模式。</w:t>
       </w:r>
@@ -2898,24 +3194,33 @@
         </w:numPr>
       </w:pPr>
       <w:r>
+        <w:rPr>
+          <w:rFonts w:eastAsia="黑体"/>
+        </w:rPr>
         <w:t xml:space="preserve">PCB </w:t>
       </w:r>
       <w:r>
         <w:rPr>
-          <w:rFonts w:hint="eastAsia"/>
+          <w:rFonts w:hint="eastAsia" w:eastAsia="黑体"/>
         </w:rPr>
         <w:t xml:space="preserve">布局须最小化开关节点面积，抑制</w:t>
       </w:r>
       <w:r>
+        <w:rPr>
+          <w:rFonts w:eastAsia="黑体"/>
+        </w:rPr>
         <w:t xml:space="preserve"> di/dt </w:t>
       </w:r>
       <w:r>
         <w:rPr>
-          <w:rFonts w:hint="eastAsia"/>
+          <w:rFonts w:hint="eastAsia" w:eastAsia="黑体"/>
         </w:rPr>
         <w:t xml:space="preserve">引起的振铃与</w:t>
       </w:r>
       <w:r>
+        <w:rPr>
+          <w:rFonts w:eastAsia="黑体"/>
+        </w:rPr>
         <w:t xml:space="preserve"> EMI。</w:t>
       </w:r>
     </w:p>
@@ -2927,7 +3232,7 @@
       </w:pPr>
       <w:r>
         <w:rPr>
-          <w:rFonts w:hint="eastAsia"/>
+          <w:rFonts w:hint="eastAsia" w:eastAsia="黑体"/>
         </w:rPr>
         <w:t xml:space="preserve">参考资料</w:t>
       </w:r>
@@ -2941,11 +3246,14 @@
         </w:numPr>
       </w:pPr>
       <w:r>
+        <w:rPr>
+          <w:rFonts w:eastAsia="黑体"/>
+        </w:rPr>
         <w:t xml:space="preserve">TI LM5122 </w:t>
       </w:r>
       <w:r>
         <w:rPr>
-          <w:rFonts w:hint="eastAsia"/>
+          <w:rFonts w:hint="eastAsia" w:eastAsia="黑体"/>
         </w:rPr>
         <w:t xml:space="preserve">产品页与应用笔记。</w:t>
       </w:r>
@@ -2959,11 +3267,14 @@
         </w:numPr>
       </w:pPr>
       <w:r>
+        <w:rPr>
+          <w:rFonts w:eastAsia="黑体"/>
+        </w:rPr>
         <w:t xml:space="preserve">ADI LTC3787 </w:t>
       </w:r>
       <w:r>
         <w:rPr>
-          <w:rFonts w:hint="eastAsia"/>
+          <w:rFonts w:hint="eastAsia" w:eastAsia="黑体"/>
         </w:rPr>
         <w:t xml:space="preserve">数据手册。</w:t>
       </w:r>
@@ -2977,6 +3288,9 @@
         </w:numPr>
       </w:pPr>
       <w:r>
+        <w:rPr>
+          <w:rFonts w:eastAsia="黑体"/>
+        </w:rPr>
         <w:t xml:space="preserve">Wikipedia: Boost converter。</w:t>
       </w:r>
     </w:p>
@@ -2989,11 +3303,11 @@
       </w:pPr>
       <w:r>
         <w:rPr>
-          <w:rFonts w:ascii="Times New Roman" w:hAnsi="Times New Roman"/>
+          <w:rFonts w:ascii="Times New Roman" w:hAnsi="Times New Roman" w:eastAsia="黑体"/>
           <w:color w:val="555555"/>
           <w:sz w:val="21"/>
         </w:rPr>
-        <w:t>材料收集者：杜文杰</w:t>
+        <w:t>材料收集者：杜文杰，WX手机：19519196569，QQ:3478827729</w:t>
       </w:r>
     </w:p>
     <w:sectPr>
@@ -3013,7 +3327,7 @@
 </file>
 
 <file path=word/footer1.xml><?xml version="1.0" encoding="utf-8"?>
-<w:ftr xmlns:m="http://schemas.openxmlformats.org/officeDocument/2006/math" xmlns:mc="http://schemas.openxmlformats.org/markup-compatibility/2006" xmlns:mo="http://schemas.microsoft.com/office/mac/office/2008/main" xmlns:mv="urn:schemas-microsoft-com:mac:vml" xmlns:o="urn:schemas-microsoft-com:office:office" xmlns:r="http://schemas.openxmlformats.org/officeDocument/2006/relationships" xmlns:v="urn:schemas-microsoft-com:vml" xmlns:w10="urn:schemas-microsoft-com:office:word" xmlns:w14="http://schemas.microsoft.com/office/word/2010/wordml" xmlns:w="http://schemas.openxmlformats.org/wordprocessingml/2006/main" xmlns:wne="http://schemas.microsoft.com/office/word/2006/wordml" xmlns:wp14="http://schemas.microsoft.com/office/word/2010/wordprocessingDrawing" xmlns:wp="http://schemas.openxmlformats.org/drawingml/2006/wordprocessingDrawing" xmlns:wpc="http://schemas.microsoft.com/office/word/2010/wordprocessingCanvas" xmlns:wpg="http://schemas.microsoft.com/office/word/2010/wordprocessingGroup" xmlns:wpi="http://schemas.microsoft.com/office/word/2010/wordprocessingInk" xmlns:wps="http://schemas.microsoft.com/office/word/2010/wordprocessingShape" mc:Ignorable="w14 wp14">
+<w:ftr xmlns:mc="http://schemas.openxmlformats.org/markup-compatibility/2006" xmlns:w="http://schemas.openxmlformats.org/wordprocessingml/2006/main" xmlns:m="http://schemas.openxmlformats.org/officeDocument/2006/math" xmlns:mo="http://schemas.microsoft.com/office/mac/office/2008/main" xmlns:mv="urn:schemas-microsoft-com:mac:vml" xmlns:o="urn:schemas-microsoft-com:office:office" xmlns:r="http://schemas.openxmlformats.org/officeDocument/2006/relationships" xmlns:v="urn:schemas-microsoft-com:vml" xmlns:w10="urn:schemas-microsoft-com:office:word" xmlns:w14="http://schemas.microsoft.com/office/word/2010/wordml" xmlns:wne="http://schemas.microsoft.com/office/word/2006/wordml" xmlns:wp14="http://schemas.microsoft.com/office/word/2010/wordprocessingDrawing" xmlns:wp="http://schemas.openxmlformats.org/drawingml/2006/wordprocessingDrawing" xmlns:wpc="http://schemas.microsoft.com/office/word/2010/wordprocessingCanvas" xmlns:wpg="http://schemas.microsoft.com/office/word/2010/wordprocessingGroup" xmlns:wpi="http://schemas.microsoft.com/office/word/2010/wordprocessingInk" xmlns:wps="http://schemas.microsoft.com/office/word/2010/wordprocessingShape" mc:Ignorable="w14 wp14">
   <w:p>
     <w:pPr>
       <w:pStyle w:val="Footer"/>
@@ -3021,12 +3335,14 @@
     </w:pPr>
     <w:r>
       <w:rPr>
+        <w:rFonts w:eastAsia="黑体"/>
         <w:sz w:val="18"/>
       </w:rPr>
       <w:t xml:space="preserve">第 </w:t>
     </w:r>
     <w:r>
       <w:rPr>
+        <w:rFonts w:eastAsia="黑体"/>
         <w:sz w:val="18"/>
       </w:rPr>
       <w:fldChar w:fldCharType="begin"/>
@@ -3035,6 +3351,7 @@
     </w:r>
     <w:r>
       <w:rPr>
+        <w:rFonts w:eastAsia="黑体"/>
         <w:sz w:val="18"/>
       </w:rPr>
       <w:t xml:space="preserve"> 页</w:t>
@@ -3048,6 +3365,9 @@
   <w:footnote w:type="continuationSeparator" w:id="0">
     <w:p>
       <w:r>
+        <w:rPr>
+          <w:rFonts w:eastAsia="黑体"/>
+        </w:rPr>
         <w:continuationSeparator/>
       </w:r>
     </w:p>
@@ -3055,6 +3375,9 @@
   <w:footnote w:type="separator" w:id="-1">
     <w:p>
       <w:r>
+        <w:rPr>
+          <w:rFonts w:eastAsia="黑体"/>
+        </w:rPr>
         <w:separator/>
       </w:r>
     </w:p>
@@ -3063,7 +3386,7 @@
 </file>
 
 <file path=word/header1.xml><?xml version="1.0" encoding="utf-8"?>
-<w:hdr xmlns:m="http://schemas.openxmlformats.org/officeDocument/2006/math" xmlns:mc="http://schemas.openxmlformats.org/markup-compatibility/2006" xmlns:mo="http://schemas.microsoft.com/office/mac/office/2008/main" xmlns:mv="urn:schemas-microsoft-com:mac:vml" xmlns:o="urn:schemas-microsoft-com:office:office" xmlns:r="http://schemas.openxmlformats.org/officeDocument/2006/relationships" xmlns:v="urn:schemas-microsoft-com:vml" xmlns:w10="urn:schemas-microsoft-com:office:word" xmlns:w14="http://schemas.microsoft.com/office/word/2010/wordml" xmlns:w="http://schemas.openxmlformats.org/wordprocessingml/2006/main" xmlns:wne="http://schemas.microsoft.com/office/word/2006/wordml" xmlns:wp14="http://schemas.microsoft.com/office/word/2010/wordprocessingDrawing" xmlns:wp="http://schemas.openxmlformats.org/drawingml/2006/wordprocessingDrawing" xmlns:wpc="http://schemas.microsoft.com/office/word/2010/wordprocessingCanvas" xmlns:wpg="http://schemas.microsoft.com/office/word/2010/wordprocessingGroup" xmlns:wpi="http://schemas.microsoft.com/office/word/2010/wordprocessingInk" xmlns:wps="http://schemas.microsoft.com/office/word/2010/wordprocessingShape" mc:Ignorable="w14 wp14">
+<w:hdr xmlns:mc="http://schemas.openxmlformats.org/markup-compatibility/2006" xmlns:w="http://schemas.openxmlformats.org/wordprocessingml/2006/main" xmlns:m="http://schemas.openxmlformats.org/officeDocument/2006/math" xmlns:mo="http://schemas.microsoft.com/office/mac/office/2008/main" xmlns:mv="urn:schemas-microsoft-com:mac:vml" xmlns:o="urn:schemas-microsoft-com:office:office" xmlns:r="http://schemas.openxmlformats.org/officeDocument/2006/relationships" xmlns:v="urn:schemas-microsoft-com:vml" xmlns:w10="urn:schemas-microsoft-com:office:word" xmlns:w14="http://schemas.microsoft.com/office/word/2010/wordml" xmlns:wne="http://schemas.microsoft.com/office/word/2006/wordml" xmlns:wp14="http://schemas.microsoft.com/office/word/2010/wordprocessingDrawing" xmlns:wp="http://schemas.openxmlformats.org/drawingml/2006/wordprocessingDrawing" xmlns:wpc="http://schemas.microsoft.com/office/word/2010/wordprocessingCanvas" xmlns:wpg="http://schemas.microsoft.com/office/word/2010/wordprocessingGroup" xmlns:wpi="http://schemas.microsoft.com/office/word/2010/wordprocessingInk" xmlns:wps="http://schemas.microsoft.com/office/word/2010/wordprocessingShape" mc:Ignorable="w14 wp14">
   <w:p>
     <w:pPr>
       <w:pStyle w:val="Header"/>
@@ -3071,7 +3394,7 @@
     </w:pPr>
     <w:r>
       <w:rPr>
-        <w:rFonts w:ascii="Times New Roman" w:hAnsi="Times New Roman"/>
+        <w:rFonts w:ascii="Times New Roman" w:hAnsi="Times New Roman" w:eastAsia="黑体"/>
         <w:sz w:val="18"/>
         <w:rFonts w:eastAsia="黑体"/>
         <w:rFonts w:eastAsia="黑体"/>
@@ -3083,7 +3406,7 @@
 </file>
 
 <file path=word/numbering.xml><?xml version="1.0" encoding="utf-8"?>
-<w:numbering xmlns:m="http://schemas.openxmlformats.org/officeDocument/2006/math" xmlns:mc="http://schemas.openxmlformats.org/markup-compatibility/2006" xmlns:mo="http://schemas.microsoft.com/office/mac/office/2008/main" xmlns:mv="urn:schemas-microsoft-com:mac:vml" xmlns:o="urn:schemas-microsoft-com:office:office" xmlns:r="http://schemas.openxmlformats.org/officeDocument/2006/relationships" xmlns:v="urn:schemas-microsoft-com:vml" xmlns:w="http://schemas.openxmlformats.org/wordprocessingml/2006/main" xmlns:w10="urn:schemas-microsoft-com:office:word" xmlns:w14="http://schemas.microsoft.com/office/word/2010/wordml" xmlns:wne="http://schemas.microsoft.com/office/word/2006/wordml" xmlns:wp="http://schemas.openxmlformats.org/drawingml/2006/wordprocessingDrawing" xmlns:wp14="http://schemas.microsoft.com/office/word/2010/wordprocessingDrawing" xmlns:wpc="http://schemas.microsoft.com/office/word/2010/wordprocessingCanvas" xmlns:wpg="http://schemas.microsoft.com/office/word/2010/wordprocessingGroup" xmlns:wpi="http://schemas.microsoft.com/office/word/2010/wordprocessingInk" xmlns:wps="http://schemas.microsoft.com/office/word/2010/wordprocessingShape" mc:Ignorable="w14 wp14">
+<w:numbering xmlns:mc="http://schemas.openxmlformats.org/markup-compatibility/2006" xmlns:w="http://schemas.openxmlformats.org/wordprocessingml/2006/main" xmlns:m="http://schemas.openxmlformats.org/officeDocument/2006/math" xmlns:mo="http://schemas.microsoft.com/office/mac/office/2008/main" xmlns:mv="urn:schemas-microsoft-com:mac:vml" xmlns:o="urn:schemas-microsoft-com:office:office" xmlns:r="http://schemas.openxmlformats.org/officeDocument/2006/relationships" xmlns:v="urn:schemas-microsoft-com:vml" xmlns:w10="urn:schemas-microsoft-com:office:word" xmlns:w14="http://schemas.microsoft.com/office/word/2010/wordml" xmlns:wne="http://schemas.microsoft.com/office/word/2006/wordml" xmlns:wp="http://schemas.openxmlformats.org/drawingml/2006/wordprocessingDrawing" xmlns:wp14="http://schemas.microsoft.com/office/word/2010/wordprocessingDrawing" xmlns:wpc="http://schemas.microsoft.com/office/word/2010/wordprocessingCanvas" xmlns:wpg="http://schemas.microsoft.com/office/word/2010/wordprocessingGroup" xmlns:wpi="http://schemas.microsoft.com/office/word/2010/wordprocessingInk" xmlns:wps="http://schemas.microsoft.com/office/word/2010/wordprocessingShape" mc:Ignorable="w14 wp14">
   <w:abstractNum w:abstractNumId="0">
     <w:nsid w:val="FFFFFF7C"/>
     <w:multiLevelType w:val="singleLevel"/>
@@ -3170,7 +3493,7 @@
         <w:ind w:hanging="360" w:left="1440"/>
       </w:pPr>
       <w:rPr>
-        <w:rFonts w:ascii="Symbol" w:hAnsi="Symbol" w:hint="default"/>
+        <w:rFonts w:ascii="Symbol" w:hAnsi="Symbol" w:hint="default" w:eastAsia="黑体"/>
       </w:rPr>
     </w:lvl>
   </w:abstractNum>
@@ -3191,7 +3514,7 @@
         <w:ind w:hanging="360" w:left="1080"/>
       </w:pPr>
       <w:rPr>
-        <w:rFonts w:ascii="Symbol" w:hAnsi="Symbol" w:hint="default"/>
+        <w:rFonts w:ascii="Symbol" w:hAnsi="Symbol" w:hint="default" w:eastAsia="黑体"/>
       </w:rPr>
     </w:lvl>
   </w:abstractNum>
@@ -3212,7 +3535,7 @@
         <w:ind w:hanging="360" w:left="720"/>
       </w:pPr>
       <w:rPr>
-        <w:rFonts w:ascii="Symbol" w:hAnsi="Symbol" w:hint="default"/>
+        <w:rFonts w:ascii="Symbol" w:hAnsi="Symbol" w:hint="default" w:eastAsia="黑体"/>
       </w:rPr>
     </w:lvl>
   </w:abstractNum>
@@ -3251,7 +3574,7 @@
         <w:ind w:hanging="360" w:left="360"/>
       </w:pPr>
       <w:rPr>
-        <w:rFonts w:ascii="Symbol" w:hAnsi="Symbol" w:hint="default"/>
+        <w:rFonts w:ascii="Symbol" w:hAnsi="Symbol" w:hint="default" w:eastAsia="黑体"/>
       </w:rPr>
     </w:lvl>
   </w:abstractNum>
@@ -3342,7 +3665,7 @@
         <w:ind w:left="720" w:hanging="360"/>
       </w:pPr>
       <w:rPr>
-        <w:rFonts w:ascii="Symbol" w:hAnsi="Symbol" w:cs="Symbol" w:hint="default"/>
+        <w:rFonts w:ascii="Symbol" w:hAnsi="Symbol" w:cs="Symbol" w:hint="default" w:eastAsia="黑体"/>
       </w:rPr>
     </w:lvl>
     <w:lvl w:ilvl="1">
@@ -3353,7 +3676,7 @@
         <w:ind w:left="1440" w:hanging="360"/>
       </w:pPr>
       <w:rPr>
-        <w:rFonts w:ascii="Courier New" w:hAnsi="Courier New" w:cs="Courier New" w:hint="default"/>
+        <w:rFonts w:ascii="Courier New" w:hAnsi="Courier New" w:cs="Courier New" w:hint="default" w:eastAsia="黑体"/>
       </w:rPr>
     </w:lvl>
     <w:lvl w:ilvl="2">
@@ -3364,7 +3687,7 @@
         <w:ind w:left="2160" w:hanging="360"/>
       </w:pPr>
       <w:rPr>
-        <w:rFonts w:ascii="Wingdings" w:hAnsi="Wingdings" w:cs="Wingdings" w:hint="default"/>
+        <w:rFonts w:ascii="Wingdings" w:hAnsi="Wingdings" w:cs="Wingdings" w:hint="default" w:eastAsia="黑体"/>
       </w:rPr>
     </w:lvl>
     <w:lvl w:ilvl="3">
@@ -3375,7 +3698,7 @@
         <w:ind w:left="2880" w:hanging="360"/>
       </w:pPr>
       <w:rPr>
-        <w:rFonts w:ascii="Symbol" w:hAnsi="Symbol" w:cs="Symbol" w:hint="default"/>
+        <w:rFonts w:ascii="Symbol" w:hAnsi="Symbol" w:cs="Symbol" w:hint="default" w:eastAsia="黑体"/>
       </w:rPr>
     </w:lvl>
     <w:lvl w:ilvl="4">
@@ -3386,7 +3709,7 @@
         <w:ind w:left="3600" w:hanging="360"/>
       </w:pPr>
       <w:rPr>
-        <w:rFonts w:ascii="Courier New" w:hAnsi="Courier New" w:cs="Courier New" w:hint="default"/>
+        <w:rFonts w:ascii="Courier New" w:hAnsi="Courier New" w:cs="Courier New" w:hint="default" w:eastAsia="黑体"/>
       </w:rPr>
     </w:lvl>
     <w:lvl w:ilvl="5">
@@ -3397,7 +3720,7 @@
         <w:ind w:left="4320" w:hanging="360"/>
       </w:pPr>
       <w:rPr>
-        <w:rFonts w:ascii="Wingdings" w:hAnsi="Wingdings" w:cs="Wingdings" w:hint="default"/>
+        <w:rFonts w:ascii="Wingdings" w:hAnsi="Wingdings" w:cs="Wingdings" w:hint="default" w:eastAsia="黑体"/>
       </w:rPr>
     </w:lvl>
     <w:lvl w:ilvl="6">
@@ -3408,7 +3731,7 @@
         <w:ind w:left="5040" w:hanging="360"/>
       </w:pPr>
       <w:rPr>
-        <w:rFonts w:ascii="Symbol" w:hAnsi="Symbol" w:cs="Symbol" w:hint="default"/>
+        <w:rFonts w:ascii="Symbol" w:hAnsi="Symbol" w:cs="Symbol" w:hint="default" w:eastAsia="黑体"/>
       </w:rPr>
     </w:lvl>
     <w:lvl w:ilvl="7">
@@ -3419,7 +3742,7 @@
         <w:ind w:left="5760" w:hanging="360"/>
       </w:pPr>
       <w:rPr>
-        <w:rFonts w:ascii="Courier New" w:hAnsi="Courier New" w:cs="Courier New" w:hint="default"/>
+        <w:rFonts w:ascii="Courier New" w:hAnsi="Courier New" w:cs="Courier New" w:hint="default" w:eastAsia="黑体"/>
       </w:rPr>
     </w:lvl>
     <w:lvl w:ilvl="8">
@@ -3430,7 +3753,7 @@
         <w:ind w:left="6480" w:hanging="360"/>
       </w:pPr>
       <w:rPr>
-        <w:rFonts w:ascii="Wingdings" w:hAnsi="Wingdings" w:cs="Wingdings" w:hint="default"/>
+        <w:rFonts w:ascii="Wingdings" w:hAnsi="Wingdings" w:cs="Wingdings" w:hint="default" w:eastAsia="黑体"/>
       </w:rPr>
     </w:lvl>
   </w:abstractNum>
@@ -3486,11 +3809,11 @@
 </file>
 
 <file path=word/styles.xml><?xml version="1.0" encoding="utf-8"?>
-<w:styles xmlns:mc="http://schemas.openxmlformats.org/markup-compatibility/2006" xmlns:r="http://schemas.openxmlformats.org/officeDocument/2006/relationships" xmlns:w="http://schemas.openxmlformats.org/wordprocessingml/2006/main" xmlns:w14="http://schemas.microsoft.com/office/word/2010/wordml" mc:Ignorable="w14">
+<w:styles xmlns:mc="http://schemas.openxmlformats.org/markup-compatibility/2006" xmlns:w="http://schemas.openxmlformats.org/wordprocessingml/2006/main" xmlns:r="http://schemas.openxmlformats.org/officeDocument/2006/relationships" xmlns:w14="http://schemas.microsoft.com/office/word/2010/wordml" mc:Ignorable="w14">
   <w:docDefaults>
     <w:rPrDefault>
       <w:rPr>
-        <w:rFonts w:asciiTheme="minorHAnsi" w:cstheme="minorBidi" w:eastAsiaTheme="minorEastAsia" w:hAnsiTheme="minorHAnsi"/>
+        <w:rFonts w:asciiTheme="minorHAnsi" w:cstheme="minorBidi" w:hAnsiTheme="minorHAnsi" w:eastAsia="黑体"/>
         <w:sz w:val="22"/>
         <w:szCs w:val="22"/>
         <w:lang w:bidi="ar-SA" w:eastAsia="en-US" w:val="en-US"/>
@@ -3712,7 +4035,7 @@
       <w:outlineLvl w:val="0"/>
     </w:pPr>
     <w:rPr>
-      <w:rFonts w:ascii="Times New Roman" w:asciiTheme="majorHAnsi" w:cstheme="majorBidi" w:eastAsia="黑体" w:eastAsiaTheme="majorEastAsia" w:hAnsi="Times New Roman" w:hAnsiTheme="majorHAnsi"/>
+      <w:rFonts w:ascii="Times New Roman" w:asciiTheme="majorHAnsi" w:cstheme="majorBidi" w:eastAsia="黑体" w:hAnsi="Times New Roman" w:hAnsiTheme="majorHAnsi"/>
       <w:b/>
       <w:bCs/>
       <w:color w:val="1F3864"/>
@@ -3736,7 +4059,7 @@
       <w:outlineLvl w:val="1"/>
     </w:pPr>
     <w:rPr>
-      <w:rFonts w:ascii="Times New Roman" w:asciiTheme="majorHAnsi" w:cstheme="majorBidi" w:eastAsia="黑体" w:eastAsiaTheme="majorEastAsia" w:hAnsi="Times New Roman" w:hAnsiTheme="majorHAnsi"/>
+      <w:rFonts w:ascii="Times New Roman" w:asciiTheme="majorHAnsi" w:cstheme="majorBidi" w:eastAsia="黑体" w:hAnsi="Times New Roman" w:hAnsiTheme="majorHAnsi"/>
       <w:b/>
       <w:bCs/>
       <w:color w:val="2E4E7E"/>
@@ -3760,7 +4083,7 @@
       <w:outlineLvl w:val="2"/>
     </w:pPr>
     <w:rPr>
-      <w:rFonts w:ascii="Times New Roman" w:asciiTheme="majorHAnsi" w:cstheme="majorBidi" w:eastAsia="黑体" w:eastAsiaTheme="majorEastAsia" w:hAnsi="Times New Roman" w:hAnsiTheme="majorHAnsi"/>
+      <w:rFonts w:ascii="Times New Roman" w:asciiTheme="majorHAnsi" w:cstheme="majorBidi" w:eastAsia="黑体" w:hAnsi="Times New Roman" w:hAnsiTheme="majorHAnsi"/>
       <w:b/>
       <w:bCs/>
       <w:color w:val="2E4E7E"/>
@@ -3784,7 +4107,7 @@
       <w:outlineLvl w:val="3"/>
     </w:pPr>
     <w:rPr>
-      <w:rFonts w:ascii="Times New Roman" w:asciiTheme="majorHAnsi" w:cstheme="majorBidi" w:eastAsia="黑体" w:eastAsiaTheme="majorEastAsia" w:hAnsi="Times New Roman" w:hAnsiTheme="majorHAnsi"/>
+      <w:rFonts w:ascii="Times New Roman" w:asciiTheme="majorHAnsi" w:cstheme="majorBidi" w:eastAsia="黑体" w:hAnsi="Times New Roman" w:hAnsiTheme="majorHAnsi"/>
       <w:b/>
       <w:bCs/>
       <w:i/>
@@ -3810,7 +4133,7 @@
       <w:outlineLvl w:val="4"/>
     </w:pPr>
     <w:rPr>
-      <w:rFonts w:ascii="Times New Roman" w:asciiTheme="majorHAnsi" w:cstheme="majorBidi" w:eastAsia="黑体" w:eastAsiaTheme="majorEastAsia" w:hAnsi="Times New Roman" w:hAnsiTheme="majorHAnsi"/>
+      <w:rFonts w:ascii="Times New Roman" w:asciiTheme="majorHAnsi" w:cstheme="majorBidi" w:eastAsia="黑体" w:hAnsi="Times New Roman" w:hAnsiTheme="majorHAnsi"/>
       <w:b/>
       <w:color w:val="333333"/>
       <w:sz w:val="22"/>
@@ -3833,7 +4156,7 @@
       <w:outlineLvl w:val="5"/>
     </w:pPr>
     <w:rPr>
-      <w:rFonts w:asciiTheme="majorHAnsi" w:cstheme="majorBidi" w:eastAsiaTheme="majorEastAsia" w:hAnsiTheme="majorHAnsi"/>
+      <w:rFonts w:asciiTheme="majorHAnsi" w:cstheme="majorBidi" w:hAnsiTheme="majorHAnsi" w:eastAsia="黑体"/>
       <w:i/>
       <w:iCs/>
       <w:color w:themeColor="accent1" w:themeShade="7F" w:val="243F60"/>
@@ -3856,7 +4179,7 @@
       <w:outlineLvl w:val="6"/>
     </w:pPr>
     <w:rPr>
-      <w:rFonts w:asciiTheme="majorHAnsi" w:cstheme="majorBidi" w:eastAsiaTheme="majorEastAsia" w:hAnsiTheme="majorHAnsi"/>
+      <w:rFonts w:asciiTheme="majorHAnsi" w:cstheme="majorBidi" w:hAnsiTheme="majorHAnsi" w:eastAsia="黑体"/>
       <w:i/>
       <w:iCs/>
       <w:color w:themeColor="text1" w:themeTint="BF" w:val="404040"/>
@@ -3879,7 +4202,7 @@
       <w:outlineLvl w:val="7"/>
     </w:pPr>
     <w:rPr>
-      <w:rFonts w:asciiTheme="majorHAnsi" w:cstheme="majorBidi" w:eastAsiaTheme="majorEastAsia" w:hAnsiTheme="majorHAnsi"/>
+      <w:rFonts w:asciiTheme="majorHAnsi" w:cstheme="majorBidi" w:hAnsiTheme="majorHAnsi" w:eastAsia="黑体"/>
       <w:color w:themeColor="accent1" w:val="4F81BD"/>
       <w:sz w:val="20"/>
       <w:szCs w:val="20"/>
@@ -3902,7 +4225,7 @@
       <w:outlineLvl w:val="8"/>
     </w:pPr>
     <w:rPr>
-      <w:rFonts w:asciiTheme="majorHAnsi" w:cstheme="majorBidi" w:eastAsiaTheme="majorEastAsia" w:hAnsiTheme="majorHAnsi"/>
+      <w:rFonts w:asciiTheme="majorHAnsi" w:cstheme="majorBidi" w:hAnsiTheme="majorHAnsi" w:eastAsia="黑体"/>
       <w:i/>
       <w:iCs/>
       <w:color w:themeColor="text1" w:themeTint="BF" w:val="404040"/>
@@ -3953,7 +4276,7 @@
     <w:uiPriority w:val="9"/>
     <w:rsid w:val="00FC693F"/>
     <w:rPr>
-      <w:rFonts w:asciiTheme="majorHAnsi" w:cstheme="majorBidi" w:eastAsiaTheme="majorEastAsia" w:hAnsiTheme="majorHAnsi"/>
+      <w:rFonts w:asciiTheme="majorHAnsi" w:cstheme="majorBidi" w:hAnsiTheme="majorHAnsi" w:eastAsia="黑体"/>
       <w:b/>
       <w:bCs/>
       <w:color w:themeColor="accent1" w:themeShade="BF" w:val="365F91"/>
@@ -3968,7 +4291,7 @@
     <w:uiPriority w:val="9"/>
     <w:rsid w:val="00FC693F"/>
     <w:rPr>
-      <w:rFonts w:asciiTheme="majorHAnsi" w:cstheme="majorBidi" w:eastAsiaTheme="majorEastAsia" w:hAnsiTheme="majorHAnsi"/>
+      <w:rFonts w:asciiTheme="majorHAnsi" w:cstheme="majorBidi" w:hAnsiTheme="majorHAnsi" w:eastAsia="黑体"/>
       <w:b/>
       <w:bCs/>
       <w:color w:themeColor="accent1" w:val="4F81BD"/>
@@ -3983,7 +4306,7 @@
     <w:uiPriority w:val="9"/>
     <w:rsid w:val="00FC693F"/>
     <w:rPr>
-      <w:rFonts w:asciiTheme="majorHAnsi" w:cstheme="majorBidi" w:eastAsiaTheme="majorEastAsia" w:hAnsiTheme="majorHAnsi"/>
+      <w:rFonts w:asciiTheme="majorHAnsi" w:cstheme="majorBidi" w:hAnsiTheme="majorHAnsi" w:eastAsia="黑体"/>
       <w:b/>
       <w:bCs/>
       <w:color w:themeColor="accent1" w:val="4F81BD"/>
@@ -4006,7 +4329,7 @@
       <w:contextualSpacing/>
     </w:pPr>
     <w:rPr>
-      <w:rFonts w:ascii="Times New Roman" w:asciiTheme="majorHAnsi" w:cstheme="majorBidi" w:eastAsia="黑体" w:eastAsiaTheme="majorEastAsia" w:hAnsi="Times New Roman" w:hAnsiTheme="majorHAnsi"/>
+      <w:rFonts w:ascii="Times New Roman" w:asciiTheme="majorHAnsi" w:cstheme="majorBidi" w:eastAsia="黑体" w:hAnsi="Times New Roman" w:hAnsiTheme="majorHAnsi"/>
       <w:b/>
       <w:color w:val="1F3864"/>
       <w:spacing w:val="5"/>
@@ -4022,7 +4345,7 @@
     <w:uiPriority w:val="10"/>
     <w:rsid w:val="00FC693F"/>
     <w:rPr>
-      <w:rFonts w:asciiTheme="majorHAnsi" w:cstheme="majorBidi" w:eastAsiaTheme="majorEastAsia" w:hAnsiTheme="majorHAnsi"/>
+      <w:rFonts w:asciiTheme="majorHAnsi" w:cstheme="majorBidi" w:hAnsiTheme="majorHAnsi" w:eastAsia="黑体"/>
       <w:color w:themeColor="text2" w:themeShade="BF" w:val="17365D"/>
       <w:spacing w:val="5"/>
       <w:kern w:val="28"/>
@@ -4044,7 +4367,7 @@
       </w:numPr>
     </w:pPr>
     <w:rPr>
-      <w:rFonts w:asciiTheme="majorHAnsi" w:cstheme="majorBidi" w:eastAsiaTheme="majorEastAsia" w:hAnsiTheme="majorHAnsi"/>
+      <w:rFonts w:asciiTheme="majorHAnsi" w:cstheme="majorBidi" w:hAnsiTheme="majorHAnsi" w:eastAsia="黑体"/>
       <w:i/>
       <w:iCs/>
       <w:color w:themeColor="accent1" w:val="4F81BD"/>
@@ -4060,7 +4383,7 @@
     <w:uiPriority w:val="11"/>
     <w:rsid w:val="00FC693F"/>
     <w:rPr>
-      <w:rFonts w:asciiTheme="majorHAnsi" w:cstheme="majorBidi" w:eastAsiaTheme="majorEastAsia" w:hAnsiTheme="majorHAnsi"/>
+      <w:rFonts w:asciiTheme="majorHAnsi" w:cstheme="majorBidi" w:hAnsiTheme="majorHAnsi" w:eastAsia="黑体"/>
       <w:i/>
       <w:iCs/>
       <w:color w:themeColor="accent1" w:val="4F81BD"/>
@@ -4127,6 +4450,7 @@
       <w:spacing w:after="120"/>
     </w:pPr>
     <w:rPr>
+      <w:rFonts w:eastAsia="黑体"/>
       <w:sz w:val="16"/>
       <w:szCs w:val="16"/>
     </w:rPr>
@@ -4138,6 +4462,7 @@
     <w:uiPriority w:val="99"/>
     <w:rsid w:val="00AA1D8D"/>
     <w:rPr>
+      <w:rFonts w:eastAsia="黑体"/>
       <w:sz w:val="16"/>
       <w:szCs w:val="16"/>
     </w:rPr>
@@ -4307,7 +4632,7 @@
       </w:tabs>
     </w:pPr>
     <w:rPr>
-      <w:rFonts w:ascii="Courier" w:hAnsi="Courier"/>
+      <w:rFonts w:ascii="Courier" w:hAnsi="Courier" w:eastAsia="黑体"/>
       <w:sz w:val="20"/>
       <w:szCs w:val="20"/>
     </w:rPr>
@@ -4319,7 +4644,7 @@
     <w:uiPriority w:val="99"/>
     <w:rsid w:val="0029639D"/>
     <w:rPr>
-      <w:rFonts w:ascii="Courier" w:hAnsi="Courier"/>
+      <w:rFonts w:ascii="Courier" w:hAnsi="Courier" w:eastAsia="黑体"/>
       <w:sz w:val="20"/>
       <w:szCs w:val="20"/>
     </w:rPr>
@@ -4355,6 +4680,7 @@
     <w:uiPriority w:val="29"/>
     <w:rsid w:val="00FC693F"/>
     <w:rPr>
+      <w:rFonts w:eastAsia="黑体"/>
       <w:i/>
       <w:iCs/>
       <w:color w:themeColor="text1" w:val="000000"/>
@@ -4368,7 +4694,7 @@
     <w:semiHidden/>
     <w:rsid w:val="00FC693F"/>
     <w:rPr>
-      <w:rFonts w:asciiTheme="majorHAnsi" w:cstheme="majorBidi" w:eastAsiaTheme="majorEastAsia" w:hAnsiTheme="majorHAnsi"/>
+      <w:rFonts w:asciiTheme="majorHAnsi" w:cstheme="majorBidi" w:hAnsiTheme="majorHAnsi" w:eastAsia="黑体"/>
       <w:b/>
       <w:bCs/>
       <w:i/>
@@ -4384,7 +4710,7 @@
     <w:semiHidden/>
     <w:rsid w:val="00FC693F"/>
     <w:rPr>
-      <w:rFonts w:asciiTheme="majorHAnsi" w:cstheme="majorBidi" w:eastAsiaTheme="majorEastAsia" w:hAnsiTheme="majorHAnsi"/>
+      <w:rFonts w:asciiTheme="majorHAnsi" w:cstheme="majorBidi" w:hAnsiTheme="majorHAnsi" w:eastAsia="黑体"/>
       <w:color w:themeColor="accent1" w:themeShade="7F" w:val="243F60"/>
     </w:rPr>
   </w:style>
@@ -4396,7 +4722,7 @@
     <w:semiHidden/>
     <w:rsid w:val="00FC693F"/>
     <w:rPr>
-      <w:rFonts w:asciiTheme="majorHAnsi" w:cstheme="majorBidi" w:eastAsiaTheme="majorEastAsia" w:hAnsiTheme="majorHAnsi"/>
+      <w:rFonts w:asciiTheme="majorHAnsi" w:cstheme="majorBidi" w:hAnsiTheme="majorHAnsi" w:eastAsia="黑体"/>
       <w:i/>
       <w:iCs/>
       <w:color w:themeColor="accent1" w:themeShade="7F" w:val="243F60"/>
@@ -4410,7 +4736,7 @@
     <w:semiHidden/>
     <w:rsid w:val="00FC693F"/>
     <w:rPr>
-      <w:rFonts w:asciiTheme="majorHAnsi" w:cstheme="majorBidi" w:eastAsiaTheme="majorEastAsia" w:hAnsiTheme="majorHAnsi"/>
+      <w:rFonts w:asciiTheme="majorHAnsi" w:cstheme="majorBidi" w:hAnsiTheme="majorHAnsi" w:eastAsia="黑体"/>
       <w:i/>
       <w:iCs/>
       <w:color w:themeColor="text1" w:themeTint="BF" w:val="404040"/>
@@ -4424,7 +4750,7 @@
     <w:semiHidden/>
     <w:rsid w:val="00FC693F"/>
     <w:rPr>
-      <w:rFonts w:asciiTheme="majorHAnsi" w:cstheme="majorBidi" w:eastAsiaTheme="majorEastAsia" w:hAnsiTheme="majorHAnsi"/>
+      <w:rFonts w:asciiTheme="majorHAnsi" w:cstheme="majorBidi" w:hAnsiTheme="majorHAnsi" w:eastAsia="黑体"/>
       <w:color w:themeColor="accent1" w:val="4F81BD"/>
       <w:sz w:val="20"/>
       <w:szCs w:val="20"/>
@@ -4438,7 +4764,7 @@
     <w:semiHidden/>
     <w:rsid w:val="00FC693F"/>
     <w:rPr>
-      <w:rFonts w:asciiTheme="majorHAnsi" w:cstheme="majorBidi" w:eastAsiaTheme="majorEastAsia" w:hAnsiTheme="majorHAnsi"/>
+      <w:rFonts w:asciiTheme="majorHAnsi" w:cstheme="majorBidi" w:hAnsiTheme="majorHAnsi" w:eastAsia="黑体"/>
       <w:i/>
       <w:iCs/>
       <w:color w:themeColor="text1" w:themeTint="BF" w:val="404040"/>
@@ -4459,6 +4785,7 @@
       <w:spacing w:line="240" w:lineRule="auto"/>
     </w:pPr>
     <w:rPr>
+      <w:rFonts w:eastAsia="黑体"/>
       <w:b/>
       <w:bCs/>
       <w:color w:themeColor="accent1" w:val="4F81BD"/>
@@ -4473,6 +4800,7 @@
     <w:qFormat/>
     <w:rsid w:val="00FC693F"/>
     <w:rPr>
+      <w:rFonts w:eastAsia="黑体"/>
       <w:b/>
       <w:bCs/>
     </w:rPr>
@@ -4484,6 +4812,7 @@
     <w:qFormat/>
     <w:rsid w:val="00FC693F"/>
     <w:rPr>
+      <w:rFonts w:eastAsia="黑体"/>
       <w:i/>
       <w:iCs/>
     </w:rPr>
@@ -4504,6 +4833,7 @@
       <w:ind w:left="936" w:right="936"/>
     </w:pPr>
     <w:rPr>
+      <w:rFonts w:eastAsia="黑体"/>
       <w:b/>
       <w:bCs/>
       <w:i/>
@@ -4518,6 +4848,7 @@
     <w:uiPriority w:val="30"/>
     <w:rsid w:val="00FC693F"/>
     <w:rPr>
+      <w:rFonts w:eastAsia="黑体"/>
       <w:b/>
       <w:bCs/>
       <w:i/>
@@ -4532,6 +4863,7 @@
     <w:qFormat/>
     <w:rsid w:val="00FC693F"/>
     <w:rPr>
+      <w:rFonts w:eastAsia="黑体"/>
       <w:i/>
       <w:iCs/>
       <w:color w:themeColor="text1" w:themeTint="7F" w:val="808080"/>
@@ -4544,6 +4876,7 @@
     <w:qFormat/>
     <w:rsid w:val="00FC693F"/>
     <w:rPr>
+      <w:rFonts w:eastAsia="黑体"/>
       <w:b/>
       <w:bCs/>
       <w:i/>
@@ -4558,6 +4891,7 @@
     <w:qFormat/>
     <w:rsid w:val="00FC693F"/>
     <w:rPr>
+      <w:rFonts w:eastAsia="黑体"/>
       <w:smallCaps/>
       <w:color w:themeColor="accent2" w:val="C0504D"/>
       <w:u w:val="single"/>
@@ -4570,6 +4904,7 @@
     <w:qFormat/>
     <w:rsid w:val="00FC693F"/>
     <w:rPr>
+      <w:rFonts w:eastAsia="黑体"/>
       <w:b/>
       <w:bCs/>
       <w:smallCaps/>
@@ -4585,6 +4920,7 @@
     <w:qFormat/>
     <w:rsid w:val="00FC693F"/>
     <w:rPr>
+      <w:rFonts w:eastAsia="黑体"/>
       <w:b/>
       <w:bCs/>
       <w:smallCaps/>
@@ -4639,6 +4975,7 @@
       <w:spacing w:after="0" w:line="240" w:lineRule="auto"/>
     </w:pPr>
     <w:rPr>
+      <w:rFonts w:eastAsia="黑体"/>
       <w:color w:themeColor="text1" w:themeShade="BF" w:val="000000"/>
     </w:rPr>
     <w:tblPr>
@@ -4661,6 +4998,7 @@
         <w:spacing w:after="0" w:before="0" w:line="240" w:lineRule="auto"/>
       </w:pPr>
       <w:rPr>
+        <w:rFonts w:eastAsia="黑体"/>
         <w:b/>
         <w:bCs/>
       </w:rPr>
@@ -4681,6 +5019,7 @@
         <w:spacing w:after="0" w:before="0" w:line="240" w:lineRule="auto"/>
       </w:pPr>
       <w:rPr>
+        <w:rFonts w:eastAsia="黑体"/>
         <w:b/>
         <w:bCs/>
       </w:rPr>
@@ -4698,12 +5037,14 @@
     </w:tblStylePr>
     <w:tblStylePr w:type="firstCol">
       <w:rPr>
+        <w:rFonts w:eastAsia="黑体"/>
         <w:b/>
         <w:bCs/>
       </w:rPr>
     </w:tblStylePr>
     <w:tblStylePr w:type="lastCol">
       <w:rPr>
+        <w:rFonts w:eastAsia="黑体"/>
         <w:b/>
         <w:bCs/>
       </w:rPr>
@@ -4742,6 +5083,7 @@
       <w:spacing w:after="0" w:line="240" w:lineRule="auto"/>
     </w:pPr>
     <w:rPr>
+      <w:rFonts w:eastAsia="黑体"/>
       <w:color w:themeColor="accent1" w:themeShade="BF" w:val="365F91"/>
     </w:rPr>
     <w:tblPr>
@@ -4764,6 +5106,7 @@
         <w:spacing w:after="0" w:before="0" w:line="240" w:lineRule="auto"/>
       </w:pPr>
       <w:rPr>
+        <w:rFonts w:eastAsia="黑体"/>
         <w:b/>
         <w:bCs/>
       </w:rPr>
@@ -4784,6 +5127,7 @@
         <w:spacing w:after="0" w:before="0" w:line="240" w:lineRule="auto"/>
       </w:pPr>
       <w:rPr>
+        <w:rFonts w:eastAsia="黑体"/>
         <w:b/>
         <w:bCs/>
       </w:rPr>
@@ -4801,12 +5145,14 @@
     </w:tblStylePr>
     <w:tblStylePr w:type="firstCol">
       <w:rPr>
+        <w:rFonts w:eastAsia="黑体"/>
         <w:b/>
         <w:bCs/>
       </w:rPr>
     </w:tblStylePr>
     <w:tblStylePr w:type="lastCol">
       <w:rPr>
+        <w:rFonts w:eastAsia="黑体"/>
         <w:b/>
         <w:bCs/>
       </w:rPr>
@@ -4845,6 +5191,7 @@
       <w:spacing w:after="0" w:line="240" w:lineRule="auto"/>
     </w:pPr>
     <w:rPr>
+      <w:rFonts w:eastAsia="黑体"/>
       <w:color w:themeColor="accent2" w:themeShade="BF" w:val="943634"/>
     </w:rPr>
     <w:tblPr>
@@ -4867,6 +5214,7 @@
         <w:spacing w:after="0" w:before="0" w:line="240" w:lineRule="auto"/>
       </w:pPr>
       <w:rPr>
+        <w:rFonts w:eastAsia="黑体"/>
         <w:b/>
         <w:bCs/>
       </w:rPr>
@@ -4887,6 +5235,7 @@
         <w:spacing w:after="0" w:before="0" w:line="240" w:lineRule="auto"/>
       </w:pPr>
       <w:rPr>
+        <w:rFonts w:eastAsia="黑体"/>
         <w:b/>
         <w:bCs/>
       </w:rPr>
@@ -4904,12 +5253,14 @@
     </w:tblStylePr>
     <w:tblStylePr w:type="firstCol">
       <w:rPr>
+        <w:rFonts w:eastAsia="黑体"/>
         <w:b/>
         <w:bCs/>
       </w:rPr>
     </w:tblStylePr>
     <w:tblStylePr w:type="lastCol">
       <w:rPr>
+        <w:rFonts w:eastAsia="黑体"/>
         <w:b/>
         <w:bCs/>
       </w:rPr>
@@ -4948,6 +5299,7 @@
       <w:spacing w:after="0" w:line="240" w:lineRule="auto"/>
     </w:pPr>
     <w:rPr>
+      <w:rFonts w:eastAsia="黑体"/>
       <w:color w:themeColor="accent3" w:themeShade="BF" w:val="76923C"/>
     </w:rPr>
     <w:tblPr>
@@ -4970,6 +5322,7 @@
         <w:spacing w:after="0" w:before="0" w:line="240" w:lineRule="auto"/>
       </w:pPr>
       <w:rPr>
+        <w:rFonts w:eastAsia="黑体"/>
         <w:b/>
         <w:bCs/>
       </w:rPr>
@@ -4990,6 +5343,7 @@
         <w:spacing w:after="0" w:before="0" w:line="240" w:lineRule="auto"/>
       </w:pPr>
       <w:rPr>
+        <w:rFonts w:eastAsia="黑体"/>
         <w:b/>
         <w:bCs/>
       </w:rPr>
@@ -5007,12 +5361,14 @@
     </w:tblStylePr>
     <w:tblStylePr w:type="firstCol">
       <w:rPr>
+        <w:rFonts w:eastAsia="黑体"/>
         <w:b/>
         <w:bCs/>
       </w:rPr>
     </w:tblStylePr>
     <w:tblStylePr w:type="lastCol">
       <w:rPr>
+        <w:rFonts w:eastAsia="黑体"/>
         <w:b/>
         <w:bCs/>
       </w:rPr>
@@ -5051,6 +5407,7 @@
       <w:spacing w:after="0" w:line="240" w:lineRule="auto"/>
     </w:pPr>
     <w:rPr>
+      <w:rFonts w:eastAsia="黑体"/>
       <w:color w:themeColor="accent4" w:themeShade="BF" w:val="5F497A"/>
     </w:rPr>
     <w:tblPr>
@@ -5073,6 +5430,7 @@
         <w:spacing w:after="0" w:before="0" w:line="240" w:lineRule="auto"/>
       </w:pPr>
       <w:rPr>
+        <w:rFonts w:eastAsia="黑体"/>
         <w:b/>
         <w:bCs/>
       </w:rPr>
@@ -5093,6 +5451,7 @@
         <w:spacing w:after="0" w:before="0" w:line="240" w:lineRule="auto"/>
       </w:pPr>
       <w:rPr>
+        <w:rFonts w:eastAsia="黑体"/>
         <w:b/>
         <w:bCs/>
       </w:rPr>
@@ -5110,12 +5469,14 @@
     </w:tblStylePr>
     <w:tblStylePr w:type="firstCol">
       <w:rPr>
+        <w:rFonts w:eastAsia="黑体"/>
         <w:b/>
         <w:bCs/>
       </w:rPr>
     </w:tblStylePr>
     <w:tblStylePr w:type="lastCol">
       <w:rPr>
+        <w:rFonts w:eastAsia="黑体"/>
         <w:b/>
         <w:bCs/>
       </w:rPr>
@@ -5154,6 +5515,7 @@
       <w:spacing w:after="0" w:line="240" w:lineRule="auto"/>
     </w:pPr>
     <w:rPr>
+      <w:rFonts w:eastAsia="黑体"/>
       <w:color w:themeColor="accent5" w:themeShade="BF" w:val="31849B"/>
     </w:rPr>
     <w:tblPr>
@@ -5176,6 +5538,7 @@
         <w:spacing w:after="0" w:before="0" w:line="240" w:lineRule="auto"/>
       </w:pPr>
       <w:rPr>
+        <w:rFonts w:eastAsia="黑体"/>
         <w:b/>
         <w:bCs/>
       </w:rPr>
@@ -5196,6 +5559,7 @@
         <w:spacing w:after="0" w:before="0" w:line="240" w:lineRule="auto"/>
       </w:pPr>
       <w:rPr>
+        <w:rFonts w:eastAsia="黑体"/>
         <w:b/>
         <w:bCs/>
       </w:rPr>
@@ -5213,12 +5577,14 @@
     </w:tblStylePr>
     <w:tblStylePr w:type="firstCol">
       <w:rPr>
+        <w:rFonts w:eastAsia="黑体"/>
         <w:b/>
         <w:bCs/>
       </w:rPr>
     </w:tblStylePr>
     <w:tblStylePr w:type="lastCol">
       <w:rPr>
+        <w:rFonts w:eastAsia="黑体"/>
         <w:b/>
         <w:bCs/>
       </w:rPr>
@@ -5257,6 +5623,7 @@
       <w:spacing w:after="0" w:line="240" w:lineRule="auto"/>
     </w:pPr>
     <w:rPr>
+      <w:rFonts w:eastAsia="黑体"/>
       <w:color w:themeColor="accent6" w:themeShade="BF" w:val="E36C0A"/>
     </w:rPr>
     <w:tblPr>
@@ -5279,6 +5646,7 @@
         <w:spacing w:after="0" w:before="0" w:line="240" w:lineRule="auto"/>
       </w:pPr>
       <w:rPr>
+        <w:rFonts w:eastAsia="黑体"/>
         <w:b/>
         <w:bCs/>
       </w:rPr>
@@ -5299,6 +5667,7 @@
         <w:spacing w:after="0" w:before="0" w:line="240" w:lineRule="auto"/>
       </w:pPr>
       <w:rPr>
+        <w:rFonts w:eastAsia="黑体"/>
         <w:b/>
         <w:bCs/>
       </w:rPr>
@@ -5316,12 +5685,14 @@
     </w:tblStylePr>
     <w:tblStylePr w:type="firstCol">
       <w:rPr>
+        <w:rFonts w:eastAsia="黑体"/>
         <w:b/>
         <w:bCs/>
       </w:rPr>
     </w:tblStylePr>
     <w:tblStylePr w:type="lastCol">
       <w:rPr>
+        <w:rFonts w:eastAsia="黑体"/>
         <w:b/>
         <w:bCs/>
       </w:rPr>
@@ -5381,6 +5752,7 @@
         <w:spacing w:after="0" w:before="0" w:line="240" w:lineRule="auto"/>
       </w:pPr>
       <w:rPr>
+        <w:rFonts w:eastAsia="黑体"/>
         <w:b/>
         <w:bCs/>
         <w:color w:themeColor="background1" w:val="FFFFFF"/>
@@ -5395,6 +5767,7 @@
         <w:spacing w:after="0" w:before="0" w:line="240" w:lineRule="auto"/>
       </w:pPr>
       <w:rPr>
+        <w:rFonts w:eastAsia="黑体"/>
         <w:b/>
         <w:bCs/>
       </w:rPr>
@@ -5410,12 +5783,14 @@
     </w:tblStylePr>
     <w:tblStylePr w:type="firstCol">
       <w:rPr>
+        <w:rFonts w:eastAsia="黑体"/>
         <w:b/>
         <w:bCs/>
       </w:rPr>
     </w:tblStylePr>
     <w:tblStylePr w:type="lastCol">
       <w:rPr>
+        <w:rFonts w:eastAsia="黑体"/>
         <w:b/>
         <w:bCs/>
       </w:rPr>
@@ -5473,6 +5848,7 @@
         <w:spacing w:after="0" w:before="0" w:line="240" w:lineRule="auto"/>
       </w:pPr>
       <w:rPr>
+        <w:rFonts w:eastAsia="黑体"/>
         <w:b/>
         <w:bCs/>
         <w:color w:themeColor="background1" w:val="FFFFFF"/>
@@ -5487,6 +5863,7 @@
         <w:spacing w:after="0" w:before="0" w:line="240" w:lineRule="auto"/>
       </w:pPr>
       <w:rPr>
+        <w:rFonts w:eastAsia="黑体"/>
         <w:b/>
         <w:bCs/>
       </w:rPr>
@@ -5502,12 +5879,14 @@
     </w:tblStylePr>
     <w:tblStylePr w:type="firstCol">
       <w:rPr>
+        <w:rFonts w:eastAsia="黑体"/>
         <w:b/>
         <w:bCs/>
       </w:rPr>
     </w:tblStylePr>
     <w:tblStylePr w:type="lastCol">
       <w:rPr>
+        <w:rFonts w:eastAsia="黑体"/>
         <w:b/>
         <w:bCs/>
       </w:rPr>
@@ -5565,6 +5944,7 @@
         <w:spacing w:after="0" w:before="0" w:line="240" w:lineRule="auto"/>
       </w:pPr>
       <w:rPr>
+        <w:rFonts w:eastAsia="黑体"/>
         <w:b/>
         <w:bCs/>
         <w:color w:themeColor="background1" w:val="FFFFFF"/>
@@ -5579,6 +5959,7 @@
         <w:spacing w:after="0" w:before="0" w:line="240" w:lineRule="auto"/>
       </w:pPr>
       <w:rPr>
+        <w:rFonts w:eastAsia="黑体"/>
         <w:b/>
         <w:bCs/>
       </w:rPr>
@@ -5594,12 +5975,14 @@
     </w:tblStylePr>
     <w:tblStylePr w:type="firstCol">
       <w:rPr>
+        <w:rFonts w:eastAsia="黑体"/>
         <w:b/>
         <w:bCs/>
       </w:rPr>
     </w:tblStylePr>
     <w:tblStylePr w:type="lastCol">
       <w:rPr>
+        <w:rFonts w:eastAsia="黑体"/>
         <w:b/>
         <w:bCs/>
       </w:rPr>
@@ -5657,6 +6040,7 @@
         <w:spacing w:after="0" w:before="0" w:line="240" w:lineRule="auto"/>
       </w:pPr>
       <w:rPr>
+        <w:rFonts w:eastAsia="黑体"/>
         <w:b/>
         <w:bCs/>
         <w:color w:themeColor="background1" w:val="FFFFFF"/>
@@ -5671,6 +6055,7 @@
         <w:spacing w:after="0" w:before="0" w:line="240" w:lineRule="auto"/>
       </w:pPr>
       <w:rPr>
+        <w:rFonts w:eastAsia="黑体"/>
         <w:b/>
         <w:bCs/>
       </w:rPr>
@@ -5686,12 +6071,14 @@
     </w:tblStylePr>
     <w:tblStylePr w:type="firstCol">
       <w:rPr>
+        <w:rFonts w:eastAsia="黑体"/>
         <w:b/>
         <w:bCs/>
       </w:rPr>
     </w:tblStylePr>
     <w:tblStylePr w:type="lastCol">
       <w:rPr>
+        <w:rFonts w:eastAsia="黑体"/>
         <w:b/>
         <w:bCs/>
       </w:rPr>
@@ -5749,6 +6136,7 @@
         <w:spacing w:after="0" w:before="0" w:line="240" w:lineRule="auto"/>
       </w:pPr>
       <w:rPr>
+        <w:rFonts w:eastAsia="黑体"/>
         <w:b/>
         <w:bCs/>
         <w:color w:themeColor="background1" w:val="FFFFFF"/>
@@ -5763,6 +6151,7 @@
         <w:spacing w:after="0" w:before="0" w:line="240" w:lineRule="auto"/>
       </w:pPr>
       <w:rPr>
+        <w:rFonts w:eastAsia="黑体"/>
         <w:b/>
         <w:bCs/>
       </w:rPr>
@@ -5778,12 +6167,14 @@
     </w:tblStylePr>
     <w:tblStylePr w:type="firstCol">
       <w:rPr>
+        <w:rFonts w:eastAsia="黑体"/>
         <w:b/>
         <w:bCs/>
       </w:rPr>
     </w:tblStylePr>
     <w:tblStylePr w:type="lastCol">
       <w:rPr>
+        <w:rFonts w:eastAsia="黑体"/>
         <w:b/>
         <w:bCs/>
       </w:rPr>
@@ -5841,6 +6232,7 @@
         <w:spacing w:after="0" w:before="0" w:line="240" w:lineRule="auto"/>
       </w:pPr>
       <w:rPr>
+        <w:rFonts w:eastAsia="黑体"/>
         <w:b/>
         <w:bCs/>
         <w:color w:themeColor="background1" w:val="FFFFFF"/>
@@ -5855,6 +6247,7 @@
         <w:spacing w:after="0" w:before="0" w:line="240" w:lineRule="auto"/>
       </w:pPr>
       <w:rPr>
+        <w:rFonts w:eastAsia="黑体"/>
         <w:b/>
         <w:bCs/>
       </w:rPr>
@@ -5870,12 +6263,14 @@
     </w:tblStylePr>
     <w:tblStylePr w:type="firstCol">
       <w:rPr>
+        <w:rFonts w:eastAsia="黑体"/>
         <w:b/>
         <w:bCs/>
       </w:rPr>
     </w:tblStylePr>
     <w:tblStylePr w:type="lastCol">
       <w:rPr>
+        <w:rFonts w:eastAsia="黑体"/>
         <w:b/>
         <w:bCs/>
       </w:rPr>
@@ -5933,6 +6328,7 @@
         <w:spacing w:after="0" w:before="0" w:line="240" w:lineRule="auto"/>
       </w:pPr>
       <w:rPr>
+        <w:rFonts w:eastAsia="黑体"/>
         <w:b/>
         <w:bCs/>
         <w:color w:themeColor="background1" w:val="FFFFFF"/>
@@ -5947,6 +6343,7 @@
         <w:spacing w:after="0" w:before="0" w:line="240" w:lineRule="auto"/>
       </w:pPr>
       <w:rPr>
+        <w:rFonts w:eastAsia="黑体"/>
         <w:b/>
         <w:bCs/>
       </w:rPr>
@@ -5962,12 +6359,14 @@
     </w:tblStylePr>
     <w:tblStylePr w:type="firstCol">
       <w:rPr>
+        <w:rFonts w:eastAsia="黑体"/>
         <w:b/>
         <w:bCs/>
       </w:rPr>
     </w:tblStylePr>
     <w:tblStylePr w:type="lastCol">
       <w:rPr>
+        <w:rFonts w:eastAsia="黑体"/>
         <w:b/>
         <w:bCs/>
       </w:rPr>
@@ -6027,7 +6426,7 @@
         <w:spacing w:after="0" w:before="0" w:line="240" w:lineRule="auto"/>
       </w:pPr>
       <w:rPr>
-        <w:rFonts w:asciiTheme="majorHAnsi" w:cstheme="majorBidi" w:eastAsiaTheme="majorEastAsia" w:hAnsiTheme="majorHAnsi"/>
+        <w:rFonts w:asciiTheme="majorHAnsi" w:cstheme="majorBidi" w:hAnsiTheme="majorHAnsi" w:eastAsia="黑体"/>
         <w:b/>
         <w:bCs/>
       </w:rPr>
@@ -6048,7 +6447,7 @@
         <w:spacing w:after="0" w:before="0" w:line="240" w:lineRule="auto"/>
       </w:pPr>
       <w:rPr>
-        <w:rFonts w:asciiTheme="majorHAnsi" w:cstheme="majorBidi" w:eastAsiaTheme="majorEastAsia" w:hAnsiTheme="majorHAnsi"/>
+        <w:rFonts w:asciiTheme="majorHAnsi" w:cstheme="majorBidi" w:hAnsiTheme="majorHAnsi" w:eastAsia="黑体"/>
         <w:b/>
         <w:bCs/>
       </w:rPr>
@@ -6066,14 +6465,14 @@
     </w:tblStylePr>
     <w:tblStylePr w:type="firstCol">
       <w:rPr>
-        <w:rFonts w:asciiTheme="majorHAnsi" w:cstheme="majorBidi" w:eastAsiaTheme="majorEastAsia" w:hAnsiTheme="majorHAnsi"/>
+        <w:rFonts w:asciiTheme="majorHAnsi" w:cstheme="majorBidi" w:hAnsiTheme="majorHAnsi" w:eastAsia="黑体"/>
         <w:b/>
         <w:bCs/>
       </w:rPr>
     </w:tblStylePr>
     <w:tblStylePr w:type="lastCol">
       <w:rPr>
-        <w:rFonts w:asciiTheme="majorHAnsi" w:cstheme="majorBidi" w:eastAsiaTheme="majorEastAsia" w:hAnsiTheme="majorHAnsi"/>
+        <w:rFonts w:asciiTheme="majorHAnsi" w:cstheme="majorBidi" w:hAnsiTheme="majorHAnsi" w:eastAsia="黑体"/>
         <w:b/>
         <w:bCs/>
       </w:rPr>
@@ -6157,7 +6556,7 @@
         <w:spacing w:after="0" w:before="0" w:line="240" w:lineRule="auto"/>
       </w:pPr>
       <w:rPr>
-        <w:rFonts w:asciiTheme="majorHAnsi" w:cstheme="majorBidi" w:eastAsiaTheme="majorEastAsia" w:hAnsiTheme="majorHAnsi"/>
+        <w:rFonts w:asciiTheme="majorHAnsi" w:cstheme="majorBidi" w:hAnsiTheme="majorHAnsi" w:eastAsia="黑体"/>
         <w:b/>
         <w:bCs/>
       </w:rPr>
@@ -6178,7 +6577,7 @@
         <w:spacing w:after="0" w:before="0" w:line="240" w:lineRule="auto"/>
       </w:pPr>
       <w:rPr>
-        <w:rFonts w:asciiTheme="majorHAnsi" w:cstheme="majorBidi" w:eastAsiaTheme="majorEastAsia" w:hAnsiTheme="majorHAnsi"/>
+        <w:rFonts w:asciiTheme="majorHAnsi" w:cstheme="majorBidi" w:hAnsiTheme="majorHAnsi" w:eastAsia="黑体"/>
         <w:b/>
         <w:bCs/>
       </w:rPr>
@@ -6196,14 +6595,14 @@
     </w:tblStylePr>
     <w:tblStylePr w:type="firstCol">
       <w:rPr>
-        <w:rFonts w:asciiTheme="majorHAnsi" w:cstheme="majorBidi" w:eastAsiaTheme="majorEastAsia" w:hAnsiTheme="majorHAnsi"/>
+        <w:rFonts w:asciiTheme="majorHAnsi" w:cstheme="majorBidi" w:hAnsiTheme="majorHAnsi" w:eastAsia="黑体"/>
         <w:b/>
         <w:bCs/>
       </w:rPr>
     </w:tblStylePr>
     <w:tblStylePr w:type="lastCol">
       <w:rPr>
-        <w:rFonts w:asciiTheme="majorHAnsi" w:cstheme="majorBidi" w:eastAsiaTheme="majorEastAsia" w:hAnsiTheme="majorHAnsi"/>
+        <w:rFonts w:asciiTheme="majorHAnsi" w:cstheme="majorBidi" w:hAnsiTheme="majorHAnsi" w:eastAsia="黑体"/>
         <w:b/>
         <w:bCs/>
       </w:rPr>
@@ -6287,7 +6686,7 @@
         <w:spacing w:after="0" w:before="0" w:line="240" w:lineRule="auto"/>
       </w:pPr>
       <w:rPr>
-        <w:rFonts w:asciiTheme="majorHAnsi" w:cstheme="majorBidi" w:eastAsiaTheme="majorEastAsia" w:hAnsiTheme="majorHAnsi"/>
+        <w:rFonts w:asciiTheme="majorHAnsi" w:cstheme="majorBidi" w:hAnsiTheme="majorHAnsi" w:eastAsia="黑体"/>
         <w:b/>
         <w:bCs/>
       </w:rPr>
@@ -6308,7 +6707,7 @@
         <w:spacing w:after="0" w:before="0" w:line="240" w:lineRule="auto"/>
       </w:pPr>
       <w:rPr>
-        <w:rFonts w:asciiTheme="majorHAnsi" w:cstheme="majorBidi" w:eastAsiaTheme="majorEastAsia" w:hAnsiTheme="majorHAnsi"/>
+        <w:rFonts w:asciiTheme="majorHAnsi" w:cstheme="majorBidi" w:hAnsiTheme="majorHAnsi" w:eastAsia="黑体"/>
         <w:b/>
         <w:bCs/>
       </w:rPr>
@@ -6326,14 +6725,14 @@
     </w:tblStylePr>
     <w:tblStylePr w:type="firstCol">
       <w:rPr>
-        <w:rFonts w:asciiTheme="majorHAnsi" w:cstheme="majorBidi" w:eastAsiaTheme="majorEastAsia" w:hAnsiTheme="majorHAnsi"/>
+        <w:rFonts w:asciiTheme="majorHAnsi" w:cstheme="majorBidi" w:hAnsiTheme="majorHAnsi" w:eastAsia="黑体"/>
         <w:b/>
         <w:bCs/>
       </w:rPr>
     </w:tblStylePr>
     <w:tblStylePr w:type="lastCol">
       <w:rPr>
-        <w:rFonts w:asciiTheme="majorHAnsi" w:cstheme="majorBidi" w:eastAsiaTheme="majorEastAsia" w:hAnsiTheme="majorHAnsi"/>
+        <w:rFonts w:asciiTheme="majorHAnsi" w:cstheme="majorBidi" w:hAnsiTheme="majorHAnsi" w:eastAsia="黑体"/>
         <w:b/>
         <w:bCs/>
       </w:rPr>
@@ -6417,7 +6816,7 @@
         <w:spacing w:after="0" w:before="0" w:line="240" w:lineRule="auto"/>
       </w:pPr>
       <w:rPr>
-        <w:rFonts w:asciiTheme="majorHAnsi" w:cstheme="majorBidi" w:eastAsiaTheme="majorEastAsia" w:hAnsiTheme="majorHAnsi"/>
+        <w:rFonts w:asciiTheme="majorHAnsi" w:cstheme="majorBidi" w:hAnsiTheme="majorHAnsi" w:eastAsia="黑体"/>
         <w:b/>
         <w:bCs/>
       </w:rPr>
@@ -6438,7 +6837,7 @@
         <w:spacing w:after="0" w:before="0" w:line="240" w:lineRule="auto"/>
       </w:pPr>
       <w:rPr>
-        <w:rFonts w:asciiTheme="majorHAnsi" w:cstheme="majorBidi" w:eastAsiaTheme="majorEastAsia" w:hAnsiTheme="majorHAnsi"/>
+        <w:rFonts w:asciiTheme="majorHAnsi" w:cstheme="majorBidi" w:hAnsiTheme="majorHAnsi" w:eastAsia="黑体"/>
         <w:b/>
         <w:bCs/>
       </w:rPr>
@@ -6456,14 +6855,14 @@
     </w:tblStylePr>
     <w:tblStylePr w:type="firstCol">
       <w:rPr>
-        <w:rFonts w:asciiTheme="majorHAnsi" w:cstheme="majorBidi" w:eastAsiaTheme="majorEastAsia" w:hAnsiTheme="majorHAnsi"/>
+        <w:rFonts w:asciiTheme="majorHAnsi" w:cstheme="majorBidi" w:hAnsiTheme="majorHAnsi" w:eastAsia="黑体"/>
         <w:b/>
         <w:bCs/>
       </w:rPr>
     </w:tblStylePr>
     <w:tblStylePr w:type="lastCol">
       <w:rPr>
-        <w:rFonts w:asciiTheme="majorHAnsi" w:cstheme="majorBidi" w:eastAsiaTheme="majorEastAsia" w:hAnsiTheme="majorHAnsi"/>
+        <w:rFonts w:asciiTheme="majorHAnsi" w:cstheme="majorBidi" w:hAnsiTheme="majorHAnsi" w:eastAsia="黑体"/>
         <w:b/>
         <w:bCs/>
       </w:rPr>
@@ -6547,7 +6946,7 @@
         <w:spacing w:after="0" w:before="0" w:line="240" w:lineRule="auto"/>
       </w:pPr>
       <w:rPr>
-        <w:rFonts w:asciiTheme="majorHAnsi" w:cstheme="majorBidi" w:eastAsiaTheme="majorEastAsia" w:hAnsiTheme="majorHAnsi"/>
+        <w:rFonts w:asciiTheme="majorHAnsi" w:cstheme="majorBidi" w:hAnsiTheme="majorHAnsi" w:eastAsia="黑体"/>
         <w:b/>
         <w:bCs/>
       </w:rPr>
@@ -6568,7 +6967,7 @@
         <w:spacing w:after="0" w:before="0" w:line="240" w:lineRule="auto"/>
       </w:pPr>
       <w:rPr>
-        <w:rFonts w:asciiTheme="majorHAnsi" w:cstheme="majorBidi" w:eastAsiaTheme="majorEastAsia" w:hAnsiTheme="majorHAnsi"/>
+        <w:rFonts w:asciiTheme="majorHAnsi" w:cstheme="majorBidi" w:hAnsiTheme="majorHAnsi" w:eastAsia="黑体"/>
         <w:b/>
         <w:bCs/>
       </w:rPr>
@@ -6586,14 +6985,14 @@
     </w:tblStylePr>
     <w:tblStylePr w:type="firstCol">
       <w:rPr>
-        <w:rFonts w:asciiTheme="majorHAnsi" w:cstheme="majorBidi" w:eastAsiaTheme="majorEastAsia" w:hAnsiTheme="majorHAnsi"/>
+        <w:rFonts w:asciiTheme="majorHAnsi" w:cstheme="majorBidi" w:hAnsiTheme="majorHAnsi" w:eastAsia="黑体"/>
         <w:b/>
         <w:bCs/>
       </w:rPr>
     </w:tblStylePr>
     <w:tblStylePr w:type="lastCol">
       <w:rPr>
-        <w:rFonts w:asciiTheme="majorHAnsi" w:cstheme="majorBidi" w:eastAsiaTheme="majorEastAsia" w:hAnsiTheme="majorHAnsi"/>
+        <w:rFonts w:asciiTheme="majorHAnsi" w:cstheme="majorBidi" w:hAnsiTheme="majorHAnsi" w:eastAsia="黑体"/>
         <w:b/>
         <w:bCs/>
       </w:rPr>
@@ -6677,7 +7076,7 @@
         <w:spacing w:after="0" w:before="0" w:line="240" w:lineRule="auto"/>
       </w:pPr>
       <w:rPr>
-        <w:rFonts w:asciiTheme="majorHAnsi" w:cstheme="majorBidi" w:eastAsiaTheme="majorEastAsia" w:hAnsiTheme="majorHAnsi"/>
+        <w:rFonts w:asciiTheme="majorHAnsi" w:cstheme="majorBidi" w:hAnsiTheme="majorHAnsi" w:eastAsia="黑体"/>
         <w:b/>
         <w:bCs/>
       </w:rPr>
@@ -6698,7 +7097,7 @@
         <w:spacing w:after="0" w:before="0" w:line="240" w:lineRule="auto"/>
       </w:pPr>
       <w:rPr>
-        <w:rFonts w:asciiTheme="majorHAnsi" w:cstheme="majorBidi" w:eastAsiaTheme="majorEastAsia" w:hAnsiTheme="majorHAnsi"/>
+        <w:rFonts w:asciiTheme="majorHAnsi" w:cstheme="majorBidi" w:hAnsiTheme="majorHAnsi" w:eastAsia="黑体"/>
         <w:b/>
         <w:bCs/>
       </w:rPr>
@@ -6716,14 +7115,14 @@
     </w:tblStylePr>
     <w:tblStylePr w:type="firstCol">
       <w:rPr>
-        <w:rFonts w:asciiTheme="majorHAnsi" w:cstheme="majorBidi" w:eastAsiaTheme="majorEastAsia" w:hAnsiTheme="majorHAnsi"/>
+        <w:rFonts w:asciiTheme="majorHAnsi" w:cstheme="majorBidi" w:hAnsiTheme="majorHAnsi" w:eastAsia="黑体"/>
         <w:b/>
         <w:bCs/>
       </w:rPr>
     </w:tblStylePr>
     <w:tblStylePr w:type="lastCol">
       <w:rPr>
-        <w:rFonts w:asciiTheme="majorHAnsi" w:cstheme="majorBidi" w:eastAsiaTheme="majorEastAsia" w:hAnsiTheme="majorHAnsi"/>
+        <w:rFonts w:asciiTheme="majorHAnsi" w:cstheme="majorBidi" w:hAnsiTheme="majorHAnsi" w:eastAsia="黑体"/>
         <w:b/>
         <w:bCs/>
       </w:rPr>
@@ -6807,7 +7206,7 @@
         <w:spacing w:after="0" w:before="0" w:line="240" w:lineRule="auto"/>
       </w:pPr>
       <w:rPr>
-        <w:rFonts w:asciiTheme="majorHAnsi" w:cstheme="majorBidi" w:eastAsiaTheme="majorEastAsia" w:hAnsiTheme="majorHAnsi"/>
+        <w:rFonts w:asciiTheme="majorHAnsi" w:cstheme="majorBidi" w:hAnsiTheme="majorHAnsi" w:eastAsia="黑体"/>
         <w:b/>
         <w:bCs/>
       </w:rPr>
@@ -6828,7 +7227,7 @@
         <w:spacing w:after="0" w:before="0" w:line="240" w:lineRule="auto"/>
       </w:pPr>
       <w:rPr>
-        <w:rFonts w:asciiTheme="majorHAnsi" w:cstheme="majorBidi" w:eastAsiaTheme="majorEastAsia" w:hAnsiTheme="majorHAnsi"/>
+        <w:rFonts w:asciiTheme="majorHAnsi" w:cstheme="majorBidi" w:hAnsiTheme="majorHAnsi" w:eastAsia="黑体"/>
         <w:b/>
         <w:bCs/>
       </w:rPr>
@@ -6846,14 +7245,14 @@
     </w:tblStylePr>
     <w:tblStylePr w:type="firstCol">
       <w:rPr>
-        <w:rFonts w:asciiTheme="majorHAnsi" w:cstheme="majorBidi" w:eastAsiaTheme="majorEastAsia" w:hAnsiTheme="majorHAnsi"/>
+        <w:rFonts w:asciiTheme="majorHAnsi" w:cstheme="majorBidi" w:hAnsiTheme="majorHAnsi" w:eastAsia="黑体"/>
         <w:b/>
         <w:bCs/>
       </w:rPr>
     </w:tblStylePr>
     <w:tblStylePr w:type="lastCol">
       <w:rPr>
-        <w:rFonts w:asciiTheme="majorHAnsi" w:cstheme="majorBidi" w:eastAsiaTheme="majorEastAsia" w:hAnsiTheme="majorHAnsi"/>
+        <w:rFonts w:asciiTheme="majorHAnsi" w:cstheme="majorBidi" w:hAnsiTheme="majorHAnsi" w:eastAsia="黑体"/>
         <w:b/>
         <w:bCs/>
       </w:rPr>
@@ -6936,6 +7335,7 @@
         <w:spacing w:after="0" w:before="0" w:line="240" w:lineRule="auto"/>
       </w:pPr>
       <w:rPr>
+        <w:rFonts w:eastAsia="黑体"/>
         <w:b/>
         <w:bCs/>
         <w:color w:themeColor="background1" w:val="FFFFFF"/>
@@ -6958,6 +7358,7 @@
         <w:spacing w:after="0" w:before="0" w:line="240" w:lineRule="auto"/>
       </w:pPr>
       <w:rPr>
+        <w:rFonts w:eastAsia="黑体"/>
         <w:b/>
         <w:bCs/>
       </w:rPr>
@@ -6975,12 +7376,14 @@
     </w:tblStylePr>
     <w:tblStylePr w:type="firstCol">
       <w:rPr>
+        <w:rFonts w:eastAsia="黑体"/>
         <w:b/>
         <w:bCs/>
       </w:rPr>
     </w:tblStylePr>
     <w:tblStylePr w:type="lastCol">
       <w:rPr>
+        <w:rFonts w:eastAsia="黑体"/>
         <w:b/>
         <w:bCs/>
       </w:rPr>
@@ -7042,6 +7445,7 @@
         <w:spacing w:after="0" w:before="0" w:line="240" w:lineRule="auto"/>
       </w:pPr>
       <w:rPr>
+        <w:rFonts w:eastAsia="黑体"/>
         <w:b/>
         <w:bCs/>
         <w:color w:themeColor="background1" w:val="FFFFFF"/>
@@ -7064,6 +7468,7 @@
         <w:spacing w:after="0" w:before="0" w:line="240" w:lineRule="auto"/>
       </w:pPr>
       <w:rPr>
+        <w:rFonts w:eastAsia="黑体"/>
         <w:b/>
         <w:bCs/>
       </w:rPr>
@@ -7081,12 +7486,14 @@
     </w:tblStylePr>
     <w:tblStylePr w:type="firstCol">
       <w:rPr>
+        <w:rFonts w:eastAsia="黑体"/>
         <w:b/>
         <w:bCs/>
       </w:rPr>
     </w:tblStylePr>
     <w:tblStylePr w:type="lastCol">
       <w:rPr>
+        <w:rFonts w:eastAsia="黑体"/>
         <w:b/>
         <w:bCs/>
       </w:rPr>
@@ -7148,6 +7555,7 @@
         <w:spacing w:after="0" w:before="0" w:line="240" w:lineRule="auto"/>
       </w:pPr>
       <w:rPr>
+        <w:rFonts w:eastAsia="黑体"/>
         <w:b/>
         <w:bCs/>
         <w:color w:themeColor="background1" w:val="FFFFFF"/>
@@ -7170,6 +7578,7 @@
         <w:spacing w:after="0" w:before="0" w:line="240" w:lineRule="auto"/>
       </w:pPr>
       <w:rPr>
+        <w:rFonts w:eastAsia="黑体"/>
         <w:b/>
         <w:bCs/>
       </w:rPr>
@@ -7187,12 +7596,14 @@
     </w:tblStylePr>
     <w:tblStylePr w:type="firstCol">
       <w:rPr>
+        <w:rFonts w:eastAsia="黑体"/>
         <w:b/>
         <w:bCs/>
       </w:rPr>
     </w:tblStylePr>
     <w:tblStylePr w:type="lastCol">
       <w:rPr>
+        <w:rFonts w:eastAsia="黑体"/>
         <w:b/>
         <w:bCs/>
       </w:rPr>
@@ -7254,6 +7665,7 @@
         <w:spacing w:after="0" w:before="0" w:line="240" w:lineRule="auto"/>
       </w:pPr>
       <w:rPr>
+        <w:rFonts w:eastAsia="黑体"/>
         <w:b/>
         <w:bCs/>
         <w:color w:themeColor="background1" w:val="FFFFFF"/>
@@ -7276,6 +7688,7 @@
         <w:spacing w:after="0" w:before="0" w:line="240" w:lineRule="auto"/>
       </w:pPr>
       <w:rPr>
+        <w:rFonts w:eastAsia="黑体"/>
         <w:b/>
         <w:bCs/>
       </w:rPr>
@@ -7293,12 +7706,14 @@
     </w:tblStylePr>
     <w:tblStylePr w:type="firstCol">
       <w:rPr>
+        <w:rFonts w:eastAsia="黑体"/>
         <w:b/>
         <w:bCs/>
       </w:rPr>
     </w:tblStylePr>
     <w:tblStylePr w:type="lastCol">
       <w:rPr>
+        <w:rFonts w:eastAsia="黑体"/>
         <w:b/>
         <w:bCs/>
       </w:rPr>
@@ -7360,6 +7775,7 @@
         <w:spacing w:after="0" w:before="0" w:line="240" w:lineRule="auto"/>
       </w:pPr>
       <w:rPr>
+        <w:rFonts w:eastAsia="黑体"/>
         <w:b/>
         <w:bCs/>
         <w:color w:themeColor="background1" w:val="FFFFFF"/>
@@ -7382,6 +7798,7 @@
         <w:spacing w:after="0" w:before="0" w:line="240" w:lineRule="auto"/>
       </w:pPr>
       <w:rPr>
+        <w:rFonts w:eastAsia="黑体"/>
         <w:b/>
         <w:bCs/>
       </w:rPr>
@@ -7399,12 +7816,14 @@
     </w:tblStylePr>
     <w:tblStylePr w:type="firstCol">
       <w:rPr>
+        <w:rFonts w:eastAsia="黑体"/>
         <w:b/>
         <w:bCs/>
       </w:rPr>
     </w:tblStylePr>
     <w:tblStylePr w:type="lastCol">
       <w:rPr>
+        <w:rFonts w:eastAsia="黑体"/>
         <w:b/>
         <w:bCs/>
       </w:rPr>
@@ -7466,6 +7885,7 @@
         <w:spacing w:after="0" w:before="0" w:line="240" w:lineRule="auto"/>
       </w:pPr>
       <w:rPr>
+        <w:rFonts w:eastAsia="黑体"/>
         <w:b/>
         <w:bCs/>
         <w:color w:themeColor="background1" w:val="FFFFFF"/>
@@ -7488,6 +7908,7 @@
         <w:spacing w:after="0" w:before="0" w:line="240" w:lineRule="auto"/>
       </w:pPr>
       <w:rPr>
+        <w:rFonts w:eastAsia="黑体"/>
         <w:b/>
         <w:bCs/>
       </w:rPr>
@@ -7505,12 +7926,14 @@
     </w:tblStylePr>
     <w:tblStylePr w:type="firstCol">
       <w:rPr>
+        <w:rFonts w:eastAsia="黑体"/>
         <w:b/>
         <w:bCs/>
       </w:rPr>
     </w:tblStylePr>
     <w:tblStylePr w:type="lastCol">
       <w:rPr>
+        <w:rFonts w:eastAsia="黑体"/>
         <w:b/>
         <w:bCs/>
       </w:rPr>
@@ -7572,6 +7995,7 @@
         <w:spacing w:after="0" w:before="0" w:line="240" w:lineRule="auto"/>
       </w:pPr>
       <w:rPr>
+        <w:rFonts w:eastAsia="黑体"/>
         <w:b/>
         <w:bCs/>
         <w:color w:themeColor="background1" w:val="FFFFFF"/>
@@ -7594,6 +8018,7 @@
         <w:spacing w:after="0" w:before="0" w:line="240" w:lineRule="auto"/>
       </w:pPr>
       <w:rPr>
+        <w:rFonts w:eastAsia="黑体"/>
         <w:b/>
         <w:bCs/>
       </w:rPr>
@@ -7611,12 +8036,14 @@
     </w:tblStylePr>
     <w:tblStylePr w:type="firstCol">
       <w:rPr>
+        <w:rFonts w:eastAsia="黑体"/>
         <w:b/>
         <w:bCs/>
       </w:rPr>
     </w:tblStylePr>
     <w:tblStylePr w:type="lastCol">
       <w:rPr>
+        <w:rFonts w:eastAsia="黑体"/>
         <w:b/>
         <w:bCs/>
       </w:rPr>
@@ -7675,6 +8102,7 @@
         <w:spacing w:after="0" w:before="0" w:line="240" w:lineRule="auto"/>
       </w:pPr>
       <w:rPr>
+        <w:rFonts w:eastAsia="黑体"/>
         <w:b/>
         <w:bCs/>
         <w:color w:themeColor="background1" w:val="FFFFFF"/>
@@ -7697,6 +8125,7 @@
         <w:spacing w:after="0" w:before="0" w:line="240" w:lineRule="auto"/>
       </w:pPr>
       <w:rPr>
+        <w:rFonts w:eastAsia="黑体"/>
         <w:color w:val="auto"/>
       </w:rPr>
       <w:tblPr/>
@@ -7714,6 +8143,7 @@
     </w:tblStylePr>
     <w:tblStylePr w:type="firstCol">
       <w:rPr>
+        <w:rFonts w:eastAsia="黑体"/>
         <w:b/>
         <w:bCs/>
         <w:color w:themeColor="background1" w:val="FFFFFF"/>
@@ -7733,6 +8163,7 @@
     </w:tblStylePr>
     <w:tblStylePr w:type="lastCol">
       <w:rPr>
+        <w:rFonts w:eastAsia="黑体"/>
         <w:b/>
         <w:bCs/>
         <w:color w:themeColor="background1" w:val="FFFFFF"/>
@@ -7781,6 +8212,7 @@
     </w:tblStylePr>
     <w:tblStylePr w:type="nwCell">
       <w:rPr>
+        <w:rFonts w:eastAsia="黑体"/>
         <w:color w:themeColor="background1" w:val="FFFFFF"/>
       </w:rPr>
       <w:tblPr/>
@@ -7824,6 +8256,7 @@
         <w:spacing w:after="0" w:before="0" w:line="240" w:lineRule="auto"/>
       </w:pPr>
       <w:rPr>
+        <w:rFonts w:eastAsia="黑体"/>
         <w:b/>
         <w:bCs/>
         <w:color w:themeColor="background1" w:val="FFFFFF"/>
@@ -7846,6 +8279,7 @@
         <w:spacing w:after="0" w:before="0" w:line="240" w:lineRule="auto"/>
       </w:pPr>
       <w:rPr>
+        <w:rFonts w:eastAsia="黑体"/>
         <w:color w:val="auto"/>
       </w:rPr>
       <w:tblPr/>
@@ -7863,6 +8297,7 @@
     </w:tblStylePr>
     <w:tblStylePr w:type="firstCol">
       <w:rPr>
+        <w:rFonts w:eastAsia="黑体"/>
         <w:b/>
         <w:bCs/>
         <w:color w:themeColor="background1" w:val="FFFFFF"/>
@@ -7882,6 +8317,7 @@
     </w:tblStylePr>
     <w:tblStylePr w:type="lastCol">
       <w:rPr>
+        <w:rFonts w:eastAsia="黑体"/>
         <w:b/>
         <w:bCs/>
         <w:color w:themeColor="background1" w:val="FFFFFF"/>
@@ -7930,6 +8366,7 @@
     </w:tblStylePr>
     <w:tblStylePr w:type="nwCell">
       <w:rPr>
+        <w:rFonts w:eastAsia="黑体"/>
         <w:color w:themeColor="background1" w:val="FFFFFF"/>
       </w:rPr>
       <w:tblPr/>
@@ -7973,6 +8410,7 @@
         <w:spacing w:after="0" w:before="0" w:line="240" w:lineRule="auto"/>
       </w:pPr>
       <w:rPr>
+        <w:rFonts w:eastAsia="黑体"/>
         <w:b/>
         <w:bCs/>
         <w:color w:themeColor="background1" w:val="FFFFFF"/>
@@ -7995,6 +8433,7 @@
         <w:spacing w:after="0" w:before="0" w:line="240" w:lineRule="auto"/>
       </w:pPr>
       <w:rPr>
+        <w:rFonts w:eastAsia="黑体"/>
         <w:color w:val="auto"/>
       </w:rPr>
       <w:tblPr/>
@@ -8012,6 +8451,7 @@
     </w:tblStylePr>
     <w:tblStylePr w:type="firstCol">
       <w:rPr>
+        <w:rFonts w:eastAsia="黑体"/>
         <w:b/>
         <w:bCs/>
         <w:color w:themeColor="background1" w:val="FFFFFF"/>
@@ -8031,6 +8471,7 @@
     </w:tblStylePr>
     <w:tblStylePr w:type="lastCol">
       <w:rPr>
+        <w:rFonts w:eastAsia="黑体"/>
         <w:b/>
         <w:bCs/>
         <w:color w:themeColor="background1" w:val="FFFFFF"/>
@@ -8079,6 +8520,7 @@
     </w:tblStylePr>
     <w:tblStylePr w:type="nwCell">
       <w:rPr>
+        <w:rFonts w:eastAsia="黑体"/>
         <w:color w:themeColor="background1" w:val="FFFFFF"/>
       </w:rPr>
       <w:tblPr/>
@@ -8122,6 +8564,7 @@
         <w:spacing w:after="0" w:before="0" w:line="240" w:lineRule="auto"/>
       </w:pPr>
       <w:rPr>
+        <w:rFonts w:eastAsia="黑体"/>
         <w:b/>
         <w:bCs/>
         <w:color w:themeColor="background1" w:val="FFFFFF"/>
@@ -8144,6 +8587,7 @@
         <w:spacing w:after="0" w:before="0" w:line="240" w:lineRule="auto"/>
       </w:pPr>
       <w:rPr>
+        <w:rFonts w:eastAsia="黑体"/>
         <w:color w:val="auto"/>
       </w:rPr>
       <w:tblPr/>
@@ -8161,6 +8605,7 @@
     </w:tblStylePr>
     <w:tblStylePr w:type="firstCol">
       <w:rPr>
+        <w:rFonts w:eastAsia="黑体"/>
         <w:b/>
         <w:bCs/>
         <w:color w:themeColor="background1" w:val="FFFFFF"/>
@@ -8180,6 +8625,7 @@
     </w:tblStylePr>
     <w:tblStylePr w:type="lastCol">
       <w:rPr>
+        <w:rFonts w:eastAsia="黑体"/>
         <w:b/>
         <w:bCs/>
         <w:color w:themeColor="background1" w:val="FFFFFF"/>
@@ -8228,6 +8674,7 @@
     </w:tblStylePr>
     <w:tblStylePr w:type="nwCell">
       <w:rPr>
+        <w:rFonts w:eastAsia="黑体"/>
         <w:color w:themeColor="background1" w:val="FFFFFF"/>
       </w:rPr>
       <w:tblPr/>
@@ -8271,6 +8718,7 @@
         <w:spacing w:after="0" w:before="0" w:line="240" w:lineRule="auto"/>
       </w:pPr>
       <w:rPr>
+        <w:rFonts w:eastAsia="黑体"/>
         <w:b/>
         <w:bCs/>
         <w:color w:themeColor="background1" w:val="FFFFFF"/>
@@ -8293,6 +8741,7 @@
         <w:spacing w:after="0" w:before="0" w:line="240" w:lineRule="auto"/>
       </w:pPr>
       <w:rPr>
+        <w:rFonts w:eastAsia="黑体"/>
         <w:color w:val="auto"/>
       </w:rPr>
       <w:tblPr/>
@@ -8310,6 +8759,7 @@
     </w:tblStylePr>
     <w:tblStylePr w:type="firstCol">
       <w:rPr>
+        <w:rFonts w:eastAsia="黑体"/>
         <w:b/>
         <w:bCs/>
         <w:color w:themeColor="background1" w:val="FFFFFF"/>
@@ -8329,6 +8779,7 @@
     </w:tblStylePr>
     <w:tblStylePr w:type="lastCol">
       <w:rPr>
+        <w:rFonts w:eastAsia="黑体"/>
         <w:b/>
         <w:bCs/>
         <w:color w:themeColor="background1" w:val="FFFFFF"/>
@@ -8377,6 +8828,7 @@
     </w:tblStylePr>
     <w:tblStylePr w:type="nwCell">
       <w:rPr>
+        <w:rFonts w:eastAsia="黑体"/>
         <w:color w:themeColor="background1" w:val="FFFFFF"/>
       </w:rPr>
       <w:tblPr/>
@@ -8420,6 +8872,7 @@
         <w:spacing w:after="0" w:before="0" w:line="240" w:lineRule="auto"/>
       </w:pPr>
       <w:rPr>
+        <w:rFonts w:eastAsia="黑体"/>
         <w:b/>
         <w:bCs/>
         <w:color w:themeColor="background1" w:val="FFFFFF"/>
@@ -8442,6 +8895,7 @@
         <w:spacing w:after="0" w:before="0" w:line="240" w:lineRule="auto"/>
       </w:pPr>
       <w:rPr>
+        <w:rFonts w:eastAsia="黑体"/>
         <w:color w:val="auto"/>
       </w:rPr>
       <w:tblPr/>
@@ -8459,6 +8913,7 @@
     </w:tblStylePr>
     <w:tblStylePr w:type="firstCol">
       <w:rPr>
+        <w:rFonts w:eastAsia="黑体"/>
         <w:b/>
         <w:bCs/>
         <w:color w:themeColor="background1" w:val="FFFFFF"/>
@@ -8478,6 +8933,7 @@
     </w:tblStylePr>
     <w:tblStylePr w:type="lastCol">
       <w:rPr>
+        <w:rFonts w:eastAsia="黑体"/>
         <w:b/>
         <w:bCs/>
         <w:color w:themeColor="background1" w:val="FFFFFF"/>
@@ -8526,6 +8982,7 @@
     </w:tblStylePr>
     <w:tblStylePr w:type="nwCell">
       <w:rPr>
+        <w:rFonts w:eastAsia="黑体"/>
         <w:color w:themeColor="background1" w:val="FFFFFF"/>
       </w:rPr>
       <w:tblPr/>
@@ -8569,6 +9026,7 @@
         <w:spacing w:after="0" w:before="0" w:line="240" w:lineRule="auto"/>
       </w:pPr>
       <w:rPr>
+        <w:rFonts w:eastAsia="黑体"/>
         <w:b/>
         <w:bCs/>
         <w:color w:themeColor="background1" w:val="FFFFFF"/>
@@ -8591,6 +9049,7 @@
         <w:spacing w:after="0" w:before="0" w:line="240" w:lineRule="auto"/>
       </w:pPr>
       <w:rPr>
+        <w:rFonts w:eastAsia="黑体"/>
         <w:color w:val="auto"/>
       </w:rPr>
       <w:tblPr/>
@@ -8608,6 +9067,7 @@
     </w:tblStylePr>
     <w:tblStylePr w:type="firstCol">
       <w:rPr>
+        <w:rFonts w:eastAsia="黑体"/>
         <w:b/>
         <w:bCs/>
         <w:color w:themeColor="background1" w:val="FFFFFF"/>
@@ -8627,6 +9087,7 @@
     </w:tblStylePr>
     <w:tblStylePr w:type="lastCol">
       <w:rPr>
+        <w:rFonts w:eastAsia="黑体"/>
         <w:b/>
         <w:bCs/>
         <w:color w:themeColor="background1" w:val="FFFFFF"/>
@@ -8675,6 +9136,7 @@
     </w:tblStylePr>
     <w:tblStylePr w:type="nwCell">
       <w:rPr>
+        <w:rFonts w:eastAsia="黑体"/>
         <w:color w:themeColor="background1" w:val="FFFFFF"/>
       </w:rPr>
       <w:tblPr/>
@@ -8699,6 +9161,7 @@
       <w:spacing w:after="0" w:line="240" w:lineRule="auto"/>
     </w:pPr>
     <w:rPr>
+      <w:rFonts w:eastAsia="黑体"/>
       <w:color w:themeColor="text1" w:val="000000"/>
     </w:rPr>
     <w:tblPr>
@@ -8718,7 +9181,7 @@
     </w:tblPr>
     <w:tblStylePr w:type="firstRow">
       <w:rPr>
-        <w:rFonts w:asciiTheme="majorHAnsi" w:cstheme="majorBidi" w:eastAsiaTheme="majorEastAsia" w:hAnsiTheme="majorHAnsi"/>
+        <w:rFonts w:asciiTheme="majorHAnsi" w:cstheme="majorBidi" w:hAnsiTheme="majorHAnsi" w:eastAsia="黑体"/>
       </w:rPr>
       <w:tblPr/>
       <w:tcPr>
@@ -8730,6 +9193,7 @@
     </w:tblStylePr>
     <w:tblStylePr w:type="lastRow">
       <w:rPr>
+        <w:rFonts w:eastAsia="黑体"/>
         <w:b/>
         <w:bCs/>
         <w:color w:themeColor="text2" w:val="1F497D"/>
@@ -8744,12 +9208,14 @@
     </w:tblStylePr>
     <w:tblStylePr w:type="firstCol">
       <w:rPr>
+        <w:rFonts w:eastAsia="黑体"/>
         <w:b/>
         <w:bCs/>
       </w:rPr>
     </w:tblStylePr>
     <w:tblStylePr w:type="lastCol">
       <w:rPr>
+        <w:rFonts w:eastAsia="黑体"/>
         <w:b/>
         <w:bCs/>
       </w:rPr>
@@ -8783,6 +9249,7 @@
       <w:spacing w:after="0" w:line="240" w:lineRule="auto"/>
     </w:pPr>
     <w:rPr>
+      <w:rFonts w:eastAsia="黑体"/>
       <w:color w:themeColor="text1" w:val="000000"/>
     </w:rPr>
     <w:tblPr>
@@ -8802,7 +9269,7 @@
     </w:tblPr>
     <w:tblStylePr w:type="firstRow">
       <w:rPr>
-        <w:rFonts w:asciiTheme="majorHAnsi" w:cstheme="majorBidi" w:eastAsiaTheme="majorEastAsia" w:hAnsiTheme="majorHAnsi"/>
+        <w:rFonts w:asciiTheme="majorHAnsi" w:cstheme="majorBidi" w:hAnsiTheme="majorHAnsi" w:eastAsia="黑体"/>
       </w:rPr>
       <w:tblPr/>
       <w:tcPr>
@@ -8814,6 +9281,7 @@
     </w:tblStylePr>
     <w:tblStylePr w:type="lastRow">
       <w:rPr>
+        <w:rFonts w:eastAsia="黑体"/>
         <w:b/>
         <w:bCs/>
         <w:color w:themeColor="text2" w:val="1F497D"/>
@@ -8828,12 +9296,14 @@
     </w:tblStylePr>
     <w:tblStylePr w:type="firstCol">
       <w:rPr>
+        <w:rFonts w:eastAsia="黑体"/>
         <w:b/>
         <w:bCs/>
       </w:rPr>
     </w:tblStylePr>
     <w:tblStylePr w:type="lastCol">
       <w:rPr>
+        <w:rFonts w:eastAsia="黑体"/>
         <w:b/>
         <w:bCs/>
       </w:rPr>
@@ -8867,6 +9337,7 @@
       <w:spacing w:after="0" w:line="240" w:lineRule="auto"/>
     </w:pPr>
     <w:rPr>
+      <w:rFonts w:eastAsia="黑体"/>
       <w:color w:themeColor="text1" w:val="000000"/>
     </w:rPr>
     <w:tblPr>
@@ -8886,7 +9357,7 @@
     </w:tblPr>
     <w:tblStylePr w:type="firstRow">
       <w:rPr>
-        <w:rFonts w:asciiTheme="majorHAnsi" w:cstheme="majorBidi" w:eastAsiaTheme="majorEastAsia" w:hAnsiTheme="majorHAnsi"/>
+        <w:rFonts w:asciiTheme="majorHAnsi" w:cstheme="majorBidi" w:hAnsiTheme="majorHAnsi" w:eastAsia="黑体"/>
       </w:rPr>
       <w:tblPr/>
       <w:tcPr>
@@ -8898,6 +9369,7 @@
     </w:tblStylePr>
     <w:tblStylePr w:type="lastRow">
       <w:rPr>
+        <w:rFonts w:eastAsia="黑体"/>
         <w:b/>
         <w:bCs/>
         <w:color w:themeColor="text2" w:val="1F497D"/>
@@ -8912,12 +9384,14 @@
     </w:tblStylePr>
     <w:tblStylePr w:type="firstCol">
       <w:rPr>
+        <w:rFonts w:eastAsia="黑体"/>
         <w:b/>
         <w:bCs/>
       </w:rPr>
     </w:tblStylePr>
     <w:tblStylePr w:type="lastCol">
       <w:rPr>
+        <w:rFonts w:eastAsia="黑体"/>
         <w:b/>
         <w:bCs/>
       </w:rPr>
@@ -8951,6 +9425,7 @@
       <w:spacing w:after="0" w:line="240" w:lineRule="auto"/>
     </w:pPr>
     <w:rPr>
+      <w:rFonts w:eastAsia="黑体"/>
       <w:color w:themeColor="text1" w:val="000000"/>
     </w:rPr>
     <w:tblPr>
@@ -8970,7 +9445,7 @@
     </w:tblPr>
     <w:tblStylePr w:type="firstRow">
       <w:rPr>
-        <w:rFonts w:asciiTheme="majorHAnsi" w:cstheme="majorBidi" w:eastAsiaTheme="majorEastAsia" w:hAnsiTheme="majorHAnsi"/>
+        <w:rFonts w:asciiTheme="majorHAnsi" w:cstheme="majorBidi" w:hAnsiTheme="majorHAnsi" w:eastAsia="黑体"/>
       </w:rPr>
       <w:tblPr/>
       <w:tcPr>
@@ -8982,6 +9457,7 @@
     </w:tblStylePr>
     <w:tblStylePr w:type="lastRow">
       <w:rPr>
+        <w:rFonts w:eastAsia="黑体"/>
         <w:b/>
         <w:bCs/>
         <w:color w:themeColor="text2" w:val="1F497D"/>
@@ -8996,12 +9472,14 @@
     </w:tblStylePr>
     <w:tblStylePr w:type="firstCol">
       <w:rPr>
+        <w:rFonts w:eastAsia="黑体"/>
         <w:b/>
         <w:bCs/>
       </w:rPr>
     </w:tblStylePr>
     <w:tblStylePr w:type="lastCol">
       <w:rPr>
+        <w:rFonts w:eastAsia="黑体"/>
         <w:b/>
         <w:bCs/>
       </w:rPr>
@@ -9035,6 +9513,7 @@
       <w:spacing w:after="0" w:line="240" w:lineRule="auto"/>
     </w:pPr>
     <w:rPr>
+      <w:rFonts w:eastAsia="黑体"/>
       <w:color w:themeColor="text1" w:val="000000"/>
     </w:rPr>
     <w:tblPr>
@@ -9054,7 +9533,7 @@
     </w:tblPr>
     <w:tblStylePr w:type="firstRow">
       <w:rPr>
-        <w:rFonts w:asciiTheme="majorHAnsi" w:cstheme="majorBidi" w:eastAsiaTheme="majorEastAsia" w:hAnsiTheme="majorHAnsi"/>
+        <w:rFonts w:asciiTheme="majorHAnsi" w:cstheme="majorBidi" w:hAnsiTheme="majorHAnsi" w:eastAsia="黑体"/>
       </w:rPr>
       <w:tblPr/>
       <w:tcPr>
@@ -9066,6 +9545,7 @@
     </w:tblStylePr>
     <w:tblStylePr w:type="lastRow">
       <w:rPr>
+        <w:rFonts w:eastAsia="黑体"/>
         <w:b/>
         <w:bCs/>
         <w:color w:themeColor="text2" w:val="1F497D"/>
@@ -9080,12 +9560,14 @@
     </w:tblStylePr>
     <w:tblStylePr w:type="firstCol">
       <w:rPr>
+        <w:rFonts w:eastAsia="黑体"/>
         <w:b/>
         <w:bCs/>
       </w:rPr>
     </w:tblStylePr>
     <w:tblStylePr w:type="lastCol">
       <w:rPr>
+        <w:rFonts w:eastAsia="黑体"/>
         <w:b/>
         <w:bCs/>
       </w:rPr>
@@ -9119,6 +9601,7 @@
       <w:spacing w:after="0" w:line="240" w:lineRule="auto"/>
     </w:pPr>
     <w:rPr>
+      <w:rFonts w:eastAsia="黑体"/>
       <w:color w:themeColor="text1" w:val="000000"/>
     </w:rPr>
     <w:tblPr>
@@ -9138,7 +9621,7 @@
     </w:tblPr>
     <w:tblStylePr w:type="firstRow">
       <w:rPr>
-        <w:rFonts w:asciiTheme="majorHAnsi" w:cstheme="majorBidi" w:eastAsiaTheme="majorEastAsia" w:hAnsiTheme="majorHAnsi"/>
+        <w:rFonts w:asciiTheme="majorHAnsi" w:cstheme="majorBidi" w:hAnsiTheme="majorHAnsi" w:eastAsia="黑体"/>
       </w:rPr>
       <w:tblPr/>
       <w:tcPr>
@@ -9150,6 +9633,7 @@
     </w:tblStylePr>
     <w:tblStylePr w:type="lastRow">
       <w:rPr>
+        <w:rFonts w:eastAsia="黑体"/>
         <w:b/>
         <w:bCs/>
         <w:color w:themeColor="text2" w:val="1F497D"/>
@@ -9164,12 +9648,14 @@
     </w:tblStylePr>
     <w:tblStylePr w:type="firstCol">
       <w:rPr>
+        <w:rFonts w:eastAsia="黑体"/>
         <w:b/>
         <w:bCs/>
       </w:rPr>
     </w:tblStylePr>
     <w:tblStylePr w:type="lastCol">
       <w:rPr>
+        <w:rFonts w:eastAsia="黑体"/>
         <w:b/>
         <w:bCs/>
       </w:rPr>
@@ -9203,6 +9689,7 @@
       <w:spacing w:after="0" w:line="240" w:lineRule="auto"/>
     </w:pPr>
     <w:rPr>
+      <w:rFonts w:eastAsia="黑体"/>
       <w:color w:themeColor="text1" w:val="000000"/>
     </w:rPr>
     <w:tblPr>
@@ -9222,7 +9709,7 @@
     </w:tblPr>
     <w:tblStylePr w:type="firstRow">
       <w:rPr>
-        <w:rFonts w:asciiTheme="majorHAnsi" w:cstheme="majorBidi" w:eastAsiaTheme="majorEastAsia" w:hAnsiTheme="majorHAnsi"/>
+        <w:rFonts w:asciiTheme="majorHAnsi" w:cstheme="majorBidi" w:hAnsiTheme="majorHAnsi" w:eastAsia="黑体"/>
       </w:rPr>
       <w:tblPr/>
       <w:tcPr>
@@ -9234,6 +9721,7 @@
     </w:tblStylePr>
     <w:tblStylePr w:type="lastRow">
       <w:rPr>
+        <w:rFonts w:eastAsia="黑体"/>
         <w:b/>
         <w:bCs/>
         <w:color w:themeColor="text2" w:val="1F497D"/>
@@ -9248,12 +9736,14 @@
     </w:tblStylePr>
     <w:tblStylePr w:type="firstCol">
       <w:rPr>
+        <w:rFonts w:eastAsia="黑体"/>
         <w:b/>
         <w:bCs/>
       </w:rPr>
     </w:tblStylePr>
     <w:tblStylePr w:type="lastCol">
       <w:rPr>
+        <w:rFonts w:eastAsia="黑体"/>
         <w:b/>
         <w:bCs/>
       </w:rPr>
@@ -9287,7 +9777,7 @@
       <w:spacing w:after="0" w:line="240" w:lineRule="auto"/>
     </w:pPr>
     <w:rPr>
-      <w:rFonts w:asciiTheme="majorHAnsi" w:cstheme="majorBidi" w:eastAsiaTheme="majorEastAsia" w:hAnsiTheme="majorHAnsi"/>
+      <w:rFonts w:asciiTheme="majorHAnsi" w:cstheme="majorBidi" w:hAnsiTheme="majorHAnsi" w:eastAsia="黑体"/>
       <w:color w:themeColor="text1" w:val="000000"/>
     </w:rPr>
     <w:tblPr>
@@ -9309,6 +9799,7 @@
     </w:tblPr>
     <w:tblStylePr w:type="firstRow">
       <w:rPr>
+        <w:rFonts w:eastAsia="黑体"/>
         <w:sz w:val="24"/>
         <w:szCs w:val="24"/>
       </w:rPr>
@@ -9415,7 +9906,7 @@
       <w:spacing w:after="0" w:line="240" w:lineRule="auto"/>
     </w:pPr>
     <w:rPr>
-      <w:rFonts w:asciiTheme="majorHAnsi" w:cstheme="majorBidi" w:eastAsiaTheme="majorEastAsia" w:hAnsiTheme="majorHAnsi"/>
+      <w:rFonts w:asciiTheme="majorHAnsi" w:cstheme="majorBidi" w:hAnsiTheme="majorHAnsi" w:eastAsia="黑体"/>
       <w:color w:themeColor="text1" w:val="000000"/>
     </w:rPr>
     <w:tblPr>
@@ -9437,6 +9928,7 @@
     </w:tblPr>
     <w:tblStylePr w:type="firstRow">
       <w:rPr>
+        <w:rFonts w:eastAsia="黑体"/>
         <w:sz w:val="24"/>
         <w:szCs w:val="24"/>
       </w:rPr>
@@ -9543,7 +10035,7 @@
       <w:spacing w:after="0" w:line="240" w:lineRule="auto"/>
     </w:pPr>
     <w:rPr>
-      <w:rFonts w:asciiTheme="majorHAnsi" w:cstheme="majorBidi" w:eastAsiaTheme="majorEastAsia" w:hAnsiTheme="majorHAnsi"/>
+      <w:rFonts w:asciiTheme="majorHAnsi" w:cstheme="majorBidi" w:hAnsiTheme="majorHAnsi" w:eastAsia="黑体"/>
       <w:color w:themeColor="text1" w:val="000000"/>
     </w:rPr>
     <w:tblPr>
@@ -9565,6 +10057,7 @@
     </w:tblPr>
     <w:tblStylePr w:type="firstRow">
       <w:rPr>
+        <w:rFonts w:eastAsia="黑体"/>
         <w:sz w:val="24"/>
         <w:szCs w:val="24"/>
       </w:rPr>
@@ -9671,7 +10164,7 @@
       <w:spacing w:after="0" w:line="240" w:lineRule="auto"/>
     </w:pPr>
     <w:rPr>
-      <w:rFonts w:asciiTheme="majorHAnsi" w:cstheme="majorBidi" w:eastAsiaTheme="majorEastAsia" w:hAnsiTheme="majorHAnsi"/>
+      <w:rFonts w:asciiTheme="majorHAnsi" w:cstheme="majorBidi" w:hAnsiTheme="majorHAnsi" w:eastAsia="黑体"/>
       <w:color w:themeColor="text1" w:val="000000"/>
     </w:rPr>
     <w:tblPr>
@@ -9693,6 +10186,7 @@
     </w:tblPr>
     <w:tblStylePr w:type="firstRow">
       <w:rPr>
+        <w:rFonts w:eastAsia="黑体"/>
         <w:sz w:val="24"/>
         <w:szCs w:val="24"/>
       </w:rPr>
@@ -9799,7 +10293,7 @@
       <w:spacing w:after="0" w:line="240" w:lineRule="auto"/>
     </w:pPr>
     <w:rPr>
-      <w:rFonts w:asciiTheme="majorHAnsi" w:cstheme="majorBidi" w:eastAsiaTheme="majorEastAsia" w:hAnsiTheme="majorHAnsi"/>
+      <w:rFonts w:asciiTheme="majorHAnsi" w:cstheme="majorBidi" w:hAnsiTheme="majorHAnsi" w:eastAsia="黑体"/>
       <w:color w:themeColor="text1" w:val="000000"/>
     </w:rPr>
     <w:tblPr>
@@ -9821,6 +10315,7 @@
     </w:tblPr>
     <w:tblStylePr w:type="firstRow">
       <w:rPr>
+        <w:rFonts w:eastAsia="黑体"/>
         <w:sz w:val="24"/>
         <w:szCs w:val="24"/>
       </w:rPr>
@@ -9927,7 +10422,7 @@
       <w:spacing w:after="0" w:line="240" w:lineRule="auto"/>
     </w:pPr>
     <w:rPr>
-      <w:rFonts w:asciiTheme="majorHAnsi" w:cstheme="majorBidi" w:eastAsiaTheme="majorEastAsia" w:hAnsiTheme="majorHAnsi"/>
+      <w:rFonts w:asciiTheme="majorHAnsi" w:cstheme="majorBidi" w:hAnsiTheme="majorHAnsi" w:eastAsia="黑体"/>
       <w:color w:themeColor="text1" w:val="000000"/>
     </w:rPr>
     <w:tblPr>
@@ -9949,6 +10444,7 @@
     </w:tblPr>
     <w:tblStylePr w:type="firstRow">
       <w:rPr>
+        <w:rFonts w:eastAsia="黑体"/>
         <w:sz w:val="24"/>
         <w:szCs w:val="24"/>
       </w:rPr>
@@ -10055,7 +10551,7 @@
       <w:spacing w:after="0" w:line="240" w:lineRule="auto"/>
     </w:pPr>
     <w:rPr>
-      <w:rFonts w:asciiTheme="majorHAnsi" w:cstheme="majorBidi" w:eastAsiaTheme="majorEastAsia" w:hAnsiTheme="majorHAnsi"/>
+      <w:rFonts w:asciiTheme="majorHAnsi" w:cstheme="majorBidi" w:hAnsiTheme="majorHAnsi" w:eastAsia="黑体"/>
       <w:color w:themeColor="text1" w:val="000000"/>
     </w:rPr>
     <w:tblPr>
@@ -10077,6 +10573,7 @@
     </w:tblPr>
     <w:tblStylePr w:type="firstRow">
       <w:rPr>
+        <w:rFonts w:eastAsia="黑体"/>
         <w:sz w:val="24"/>
         <w:szCs w:val="24"/>
       </w:rPr>
@@ -10206,12 +10703,14 @@
     </w:tcPr>
     <w:tblStylePr w:type="firstRow">
       <w:rPr>
+        <w:rFonts w:eastAsia="黑体"/>
         <w:b/>
         <w:bCs/>
       </w:rPr>
     </w:tblStylePr>
     <w:tblStylePr w:type="lastRow">
       <w:rPr>
+        <w:rFonts w:eastAsia="黑体"/>
         <w:b/>
         <w:bCs/>
       </w:rPr>
@@ -10224,12 +10723,14 @@
     </w:tblStylePr>
     <w:tblStylePr w:type="firstCol">
       <w:rPr>
+        <w:rFonts w:eastAsia="黑体"/>
         <w:b/>
         <w:bCs/>
       </w:rPr>
     </w:tblStylePr>
     <w:tblStylePr w:type="lastCol">
       <w:rPr>
+        <w:rFonts w:eastAsia="黑体"/>
         <w:b/>
         <w:bCs/>
       </w:rPr>
@@ -10279,12 +10780,14 @@
     </w:tcPr>
     <w:tblStylePr w:type="firstRow">
       <w:rPr>
+        <w:rFonts w:eastAsia="黑体"/>
         <w:b/>
         <w:bCs/>
       </w:rPr>
     </w:tblStylePr>
     <w:tblStylePr w:type="lastRow">
       <w:rPr>
+        <w:rFonts w:eastAsia="黑体"/>
         <w:b/>
         <w:bCs/>
       </w:rPr>
@@ -10297,12 +10800,14 @@
     </w:tblStylePr>
     <w:tblStylePr w:type="firstCol">
       <w:rPr>
+        <w:rFonts w:eastAsia="黑体"/>
         <w:b/>
         <w:bCs/>
       </w:rPr>
     </w:tblStylePr>
     <w:tblStylePr w:type="lastCol">
       <w:rPr>
+        <w:rFonts w:eastAsia="黑体"/>
         <w:b/>
         <w:bCs/>
       </w:rPr>
@@ -10352,12 +10857,14 @@
     </w:tcPr>
     <w:tblStylePr w:type="firstRow">
       <w:rPr>
+        <w:rFonts w:eastAsia="黑体"/>
         <w:b/>
         <w:bCs/>
       </w:rPr>
     </w:tblStylePr>
     <w:tblStylePr w:type="lastRow">
       <w:rPr>
+        <w:rFonts w:eastAsia="黑体"/>
         <w:b/>
         <w:bCs/>
       </w:rPr>
@@ -10370,12 +10877,14 @@
     </w:tblStylePr>
     <w:tblStylePr w:type="firstCol">
       <w:rPr>
+        <w:rFonts w:eastAsia="黑体"/>
         <w:b/>
         <w:bCs/>
       </w:rPr>
     </w:tblStylePr>
     <w:tblStylePr w:type="lastCol">
       <w:rPr>
+        <w:rFonts w:eastAsia="黑体"/>
         <w:b/>
         <w:bCs/>
       </w:rPr>
@@ -10425,12 +10934,14 @@
     </w:tcPr>
     <w:tblStylePr w:type="firstRow">
       <w:rPr>
+        <w:rFonts w:eastAsia="黑体"/>
         <w:b/>
         <w:bCs/>
       </w:rPr>
     </w:tblStylePr>
     <w:tblStylePr w:type="lastRow">
       <w:rPr>
+        <w:rFonts w:eastAsia="黑体"/>
         <w:b/>
         <w:bCs/>
       </w:rPr>
@@ -10443,12 +10954,14 @@
     </w:tblStylePr>
     <w:tblStylePr w:type="firstCol">
       <w:rPr>
+        <w:rFonts w:eastAsia="黑体"/>
         <w:b/>
         <w:bCs/>
       </w:rPr>
     </w:tblStylePr>
     <w:tblStylePr w:type="lastCol">
       <w:rPr>
+        <w:rFonts w:eastAsia="黑体"/>
         <w:b/>
         <w:bCs/>
       </w:rPr>
@@ -10498,12 +11011,14 @@
     </w:tcPr>
     <w:tblStylePr w:type="firstRow">
       <w:rPr>
+        <w:rFonts w:eastAsia="黑体"/>
         <w:b/>
         <w:bCs/>
       </w:rPr>
     </w:tblStylePr>
     <w:tblStylePr w:type="lastRow">
       <w:rPr>
+        <w:rFonts w:eastAsia="黑体"/>
         <w:b/>
         <w:bCs/>
       </w:rPr>
@@ -10516,12 +11031,14 @@
     </w:tblStylePr>
     <w:tblStylePr w:type="firstCol">
       <w:rPr>
+        <w:rFonts w:eastAsia="黑体"/>
         <w:b/>
         <w:bCs/>
       </w:rPr>
     </w:tblStylePr>
     <w:tblStylePr w:type="lastCol">
       <w:rPr>
+        <w:rFonts w:eastAsia="黑体"/>
         <w:b/>
         <w:bCs/>
       </w:rPr>
@@ -10571,12 +11088,14 @@
     </w:tcPr>
     <w:tblStylePr w:type="firstRow">
       <w:rPr>
+        <w:rFonts w:eastAsia="黑体"/>
         <w:b/>
         <w:bCs/>
       </w:rPr>
     </w:tblStylePr>
     <w:tblStylePr w:type="lastRow">
       <w:rPr>
+        <w:rFonts w:eastAsia="黑体"/>
         <w:b/>
         <w:bCs/>
       </w:rPr>
@@ -10589,12 +11108,14 @@
     </w:tblStylePr>
     <w:tblStylePr w:type="firstCol">
       <w:rPr>
+        <w:rFonts w:eastAsia="黑体"/>
         <w:b/>
         <w:bCs/>
       </w:rPr>
     </w:tblStylePr>
     <w:tblStylePr w:type="lastCol">
       <w:rPr>
+        <w:rFonts w:eastAsia="黑体"/>
         <w:b/>
         <w:bCs/>
       </w:rPr>
@@ -10644,12 +11165,14 @@
     </w:tcPr>
     <w:tblStylePr w:type="firstRow">
       <w:rPr>
+        <w:rFonts w:eastAsia="黑体"/>
         <w:b/>
         <w:bCs/>
       </w:rPr>
     </w:tblStylePr>
     <w:tblStylePr w:type="lastRow">
       <w:rPr>
+        <w:rFonts w:eastAsia="黑体"/>
         <w:b/>
         <w:bCs/>
       </w:rPr>
@@ -10662,12 +11185,14 @@
     </w:tblStylePr>
     <w:tblStylePr w:type="firstCol">
       <w:rPr>
+        <w:rFonts w:eastAsia="黑体"/>
         <w:b/>
         <w:bCs/>
       </w:rPr>
     </w:tblStylePr>
     <w:tblStylePr w:type="lastCol">
       <w:rPr>
+        <w:rFonts w:eastAsia="黑体"/>
         <w:b/>
         <w:bCs/>
       </w:rPr>
@@ -10694,7 +11219,7 @@
       <w:spacing w:after="0" w:line="240" w:lineRule="auto"/>
     </w:pPr>
     <w:rPr>
-      <w:rFonts w:asciiTheme="majorHAnsi" w:cstheme="majorBidi" w:eastAsiaTheme="majorEastAsia" w:hAnsiTheme="majorHAnsi"/>
+      <w:rFonts w:asciiTheme="majorHAnsi" w:cstheme="majorBidi" w:hAnsiTheme="majorHAnsi" w:eastAsia="黑体"/>
       <w:color w:themeColor="text1" w:val="000000"/>
     </w:rPr>
     <w:tblPr>
@@ -10721,6 +11246,7 @@
     </w:tcPr>
     <w:tblStylePr w:type="firstRow">
       <w:rPr>
+        <w:rFonts w:eastAsia="黑体"/>
         <w:b/>
         <w:bCs/>
         <w:color w:themeColor="text1" w:val="000000"/>
@@ -10732,6 +11258,7 @@
     </w:tblStylePr>
     <w:tblStylePr w:type="lastRow">
       <w:rPr>
+        <w:rFonts w:eastAsia="黑体"/>
         <w:b/>
         <w:bCs/>
         <w:color w:themeColor="text1" w:val="000000"/>
@@ -10751,6 +11278,7 @@
     </w:tblStylePr>
     <w:tblStylePr w:type="firstCol">
       <w:rPr>
+        <w:rFonts w:eastAsia="黑体"/>
         <w:b/>
         <w:bCs/>
         <w:color w:themeColor="text1" w:val="000000"/>
@@ -10770,6 +11298,7 @@
     </w:tblStylePr>
     <w:tblStylePr w:type="lastCol">
       <w:rPr>
+        <w:rFonts w:eastAsia="黑体"/>
         <w:b w:val="0"/>
         <w:bCs w:val="0"/>
         <w:color w:themeColor="text1" w:val="000000"/>
@@ -10819,7 +11348,7 @@
       <w:spacing w:after="0" w:line="240" w:lineRule="auto"/>
     </w:pPr>
     <w:rPr>
-      <w:rFonts w:asciiTheme="majorHAnsi" w:cstheme="majorBidi" w:eastAsiaTheme="majorEastAsia" w:hAnsiTheme="majorHAnsi"/>
+      <w:rFonts w:asciiTheme="majorHAnsi" w:cstheme="majorBidi" w:hAnsiTheme="majorHAnsi" w:eastAsia="黑体"/>
       <w:color w:themeColor="text1" w:val="000000"/>
     </w:rPr>
     <w:tblPr>
@@ -10846,6 +11375,7 @@
     </w:tcPr>
     <w:tblStylePr w:type="firstRow">
       <w:rPr>
+        <w:rFonts w:eastAsia="黑体"/>
         <w:b/>
         <w:bCs/>
         <w:color w:themeColor="text1" w:val="000000"/>
@@ -10857,6 +11387,7 @@
     </w:tblStylePr>
     <w:tblStylePr w:type="lastRow">
       <w:rPr>
+        <w:rFonts w:eastAsia="黑体"/>
         <w:b/>
         <w:bCs/>
         <w:color w:themeColor="text1" w:val="000000"/>
@@ -10876,6 +11407,7 @@
     </w:tblStylePr>
     <w:tblStylePr w:type="firstCol">
       <w:rPr>
+        <w:rFonts w:eastAsia="黑体"/>
         <w:b/>
         <w:bCs/>
         <w:color w:themeColor="text1" w:val="000000"/>
@@ -10895,6 +11427,7 @@
     </w:tblStylePr>
     <w:tblStylePr w:type="lastCol">
       <w:rPr>
+        <w:rFonts w:eastAsia="黑体"/>
         <w:b w:val="0"/>
         <w:bCs w:val="0"/>
         <w:color w:themeColor="text1" w:val="000000"/>
@@ -10944,7 +11477,7 @@
       <w:spacing w:after="0" w:line="240" w:lineRule="auto"/>
     </w:pPr>
     <w:rPr>
-      <w:rFonts w:asciiTheme="majorHAnsi" w:cstheme="majorBidi" w:eastAsiaTheme="majorEastAsia" w:hAnsiTheme="majorHAnsi"/>
+      <w:rFonts w:asciiTheme="majorHAnsi" w:cstheme="majorBidi" w:hAnsiTheme="majorHAnsi" w:eastAsia="黑体"/>
       <w:color w:themeColor="text1" w:val="000000"/>
     </w:rPr>
     <w:tblPr>
@@ -10971,6 +11504,7 @@
     </w:tcPr>
     <w:tblStylePr w:type="firstRow">
       <w:rPr>
+        <w:rFonts w:eastAsia="黑体"/>
         <w:b/>
         <w:bCs/>
         <w:color w:themeColor="text1" w:val="000000"/>
@@ -10982,6 +11516,7 @@
     </w:tblStylePr>
     <w:tblStylePr w:type="lastRow">
       <w:rPr>
+        <w:rFonts w:eastAsia="黑体"/>
         <w:b/>
         <w:bCs/>
         <w:color w:themeColor="text1" w:val="000000"/>
@@ -11001,6 +11536,7 @@
     </w:tblStylePr>
     <w:tblStylePr w:type="firstCol">
       <w:rPr>
+        <w:rFonts w:eastAsia="黑体"/>
         <w:b/>
         <w:bCs/>
         <w:color w:themeColor="text1" w:val="000000"/>
@@ -11020,6 +11556,7 @@
     </w:tblStylePr>
     <w:tblStylePr w:type="lastCol">
       <w:rPr>
+        <w:rFonts w:eastAsia="黑体"/>
         <w:b w:val="0"/>
         <w:bCs w:val="0"/>
         <w:color w:themeColor="text1" w:val="000000"/>
@@ -11069,7 +11606,7 @@
       <w:spacing w:after="0" w:line="240" w:lineRule="auto"/>
     </w:pPr>
     <w:rPr>
-      <w:rFonts w:asciiTheme="majorHAnsi" w:cstheme="majorBidi" w:eastAsiaTheme="majorEastAsia" w:hAnsiTheme="majorHAnsi"/>
+      <w:rFonts w:asciiTheme="majorHAnsi" w:cstheme="majorBidi" w:hAnsiTheme="majorHAnsi" w:eastAsia="黑体"/>
       <w:color w:themeColor="text1" w:val="000000"/>
     </w:rPr>
     <w:tblPr>
@@ -11096,6 +11633,7 @@
     </w:tcPr>
     <w:tblStylePr w:type="firstRow">
       <w:rPr>
+        <w:rFonts w:eastAsia="黑体"/>
         <w:b/>
         <w:bCs/>
         <w:color w:themeColor="text1" w:val="000000"/>
@@ -11107,6 +11645,7 @@
     </w:tblStylePr>
     <w:tblStylePr w:type="lastRow">
       <w:rPr>
+        <w:rFonts w:eastAsia="黑体"/>
         <w:b/>
         <w:bCs/>
         <w:color w:themeColor="text1" w:val="000000"/>
@@ -11126,6 +11665,7 @@
     </w:tblStylePr>
     <w:tblStylePr w:type="firstCol">
       <w:rPr>
+        <w:rFonts w:eastAsia="黑体"/>
         <w:b/>
         <w:bCs/>
         <w:color w:themeColor="text1" w:val="000000"/>
@@ -11145,6 +11685,7 @@
     </w:tblStylePr>
     <w:tblStylePr w:type="lastCol">
       <w:rPr>
+        <w:rFonts w:eastAsia="黑体"/>
         <w:b w:val="0"/>
         <w:bCs w:val="0"/>
         <w:color w:themeColor="text1" w:val="000000"/>
@@ -11194,7 +11735,7 @@
       <w:spacing w:after="0" w:line="240" w:lineRule="auto"/>
     </w:pPr>
     <w:rPr>
-      <w:rFonts w:asciiTheme="majorHAnsi" w:cstheme="majorBidi" w:eastAsiaTheme="majorEastAsia" w:hAnsiTheme="majorHAnsi"/>
+      <w:rFonts w:asciiTheme="majorHAnsi" w:cstheme="majorBidi" w:hAnsiTheme="majorHAnsi" w:eastAsia="黑体"/>
       <w:color w:themeColor="text1" w:val="000000"/>
     </w:rPr>
     <w:tblPr>
@@ -11221,6 +11762,7 @@
     </w:tcPr>
     <w:tblStylePr w:type="firstRow">
       <w:rPr>
+        <w:rFonts w:eastAsia="黑体"/>
         <w:b/>
         <w:bCs/>
         <w:color w:themeColor="text1" w:val="000000"/>
@@ -11232,6 +11774,7 @@
     </w:tblStylePr>
     <w:tblStylePr w:type="lastRow">
       <w:rPr>
+        <w:rFonts w:eastAsia="黑体"/>
         <w:b/>
         <w:bCs/>
         <w:color w:themeColor="text1" w:val="000000"/>
@@ -11251,6 +11794,7 @@
     </w:tblStylePr>
     <w:tblStylePr w:type="firstCol">
       <w:rPr>
+        <w:rFonts w:eastAsia="黑体"/>
         <w:b/>
         <w:bCs/>
         <w:color w:themeColor="text1" w:val="000000"/>
@@ -11270,6 +11814,7 @@
     </w:tblStylePr>
     <w:tblStylePr w:type="lastCol">
       <w:rPr>
+        <w:rFonts w:eastAsia="黑体"/>
         <w:b w:val="0"/>
         <w:bCs w:val="0"/>
         <w:color w:themeColor="text1" w:val="000000"/>
@@ -11319,7 +11864,7 @@
       <w:spacing w:after="0" w:line="240" w:lineRule="auto"/>
     </w:pPr>
     <w:rPr>
-      <w:rFonts w:asciiTheme="majorHAnsi" w:cstheme="majorBidi" w:eastAsiaTheme="majorEastAsia" w:hAnsiTheme="majorHAnsi"/>
+      <w:rFonts w:asciiTheme="majorHAnsi" w:cstheme="majorBidi" w:hAnsiTheme="majorHAnsi" w:eastAsia="黑体"/>
       <w:color w:themeColor="text1" w:val="000000"/>
     </w:rPr>
     <w:tblPr>
@@ -11346,6 +11891,7 @@
     </w:tcPr>
     <w:tblStylePr w:type="firstRow">
       <w:rPr>
+        <w:rFonts w:eastAsia="黑体"/>
         <w:b/>
         <w:bCs/>
         <w:color w:themeColor="text1" w:val="000000"/>
@@ -11357,6 +11903,7 @@
     </w:tblStylePr>
     <w:tblStylePr w:type="lastRow">
       <w:rPr>
+        <w:rFonts w:eastAsia="黑体"/>
         <w:b/>
         <w:bCs/>
         <w:color w:themeColor="text1" w:val="000000"/>
@@ -11376,6 +11923,7 @@
     </w:tblStylePr>
     <w:tblStylePr w:type="firstCol">
       <w:rPr>
+        <w:rFonts w:eastAsia="黑体"/>
         <w:b/>
         <w:bCs/>
         <w:color w:themeColor="text1" w:val="000000"/>
@@ -11395,6 +11943,7 @@
     </w:tblStylePr>
     <w:tblStylePr w:type="lastCol">
       <w:rPr>
+        <w:rFonts w:eastAsia="黑体"/>
         <w:b w:val="0"/>
         <w:bCs w:val="0"/>
         <w:color w:themeColor="text1" w:val="000000"/>
@@ -11444,7 +11993,7 @@
       <w:spacing w:after="0" w:line="240" w:lineRule="auto"/>
     </w:pPr>
     <w:rPr>
-      <w:rFonts w:asciiTheme="majorHAnsi" w:cstheme="majorBidi" w:eastAsiaTheme="majorEastAsia" w:hAnsiTheme="majorHAnsi"/>
+      <w:rFonts w:asciiTheme="majorHAnsi" w:cstheme="majorBidi" w:hAnsiTheme="majorHAnsi" w:eastAsia="黑体"/>
       <w:color w:themeColor="text1" w:val="000000"/>
     </w:rPr>
     <w:tblPr>
@@ -11471,6 +12020,7 @@
     </w:tcPr>
     <w:tblStylePr w:type="firstRow">
       <w:rPr>
+        <w:rFonts w:eastAsia="黑体"/>
         <w:b/>
         <w:bCs/>
         <w:color w:themeColor="text1" w:val="000000"/>
@@ -11482,6 +12032,7 @@
     </w:tblStylePr>
     <w:tblStylePr w:type="lastRow">
       <w:rPr>
+        <w:rFonts w:eastAsia="黑体"/>
         <w:b/>
         <w:bCs/>
         <w:color w:themeColor="text1" w:val="000000"/>
@@ -11501,6 +12052,7 @@
     </w:tblStylePr>
     <w:tblStylePr w:type="firstCol">
       <w:rPr>
+        <w:rFonts w:eastAsia="黑体"/>
         <w:b/>
         <w:bCs/>
         <w:color w:themeColor="text1" w:val="000000"/>
@@ -11520,6 +12072,7 @@
     </w:tblStylePr>
     <w:tblStylePr w:type="lastCol">
       <w:rPr>
+        <w:rFonts w:eastAsia="黑体"/>
         <w:b w:val="0"/>
         <w:bCs w:val="0"/>
         <w:color w:themeColor="text1" w:val="000000"/>
@@ -11592,6 +12145,7 @@
     </w:tcPr>
     <w:tblStylePr w:type="firstRow">
       <w:rPr>
+        <w:rFonts w:eastAsia="黑体"/>
         <w:b/>
         <w:bCs/>
         <w:i w:val="0"/>
@@ -11613,6 +12167,7 @@
     </w:tblStylePr>
     <w:tblStylePr w:type="lastRow">
       <w:rPr>
+        <w:rFonts w:eastAsia="黑体"/>
         <w:b/>
         <w:bCs/>
         <w:i w:val="0"/>
@@ -11634,6 +12189,7 @@
     </w:tblStylePr>
     <w:tblStylePr w:type="firstCol">
       <w:rPr>
+        <w:rFonts w:eastAsia="黑体"/>
         <w:b/>
         <w:bCs/>
         <w:i w:val="0"/>
@@ -11653,6 +12209,7 @@
     </w:tblStylePr>
     <w:tblStylePr w:type="lastCol">
       <w:rPr>
+        <w:rFonts w:eastAsia="黑体"/>
         <w:b/>
         <w:bCs/>
         <w:i w:val="0"/>
@@ -11733,6 +12290,7 @@
     </w:tcPr>
     <w:tblStylePr w:type="firstRow">
       <w:rPr>
+        <w:rFonts w:eastAsia="黑体"/>
         <w:b/>
         <w:bCs/>
         <w:i w:val="0"/>
@@ -11754,6 +12312,7 @@
     </w:tblStylePr>
     <w:tblStylePr w:type="lastRow">
       <w:rPr>
+        <w:rFonts w:eastAsia="黑体"/>
         <w:b/>
         <w:bCs/>
         <w:i w:val="0"/>
@@ -11775,6 +12334,7 @@
     </w:tblStylePr>
     <w:tblStylePr w:type="firstCol">
       <w:rPr>
+        <w:rFonts w:eastAsia="黑体"/>
         <w:b/>
         <w:bCs/>
         <w:i w:val="0"/>
@@ -11794,6 +12354,7 @@
     </w:tblStylePr>
     <w:tblStylePr w:type="lastCol">
       <w:rPr>
+        <w:rFonts w:eastAsia="黑体"/>
         <w:b/>
         <w:bCs/>
         <w:i w:val="0"/>
@@ -11874,6 +12435,7 @@
     </w:tcPr>
     <w:tblStylePr w:type="firstRow">
       <w:rPr>
+        <w:rFonts w:eastAsia="黑体"/>
         <w:b/>
         <w:bCs/>
         <w:i w:val="0"/>
@@ -11895,6 +12457,7 @@
     </w:tblStylePr>
     <w:tblStylePr w:type="lastRow">
       <w:rPr>
+        <w:rFonts w:eastAsia="黑体"/>
         <w:b/>
         <w:bCs/>
         <w:i w:val="0"/>
@@ -11916,6 +12479,7 @@
     </w:tblStylePr>
     <w:tblStylePr w:type="firstCol">
       <w:rPr>
+        <w:rFonts w:eastAsia="黑体"/>
         <w:b/>
         <w:bCs/>
         <w:i w:val="0"/>
@@ -11935,6 +12499,7 @@
     </w:tblStylePr>
     <w:tblStylePr w:type="lastCol">
       <w:rPr>
+        <w:rFonts w:eastAsia="黑体"/>
         <w:b/>
         <w:bCs/>
         <w:i w:val="0"/>
@@ -12015,6 +12580,7 @@
     </w:tcPr>
     <w:tblStylePr w:type="firstRow">
       <w:rPr>
+        <w:rFonts w:eastAsia="黑体"/>
         <w:b/>
         <w:bCs/>
         <w:i w:val="0"/>
@@ -12036,6 +12602,7 @@
     </w:tblStylePr>
     <w:tblStylePr w:type="lastRow">
       <w:rPr>
+        <w:rFonts w:eastAsia="黑体"/>
         <w:b/>
         <w:bCs/>
         <w:i w:val="0"/>
@@ -12057,6 +12624,7 @@
     </w:tblStylePr>
     <w:tblStylePr w:type="firstCol">
       <w:rPr>
+        <w:rFonts w:eastAsia="黑体"/>
         <w:b/>
         <w:bCs/>
         <w:i w:val="0"/>
@@ -12076,6 +12644,7 @@
     </w:tblStylePr>
     <w:tblStylePr w:type="lastCol">
       <w:rPr>
+        <w:rFonts w:eastAsia="黑体"/>
         <w:b/>
         <w:bCs/>
         <w:i w:val="0"/>
@@ -12156,6 +12725,7 @@
     </w:tcPr>
     <w:tblStylePr w:type="firstRow">
       <w:rPr>
+        <w:rFonts w:eastAsia="黑体"/>
         <w:b/>
         <w:bCs/>
         <w:i w:val="0"/>
@@ -12177,6 +12747,7 @@
     </w:tblStylePr>
     <w:tblStylePr w:type="lastRow">
       <w:rPr>
+        <w:rFonts w:eastAsia="黑体"/>
         <w:b/>
         <w:bCs/>
         <w:i w:val="0"/>
@@ -12198,6 +12769,7 @@
     </w:tblStylePr>
     <w:tblStylePr w:type="firstCol">
       <w:rPr>
+        <w:rFonts w:eastAsia="黑体"/>
         <w:b/>
         <w:bCs/>
         <w:i w:val="0"/>
@@ -12217,6 +12789,7 @@
     </w:tblStylePr>
     <w:tblStylePr w:type="lastCol">
       <w:rPr>
+        <w:rFonts w:eastAsia="黑体"/>
         <w:b/>
         <w:bCs/>
         <w:i w:val="0"/>
@@ -12297,6 +12870,7 @@
     </w:tcPr>
     <w:tblStylePr w:type="firstRow">
       <w:rPr>
+        <w:rFonts w:eastAsia="黑体"/>
         <w:b/>
         <w:bCs/>
         <w:i w:val="0"/>
@@ -12318,6 +12892,7 @@
     </w:tblStylePr>
     <w:tblStylePr w:type="lastRow">
       <w:rPr>
+        <w:rFonts w:eastAsia="黑体"/>
         <w:b/>
         <w:bCs/>
         <w:i w:val="0"/>
@@ -12339,6 +12914,7 @@
     </w:tblStylePr>
     <w:tblStylePr w:type="firstCol">
       <w:rPr>
+        <w:rFonts w:eastAsia="黑体"/>
         <w:b/>
         <w:bCs/>
         <w:i w:val="0"/>
@@ -12358,6 +12934,7 @@
     </w:tblStylePr>
     <w:tblStylePr w:type="lastCol">
       <w:rPr>
+        <w:rFonts w:eastAsia="黑体"/>
         <w:b/>
         <w:bCs/>
         <w:i w:val="0"/>
@@ -12438,6 +13015,7 @@
     </w:tcPr>
     <w:tblStylePr w:type="firstRow">
       <w:rPr>
+        <w:rFonts w:eastAsia="黑体"/>
         <w:b/>
         <w:bCs/>
         <w:i w:val="0"/>
@@ -12459,6 +13037,7 @@
     </w:tblStylePr>
     <w:tblStylePr w:type="lastRow">
       <w:rPr>
+        <w:rFonts w:eastAsia="黑体"/>
         <w:b/>
         <w:bCs/>
         <w:i w:val="0"/>
@@ -12480,6 +13059,7 @@
     </w:tblStylePr>
     <w:tblStylePr w:type="firstCol">
       <w:rPr>
+        <w:rFonts w:eastAsia="黑体"/>
         <w:b/>
         <w:bCs/>
         <w:i w:val="0"/>
@@ -12499,6 +13079,7 @@
     </w:tblStylePr>
     <w:tblStylePr w:type="lastCol">
       <w:rPr>
+        <w:rFonts w:eastAsia="黑体"/>
         <w:b/>
         <w:bCs/>
         <w:i w:val="0"/>
@@ -12556,6 +13137,7 @@
       <w:spacing w:after="0" w:line="240" w:lineRule="auto"/>
     </w:pPr>
     <w:rPr>
+      <w:rFonts w:eastAsia="黑体"/>
       <w:color w:themeColor="background1" w:val="FFFFFF"/>
     </w:rPr>
     <w:tblPr>
@@ -12574,6 +13156,7 @@
     </w:tcPr>
     <w:tblStylePr w:type="firstRow">
       <w:rPr>
+        <w:rFonts w:eastAsia="黑体"/>
         <w:b/>
         <w:bCs/>
       </w:rPr>
@@ -12670,6 +13253,7 @@
       <w:spacing w:after="0" w:line="240" w:lineRule="auto"/>
     </w:pPr>
     <w:rPr>
+      <w:rFonts w:eastAsia="黑体"/>
       <w:color w:themeColor="background1" w:val="FFFFFF"/>
     </w:rPr>
     <w:tblPr>
@@ -12688,6 +13272,7 @@
     </w:tcPr>
     <w:tblStylePr w:type="firstRow">
       <w:rPr>
+        <w:rFonts w:eastAsia="黑体"/>
         <w:b/>
         <w:bCs/>
       </w:rPr>
@@ -12784,6 +13369,7 @@
       <w:spacing w:after="0" w:line="240" w:lineRule="auto"/>
     </w:pPr>
     <w:rPr>
+      <w:rFonts w:eastAsia="黑体"/>
       <w:color w:themeColor="background1" w:val="FFFFFF"/>
     </w:rPr>
     <w:tblPr>
@@ -12802,6 +13388,7 @@
     </w:tcPr>
     <w:tblStylePr w:type="firstRow">
       <w:rPr>
+        <w:rFonts w:eastAsia="黑体"/>
         <w:b/>
         <w:bCs/>
       </w:rPr>
@@ -12898,6 +13485,7 @@
       <w:spacing w:after="0" w:line="240" w:lineRule="auto"/>
     </w:pPr>
     <w:rPr>
+      <w:rFonts w:eastAsia="黑体"/>
       <w:color w:themeColor="background1" w:val="FFFFFF"/>
     </w:rPr>
     <w:tblPr>
@@ -12916,6 +13504,7 @@
     </w:tcPr>
     <w:tblStylePr w:type="firstRow">
       <w:rPr>
+        <w:rFonts w:eastAsia="黑体"/>
         <w:b/>
         <w:bCs/>
       </w:rPr>
@@ -13012,6 +13601,7 @@
       <w:spacing w:after="0" w:line="240" w:lineRule="auto"/>
     </w:pPr>
     <w:rPr>
+      <w:rFonts w:eastAsia="黑体"/>
       <w:color w:themeColor="background1" w:val="FFFFFF"/>
     </w:rPr>
     <w:tblPr>
@@ -13030,6 +13620,7 @@
     </w:tcPr>
     <w:tblStylePr w:type="firstRow">
       <w:rPr>
+        <w:rFonts w:eastAsia="黑体"/>
         <w:b/>
         <w:bCs/>
       </w:rPr>
@@ -13126,6 +13717,7 @@
       <w:spacing w:after="0" w:line="240" w:lineRule="auto"/>
     </w:pPr>
     <w:rPr>
+      <w:rFonts w:eastAsia="黑体"/>
       <w:color w:themeColor="background1" w:val="FFFFFF"/>
     </w:rPr>
     <w:tblPr>
@@ -13144,6 +13736,7 @@
     </w:tcPr>
     <w:tblStylePr w:type="firstRow">
       <w:rPr>
+        <w:rFonts w:eastAsia="黑体"/>
         <w:b/>
         <w:bCs/>
       </w:rPr>
@@ -13240,6 +13833,7 @@
       <w:spacing w:after="0" w:line="240" w:lineRule="auto"/>
     </w:pPr>
     <w:rPr>
+      <w:rFonts w:eastAsia="黑体"/>
       <w:color w:themeColor="background1" w:val="FFFFFF"/>
     </w:rPr>
     <w:tblPr>
@@ -13258,6 +13852,7 @@
     </w:tcPr>
     <w:tblStylePr w:type="firstRow">
       <w:rPr>
+        <w:rFonts w:eastAsia="黑体"/>
         <w:b/>
         <w:bCs/>
       </w:rPr>
@@ -13354,6 +13949,7 @@
       <w:spacing w:after="0" w:line="240" w:lineRule="auto"/>
     </w:pPr>
     <w:rPr>
+      <w:rFonts w:eastAsia="黑体"/>
       <w:color w:themeColor="text1" w:val="000000"/>
     </w:rPr>
     <w:tblPr>
@@ -13380,6 +13976,7 @@
     </w:tcPr>
     <w:tblStylePr w:type="firstRow">
       <w:rPr>
+        <w:rFonts w:eastAsia="黑体"/>
         <w:b/>
         <w:bCs/>
       </w:rPr>
@@ -13398,6 +13995,7 @@
     </w:tblStylePr>
     <w:tblStylePr w:type="lastRow">
       <w:rPr>
+        <w:rFonts w:eastAsia="黑体"/>
         <w:b/>
         <w:bCs/>
         <w:color w:themeColor="background1" w:val="FFFFFF"/>
@@ -13412,6 +14010,7 @@
     </w:tblStylePr>
     <w:tblStylePr w:type="firstCol">
       <w:rPr>
+        <w:rFonts w:eastAsia="黑体"/>
         <w:color w:themeColor="background1" w:val="FFFFFF"/>
       </w:rPr>
       <w:tblPr/>
@@ -13429,6 +14028,7 @@
     </w:tblStylePr>
     <w:tblStylePr w:type="lastCol">
       <w:rPr>
+        <w:rFonts w:eastAsia="黑体"/>
         <w:color w:themeColor="background1" w:val="FFFFFF"/>
       </w:rPr>
       <w:tblPr/>
@@ -13458,11 +14058,13 @@
     </w:tblStylePr>
     <w:tblStylePr w:type="neCell">
       <w:rPr>
+        <w:rFonts w:eastAsia="黑体"/>
         <w:color w:themeColor="text1" w:val="000000"/>
       </w:rPr>
     </w:tblStylePr>
     <w:tblStylePr w:type="nwCell">
       <w:rPr>
+        <w:rFonts w:eastAsia="黑体"/>
         <w:color w:themeColor="text1" w:val="000000"/>
       </w:rPr>
     </w:tblStylePr>
@@ -13476,6 +14078,7 @@
       <w:spacing w:after="0" w:line="240" w:lineRule="auto"/>
     </w:pPr>
     <w:rPr>
+      <w:rFonts w:eastAsia="黑体"/>
       <w:color w:themeColor="text1" w:val="000000"/>
     </w:rPr>
     <w:tblPr>
@@ -13502,6 +14105,7 @@
     </w:tcPr>
     <w:tblStylePr w:type="firstRow">
       <w:rPr>
+        <w:rFonts w:eastAsia="黑体"/>
         <w:b/>
         <w:bCs/>
       </w:rPr>
@@ -13520,6 +14124,7 @@
     </w:tblStylePr>
     <w:tblStylePr w:type="lastRow">
       <w:rPr>
+        <w:rFonts w:eastAsia="黑体"/>
         <w:b/>
         <w:bCs/>
         <w:color w:themeColor="background1" w:val="FFFFFF"/>
@@ -13534,6 +14139,7 @@
     </w:tblStylePr>
     <w:tblStylePr w:type="firstCol">
       <w:rPr>
+        <w:rFonts w:eastAsia="黑体"/>
         <w:color w:themeColor="background1" w:val="FFFFFF"/>
       </w:rPr>
       <w:tblPr/>
@@ -13551,6 +14157,7 @@
     </w:tblStylePr>
     <w:tblStylePr w:type="lastCol">
       <w:rPr>
+        <w:rFonts w:eastAsia="黑体"/>
         <w:color w:themeColor="background1" w:val="FFFFFF"/>
       </w:rPr>
       <w:tblPr/>
@@ -13580,11 +14187,13 @@
     </w:tblStylePr>
     <w:tblStylePr w:type="neCell">
       <w:rPr>
+        <w:rFonts w:eastAsia="黑体"/>
         <w:color w:themeColor="text1" w:val="000000"/>
       </w:rPr>
     </w:tblStylePr>
     <w:tblStylePr w:type="nwCell">
       <w:rPr>
+        <w:rFonts w:eastAsia="黑体"/>
         <w:color w:themeColor="text1" w:val="000000"/>
       </w:rPr>
     </w:tblStylePr>
@@ -13598,6 +14207,7 @@
       <w:spacing w:after="0" w:line="240" w:lineRule="auto"/>
     </w:pPr>
     <w:rPr>
+      <w:rFonts w:eastAsia="黑体"/>
       <w:color w:themeColor="text1" w:val="000000"/>
     </w:rPr>
     <w:tblPr>
@@ -13624,6 +14234,7 @@
     </w:tcPr>
     <w:tblStylePr w:type="firstRow">
       <w:rPr>
+        <w:rFonts w:eastAsia="黑体"/>
         <w:b/>
         <w:bCs/>
       </w:rPr>
@@ -13642,6 +14253,7 @@
     </w:tblStylePr>
     <w:tblStylePr w:type="lastRow">
       <w:rPr>
+        <w:rFonts w:eastAsia="黑体"/>
         <w:b/>
         <w:bCs/>
         <w:color w:themeColor="background1" w:val="FFFFFF"/>
@@ -13656,6 +14268,7 @@
     </w:tblStylePr>
     <w:tblStylePr w:type="firstCol">
       <w:rPr>
+        <w:rFonts w:eastAsia="黑体"/>
         <w:color w:themeColor="background1" w:val="FFFFFF"/>
       </w:rPr>
       <w:tblPr/>
@@ -13673,6 +14286,7 @@
     </w:tblStylePr>
     <w:tblStylePr w:type="lastCol">
       <w:rPr>
+        <w:rFonts w:eastAsia="黑体"/>
         <w:color w:themeColor="background1" w:val="FFFFFF"/>
       </w:rPr>
       <w:tblPr/>
@@ -13702,11 +14316,13 @@
     </w:tblStylePr>
     <w:tblStylePr w:type="neCell">
       <w:rPr>
+        <w:rFonts w:eastAsia="黑体"/>
         <w:color w:themeColor="text1" w:val="000000"/>
       </w:rPr>
     </w:tblStylePr>
     <w:tblStylePr w:type="nwCell">
       <w:rPr>
+        <w:rFonts w:eastAsia="黑体"/>
         <w:color w:themeColor="text1" w:val="000000"/>
       </w:rPr>
     </w:tblStylePr>
@@ -13720,6 +14336,7 @@
       <w:spacing w:after="0" w:line="240" w:lineRule="auto"/>
     </w:pPr>
     <w:rPr>
+      <w:rFonts w:eastAsia="黑体"/>
       <w:color w:themeColor="text1" w:val="000000"/>
     </w:rPr>
     <w:tblPr>
@@ -13746,6 +14363,7 @@
     </w:tcPr>
     <w:tblStylePr w:type="firstRow">
       <w:rPr>
+        <w:rFonts w:eastAsia="黑体"/>
         <w:b/>
         <w:bCs/>
       </w:rPr>
@@ -13764,6 +14382,7 @@
     </w:tblStylePr>
     <w:tblStylePr w:type="lastRow">
       <w:rPr>
+        <w:rFonts w:eastAsia="黑体"/>
         <w:b/>
         <w:bCs/>
         <w:color w:themeColor="background1" w:val="FFFFFF"/>
@@ -13778,6 +14397,7 @@
     </w:tblStylePr>
     <w:tblStylePr w:type="firstCol">
       <w:rPr>
+        <w:rFonts w:eastAsia="黑体"/>
         <w:color w:themeColor="background1" w:val="FFFFFF"/>
       </w:rPr>
       <w:tblPr/>
@@ -13795,6 +14415,7 @@
     </w:tblStylePr>
     <w:tblStylePr w:type="lastCol">
       <w:rPr>
+        <w:rFonts w:eastAsia="黑体"/>
         <w:color w:themeColor="background1" w:val="FFFFFF"/>
       </w:rPr>
       <w:tblPr/>
@@ -13832,6 +14453,7 @@
       <w:spacing w:after="0" w:line="240" w:lineRule="auto"/>
     </w:pPr>
     <w:rPr>
+      <w:rFonts w:eastAsia="黑体"/>
       <w:color w:themeColor="text1" w:val="000000"/>
     </w:rPr>
     <w:tblPr>
@@ -13858,6 +14480,7 @@
     </w:tcPr>
     <w:tblStylePr w:type="firstRow">
       <w:rPr>
+        <w:rFonts w:eastAsia="黑体"/>
         <w:b/>
         <w:bCs/>
       </w:rPr>
@@ -13876,6 +14499,7 @@
     </w:tblStylePr>
     <w:tblStylePr w:type="lastRow">
       <w:rPr>
+        <w:rFonts w:eastAsia="黑体"/>
         <w:b/>
         <w:bCs/>
         <w:color w:themeColor="background1" w:val="FFFFFF"/>
@@ -13890,6 +14514,7 @@
     </w:tblStylePr>
     <w:tblStylePr w:type="firstCol">
       <w:rPr>
+        <w:rFonts w:eastAsia="黑体"/>
         <w:color w:themeColor="background1" w:val="FFFFFF"/>
       </w:rPr>
       <w:tblPr/>
@@ -13907,6 +14532,7 @@
     </w:tblStylePr>
     <w:tblStylePr w:type="lastCol">
       <w:rPr>
+        <w:rFonts w:eastAsia="黑体"/>
         <w:color w:themeColor="background1" w:val="FFFFFF"/>
       </w:rPr>
       <w:tblPr/>
@@ -13936,11 +14562,13 @@
     </w:tblStylePr>
     <w:tblStylePr w:type="neCell">
       <w:rPr>
+        <w:rFonts w:eastAsia="黑体"/>
         <w:color w:themeColor="text1" w:val="000000"/>
       </w:rPr>
     </w:tblStylePr>
     <w:tblStylePr w:type="nwCell">
       <w:rPr>
+        <w:rFonts w:eastAsia="黑体"/>
         <w:color w:themeColor="text1" w:val="000000"/>
       </w:rPr>
     </w:tblStylePr>
@@ -13954,6 +14582,7 @@
       <w:spacing w:after="0" w:line="240" w:lineRule="auto"/>
     </w:pPr>
     <w:rPr>
+      <w:rFonts w:eastAsia="黑体"/>
       <w:color w:themeColor="text1" w:val="000000"/>
     </w:rPr>
     <w:tblPr>
@@ -13980,6 +14609,7 @@
     </w:tcPr>
     <w:tblStylePr w:type="firstRow">
       <w:rPr>
+        <w:rFonts w:eastAsia="黑体"/>
         <w:b/>
         <w:bCs/>
       </w:rPr>
@@ -13998,6 +14628,7 @@
     </w:tblStylePr>
     <w:tblStylePr w:type="lastRow">
       <w:rPr>
+        <w:rFonts w:eastAsia="黑体"/>
         <w:b/>
         <w:bCs/>
         <w:color w:themeColor="background1" w:val="FFFFFF"/>
@@ -14012,6 +14643,7 @@
     </w:tblStylePr>
     <w:tblStylePr w:type="firstCol">
       <w:rPr>
+        <w:rFonts w:eastAsia="黑体"/>
         <w:color w:themeColor="background1" w:val="FFFFFF"/>
       </w:rPr>
       <w:tblPr/>
@@ -14029,6 +14661,7 @@
     </w:tblStylePr>
     <w:tblStylePr w:type="lastCol">
       <w:rPr>
+        <w:rFonts w:eastAsia="黑体"/>
         <w:color w:themeColor="background1" w:val="FFFFFF"/>
       </w:rPr>
       <w:tblPr/>
@@ -14058,11 +14691,13 @@
     </w:tblStylePr>
     <w:tblStylePr w:type="neCell">
       <w:rPr>
+        <w:rFonts w:eastAsia="黑体"/>
         <w:color w:themeColor="text1" w:val="000000"/>
       </w:rPr>
     </w:tblStylePr>
     <w:tblStylePr w:type="nwCell">
       <w:rPr>
+        <w:rFonts w:eastAsia="黑体"/>
         <w:color w:themeColor="text1" w:val="000000"/>
       </w:rPr>
     </w:tblStylePr>
@@ -14076,6 +14711,7 @@
       <w:spacing w:after="0" w:line="240" w:lineRule="auto"/>
     </w:pPr>
     <w:rPr>
+      <w:rFonts w:eastAsia="黑体"/>
       <w:color w:themeColor="text1" w:val="000000"/>
     </w:rPr>
     <w:tblPr>
@@ -14102,6 +14738,7 @@
     </w:tcPr>
     <w:tblStylePr w:type="firstRow">
       <w:rPr>
+        <w:rFonts w:eastAsia="黑体"/>
         <w:b/>
         <w:bCs/>
       </w:rPr>
@@ -14120,6 +14757,7 @@
     </w:tblStylePr>
     <w:tblStylePr w:type="lastRow">
       <w:rPr>
+        <w:rFonts w:eastAsia="黑体"/>
         <w:b/>
         <w:bCs/>
         <w:color w:themeColor="background1" w:val="FFFFFF"/>
@@ -14134,6 +14772,7 @@
     </w:tblStylePr>
     <w:tblStylePr w:type="firstCol">
       <w:rPr>
+        <w:rFonts w:eastAsia="黑体"/>
         <w:color w:themeColor="background1" w:val="FFFFFF"/>
       </w:rPr>
       <w:tblPr/>
@@ -14151,6 +14790,7 @@
     </w:tblStylePr>
     <w:tblStylePr w:type="lastCol">
       <w:rPr>
+        <w:rFonts w:eastAsia="黑体"/>
         <w:color w:themeColor="background1" w:val="FFFFFF"/>
       </w:rPr>
       <w:tblPr/>
@@ -14180,11 +14820,13 @@
     </w:tblStylePr>
     <w:tblStylePr w:type="neCell">
       <w:rPr>
+        <w:rFonts w:eastAsia="黑体"/>
         <w:color w:themeColor="text1" w:val="000000"/>
       </w:rPr>
     </w:tblStylePr>
     <w:tblStylePr w:type="nwCell">
       <w:rPr>
+        <w:rFonts w:eastAsia="黑体"/>
         <w:color w:themeColor="text1" w:val="000000"/>
       </w:rPr>
     </w:tblStylePr>
@@ -14198,6 +14840,7 @@
       <w:spacing w:after="0" w:line="240" w:lineRule="auto"/>
     </w:pPr>
     <w:rPr>
+      <w:rFonts w:eastAsia="黑体"/>
       <w:color w:themeColor="text1" w:val="000000"/>
     </w:rPr>
     <w:tblPr>
@@ -14216,6 +14859,7 @@
     </w:tcPr>
     <w:tblStylePr w:type="firstRow">
       <w:rPr>
+        <w:rFonts w:eastAsia="黑体"/>
         <w:b/>
         <w:bCs/>
         <w:color w:themeColor="background1" w:val="FFFFFF"/>
@@ -14230,6 +14874,7 @@
     </w:tblStylePr>
     <w:tblStylePr w:type="lastRow">
       <w:rPr>
+        <w:rFonts w:eastAsia="黑体"/>
         <w:b/>
         <w:bCs/>
         <w:color w:themeColor="accent2" w:themeShade="CC" w:val="9E3A38"/>
@@ -14244,12 +14889,14 @@
     </w:tblStylePr>
     <w:tblStylePr w:type="firstCol">
       <w:rPr>
+        <w:rFonts w:eastAsia="黑体"/>
         <w:b/>
         <w:bCs/>
       </w:rPr>
     </w:tblStylePr>
     <w:tblStylePr w:type="lastCol">
       <w:rPr>
+        <w:rFonts w:eastAsia="黑体"/>
         <w:b/>
         <w:bCs/>
       </w:rPr>
@@ -14284,6 +14931,7 @@
       <w:spacing w:after="0" w:line="240" w:lineRule="auto"/>
     </w:pPr>
     <w:rPr>
+      <w:rFonts w:eastAsia="黑体"/>
       <w:color w:themeColor="text1" w:val="000000"/>
     </w:rPr>
     <w:tblPr>
@@ -14302,6 +14950,7 @@
     </w:tcPr>
     <w:tblStylePr w:type="firstRow">
       <w:rPr>
+        <w:rFonts w:eastAsia="黑体"/>
         <w:b/>
         <w:bCs/>
         <w:color w:themeColor="background1" w:val="FFFFFF"/>
@@ -14316,6 +14965,7 @@
     </w:tblStylePr>
     <w:tblStylePr w:type="lastRow">
       <w:rPr>
+        <w:rFonts w:eastAsia="黑体"/>
         <w:b/>
         <w:bCs/>
         <w:color w:themeColor="accent2" w:themeShade="CC" w:val="9E3A38"/>
@@ -14330,12 +14980,14 @@
     </w:tblStylePr>
     <w:tblStylePr w:type="firstCol">
       <w:rPr>
+        <w:rFonts w:eastAsia="黑体"/>
         <w:b/>
         <w:bCs/>
       </w:rPr>
     </w:tblStylePr>
     <w:tblStylePr w:type="lastCol">
       <w:rPr>
+        <w:rFonts w:eastAsia="黑体"/>
         <w:b/>
         <w:bCs/>
       </w:rPr>
@@ -14370,6 +15022,7 @@
       <w:spacing w:after="0" w:line="240" w:lineRule="auto"/>
     </w:pPr>
     <w:rPr>
+      <w:rFonts w:eastAsia="黑体"/>
       <w:color w:themeColor="text1" w:val="000000"/>
     </w:rPr>
     <w:tblPr>
@@ -14388,6 +15041,7 @@
     </w:tcPr>
     <w:tblStylePr w:type="firstRow">
       <w:rPr>
+        <w:rFonts w:eastAsia="黑体"/>
         <w:b/>
         <w:bCs/>
         <w:color w:themeColor="background1" w:val="FFFFFF"/>
@@ -14402,6 +15056,7 @@
     </w:tblStylePr>
     <w:tblStylePr w:type="lastRow">
       <w:rPr>
+        <w:rFonts w:eastAsia="黑体"/>
         <w:b/>
         <w:bCs/>
         <w:color w:themeColor="accent2" w:themeShade="CC" w:val="9E3A38"/>
@@ -14416,12 +15071,14 @@
     </w:tblStylePr>
     <w:tblStylePr w:type="firstCol">
       <w:rPr>
+        <w:rFonts w:eastAsia="黑体"/>
         <w:b/>
         <w:bCs/>
       </w:rPr>
     </w:tblStylePr>
     <w:tblStylePr w:type="lastCol">
       <w:rPr>
+        <w:rFonts w:eastAsia="黑体"/>
         <w:b/>
         <w:bCs/>
       </w:rPr>
@@ -14456,6 +15113,7 @@
       <w:spacing w:after="0" w:line="240" w:lineRule="auto"/>
     </w:pPr>
     <w:rPr>
+      <w:rFonts w:eastAsia="黑体"/>
       <w:color w:themeColor="text1" w:val="000000"/>
     </w:rPr>
     <w:tblPr>
@@ -14474,6 +15132,7 @@
     </w:tcPr>
     <w:tblStylePr w:type="firstRow">
       <w:rPr>
+        <w:rFonts w:eastAsia="黑体"/>
         <w:b/>
         <w:bCs/>
         <w:color w:themeColor="background1" w:val="FFFFFF"/>
@@ -14488,6 +15147,7 @@
     </w:tblStylePr>
     <w:tblStylePr w:type="lastRow">
       <w:rPr>
+        <w:rFonts w:eastAsia="黑体"/>
         <w:b/>
         <w:bCs/>
         <w:color w:themeColor="accent4" w:themeShade="CC" w:val="664E82"/>
@@ -14502,12 +15162,14 @@
     </w:tblStylePr>
     <w:tblStylePr w:type="firstCol">
       <w:rPr>
+        <w:rFonts w:eastAsia="黑体"/>
         <w:b/>
         <w:bCs/>
       </w:rPr>
     </w:tblStylePr>
     <w:tblStylePr w:type="lastCol">
       <w:rPr>
+        <w:rFonts w:eastAsia="黑体"/>
         <w:b/>
         <w:bCs/>
       </w:rPr>
@@ -14542,6 +15204,7 @@
       <w:spacing w:after="0" w:line="240" w:lineRule="auto"/>
     </w:pPr>
     <w:rPr>
+      <w:rFonts w:eastAsia="黑体"/>
       <w:color w:themeColor="text1" w:val="000000"/>
     </w:rPr>
     <w:tblPr>
@@ -14560,6 +15223,7 @@
     </w:tcPr>
     <w:tblStylePr w:type="firstRow">
       <w:rPr>
+        <w:rFonts w:eastAsia="黑体"/>
         <w:b/>
         <w:bCs/>
         <w:color w:themeColor="background1" w:val="FFFFFF"/>
@@ -14574,6 +15238,7 @@
     </w:tblStylePr>
     <w:tblStylePr w:type="lastRow">
       <w:rPr>
+        <w:rFonts w:eastAsia="黑体"/>
         <w:b/>
         <w:bCs/>
         <w:color w:themeColor="accent3" w:themeShade="CC" w:val="7E9C40"/>
@@ -14588,12 +15253,14 @@
     </w:tblStylePr>
     <w:tblStylePr w:type="firstCol">
       <w:rPr>
+        <w:rFonts w:eastAsia="黑体"/>
         <w:b/>
         <w:bCs/>
       </w:rPr>
     </w:tblStylePr>
     <w:tblStylePr w:type="lastCol">
       <w:rPr>
+        <w:rFonts w:eastAsia="黑体"/>
         <w:b/>
         <w:bCs/>
       </w:rPr>
@@ -14628,6 +15295,7 @@
       <w:spacing w:after="0" w:line="240" w:lineRule="auto"/>
     </w:pPr>
     <w:rPr>
+      <w:rFonts w:eastAsia="黑体"/>
       <w:color w:themeColor="text1" w:val="000000"/>
     </w:rPr>
     <w:tblPr>
@@ -14646,6 +15314,7 @@
     </w:tcPr>
     <w:tblStylePr w:type="firstRow">
       <w:rPr>
+        <w:rFonts w:eastAsia="黑体"/>
         <w:b/>
         <w:bCs/>
         <w:color w:themeColor="background1" w:val="FFFFFF"/>
@@ -14660,6 +15329,7 @@
     </w:tblStylePr>
     <w:tblStylePr w:type="lastRow">
       <w:rPr>
+        <w:rFonts w:eastAsia="黑体"/>
         <w:b/>
         <w:bCs/>
         <w:color w:themeColor="accent6" w:themeShade="CC" w:val="F2730A"/>
@@ -14674,12 +15344,14 @@
     </w:tblStylePr>
     <w:tblStylePr w:type="firstCol">
       <w:rPr>
+        <w:rFonts w:eastAsia="黑体"/>
         <w:b/>
         <w:bCs/>
       </w:rPr>
     </w:tblStylePr>
     <w:tblStylePr w:type="lastCol">
       <w:rPr>
+        <w:rFonts w:eastAsia="黑体"/>
         <w:b/>
         <w:bCs/>
       </w:rPr>
@@ -14714,6 +15386,7 @@
       <w:spacing w:after="0" w:line="240" w:lineRule="auto"/>
     </w:pPr>
     <w:rPr>
+      <w:rFonts w:eastAsia="黑体"/>
       <w:color w:themeColor="text1" w:val="000000"/>
     </w:rPr>
     <w:tblPr>
@@ -14732,6 +15405,7 @@
     </w:tcPr>
     <w:tblStylePr w:type="firstRow">
       <w:rPr>
+        <w:rFonts w:eastAsia="黑体"/>
         <w:b/>
         <w:bCs/>
         <w:color w:themeColor="background1" w:val="FFFFFF"/>
@@ -14746,6 +15420,7 @@
     </w:tblStylePr>
     <w:tblStylePr w:type="lastRow">
       <w:rPr>
+        <w:rFonts w:eastAsia="黑体"/>
         <w:b/>
         <w:bCs/>
         <w:color w:themeColor="accent5" w:themeShade="CC" w:val="348DA5"/>
@@ -14760,12 +15435,14 @@
     </w:tblStylePr>
     <w:tblStylePr w:type="firstCol">
       <w:rPr>
+        <w:rFonts w:eastAsia="黑体"/>
         <w:b/>
         <w:bCs/>
       </w:rPr>
     </w:tblStylePr>
     <w:tblStylePr w:type="lastCol">
       <w:rPr>
+        <w:rFonts w:eastAsia="黑体"/>
         <w:b/>
         <w:bCs/>
       </w:rPr>
@@ -14800,6 +15477,7 @@
       <w:spacing w:after="0" w:line="240" w:lineRule="auto"/>
     </w:pPr>
     <w:rPr>
+      <w:rFonts w:eastAsia="黑体"/>
       <w:color w:themeColor="text1" w:val="000000"/>
     </w:rPr>
     <w:tblPr>
@@ -14821,6 +15499,7 @@
     </w:tcPr>
     <w:tblStylePr w:type="firstRow">
       <w:rPr>
+        <w:rFonts w:eastAsia="黑体"/>
         <w:b/>
         <w:bCs/>
       </w:rPr>
@@ -14831,6 +15510,7 @@
     </w:tblStylePr>
     <w:tblStylePr w:type="lastRow">
       <w:rPr>
+        <w:rFonts w:eastAsia="黑体"/>
         <w:b/>
         <w:bCs/>
         <w:color w:themeColor="text1" w:val="000000"/>
@@ -14842,6 +15522,7 @@
     </w:tblStylePr>
     <w:tblStylePr w:type="firstCol">
       <w:rPr>
+        <w:rFonts w:eastAsia="黑体"/>
         <w:color w:themeColor="background1" w:val="FFFFFF"/>
       </w:rPr>
       <w:tblPr/>
@@ -14851,6 +15532,7 @@
     </w:tblStylePr>
     <w:tblStylePr w:type="lastCol">
       <w:rPr>
+        <w:rFonts w:eastAsia="黑体"/>
         <w:color w:themeColor="background1" w:val="FFFFFF"/>
       </w:rPr>
       <w:tblPr/>
@@ -14880,6 +15562,7 @@
       <w:spacing w:after="0" w:line="240" w:lineRule="auto"/>
     </w:pPr>
     <w:rPr>
+      <w:rFonts w:eastAsia="黑体"/>
       <w:color w:themeColor="text1" w:val="000000"/>
     </w:rPr>
     <w:tblPr>
@@ -14901,6 +15584,7 @@
     </w:tcPr>
     <w:tblStylePr w:type="firstRow">
       <w:rPr>
+        <w:rFonts w:eastAsia="黑体"/>
         <w:b/>
         <w:bCs/>
       </w:rPr>
@@ -14911,6 +15595,7 @@
     </w:tblStylePr>
     <w:tblStylePr w:type="lastRow">
       <w:rPr>
+        <w:rFonts w:eastAsia="黑体"/>
         <w:b/>
         <w:bCs/>
         <w:color w:themeColor="text1" w:val="000000"/>
@@ -14922,6 +15607,7 @@
     </w:tblStylePr>
     <w:tblStylePr w:type="firstCol">
       <w:rPr>
+        <w:rFonts w:eastAsia="黑体"/>
         <w:color w:themeColor="background1" w:val="FFFFFF"/>
       </w:rPr>
       <w:tblPr/>
@@ -14931,6 +15617,7 @@
     </w:tblStylePr>
     <w:tblStylePr w:type="lastCol">
       <w:rPr>
+        <w:rFonts w:eastAsia="黑体"/>
         <w:color w:themeColor="background1" w:val="FFFFFF"/>
       </w:rPr>
       <w:tblPr/>
@@ -14960,6 +15647,7 @@
       <w:spacing w:after="0" w:line="240" w:lineRule="auto"/>
     </w:pPr>
     <w:rPr>
+      <w:rFonts w:eastAsia="黑体"/>
       <w:color w:themeColor="text1" w:val="000000"/>
     </w:rPr>
     <w:tblPr>
@@ -14981,6 +15669,7 @@
     </w:tcPr>
     <w:tblStylePr w:type="firstRow">
       <w:rPr>
+        <w:rFonts w:eastAsia="黑体"/>
         <w:b/>
         <w:bCs/>
       </w:rPr>
@@ -14991,6 +15680,7 @@
     </w:tblStylePr>
     <w:tblStylePr w:type="lastRow">
       <w:rPr>
+        <w:rFonts w:eastAsia="黑体"/>
         <w:b/>
         <w:bCs/>
         <w:color w:themeColor="text1" w:val="000000"/>
@@ -15002,6 +15692,7 @@
     </w:tblStylePr>
     <w:tblStylePr w:type="firstCol">
       <w:rPr>
+        <w:rFonts w:eastAsia="黑体"/>
         <w:color w:themeColor="background1" w:val="FFFFFF"/>
       </w:rPr>
       <w:tblPr/>
@@ -15011,6 +15702,7 @@
     </w:tblStylePr>
     <w:tblStylePr w:type="lastCol">
       <w:rPr>
+        <w:rFonts w:eastAsia="黑体"/>
         <w:color w:themeColor="background1" w:val="FFFFFF"/>
       </w:rPr>
       <w:tblPr/>
@@ -15040,6 +15732,7 @@
       <w:spacing w:after="0" w:line="240" w:lineRule="auto"/>
     </w:pPr>
     <w:rPr>
+      <w:rFonts w:eastAsia="黑体"/>
       <w:color w:themeColor="text1" w:val="000000"/>
     </w:rPr>
     <w:tblPr>
@@ -15061,6 +15754,7 @@
     </w:tcPr>
     <w:tblStylePr w:type="firstRow">
       <w:rPr>
+        <w:rFonts w:eastAsia="黑体"/>
         <w:b/>
         <w:bCs/>
       </w:rPr>
@@ -15071,6 +15765,7 @@
     </w:tblStylePr>
     <w:tblStylePr w:type="lastRow">
       <w:rPr>
+        <w:rFonts w:eastAsia="黑体"/>
         <w:b/>
         <w:bCs/>
         <w:color w:themeColor="text1" w:val="000000"/>
@@ -15082,6 +15777,7 @@
     </w:tblStylePr>
     <w:tblStylePr w:type="firstCol">
       <w:rPr>
+        <w:rFonts w:eastAsia="黑体"/>
         <w:color w:themeColor="background1" w:val="FFFFFF"/>
       </w:rPr>
       <w:tblPr/>
@@ -15091,6 +15787,7 @@
     </w:tblStylePr>
     <w:tblStylePr w:type="lastCol">
       <w:rPr>
+        <w:rFonts w:eastAsia="黑体"/>
         <w:color w:themeColor="background1" w:val="FFFFFF"/>
       </w:rPr>
       <w:tblPr/>
@@ -15120,6 +15817,7 @@
       <w:spacing w:after="0" w:line="240" w:lineRule="auto"/>
     </w:pPr>
     <w:rPr>
+      <w:rFonts w:eastAsia="黑体"/>
       <w:color w:themeColor="text1" w:val="000000"/>
     </w:rPr>
     <w:tblPr>
@@ -15141,6 +15839,7 @@
     </w:tcPr>
     <w:tblStylePr w:type="firstRow">
       <w:rPr>
+        <w:rFonts w:eastAsia="黑体"/>
         <w:b/>
         <w:bCs/>
       </w:rPr>
@@ -15151,6 +15850,7 @@
     </w:tblStylePr>
     <w:tblStylePr w:type="lastRow">
       <w:rPr>
+        <w:rFonts w:eastAsia="黑体"/>
         <w:b/>
         <w:bCs/>
         <w:color w:themeColor="text1" w:val="000000"/>
@@ -15162,6 +15862,7 @@
     </w:tblStylePr>
     <w:tblStylePr w:type="firstCol">
       <w:rPr>
+        <w:rFonts w:eastAsia="黑体"/>
         <w:color w:themeColor="background1" w:val="FFFFFF"/>
       </w:rPr>
       <w:tblPr/>
@@ -15171,6 +15872,7 @@
     </w:tblStylePr>
     <w:tblStylePr w:type="lastCol">
       <w:rPr>
+        <w:rFonts w:eastAsia="黑体"/>
         <w:color w:themeColor="background1" w:val="FFFFFF"/>
       </w:rPr>
       <w:tblPr/>
@@ -15200,6 +15902,7 @@
       <w:spacing w:after="0" w:line="240" w:lineRule="auto"/>
     </w:pPr>
     <w:rPr>
+      <w:rFonts w:eastAsia="黑体"/>
       <w:color w:themeColor="text1" w:val="000000"/>
     </w:rPr>
     <w:tblPr>
@@ -15221,6 +15924,7 @@
     </w:tcPr>
     <w:tblStylePr w:type="firstRow">
       <w:rPr>
+        <w:rFonts w:eastAsia="黑体"/>
         <w:b/>
         <w:bCs/>
       </w:rPr>
@@ -15231,6 +15935,7 @@
     </w:tblStylePr>
     <w:tblStylePr w:type="lastRow">
       <w:rPr>
+        <w:rFonts w:eastAsia="黑体"/>
         <w:b/>
         <w:bCs/>
         <w:color w:themeColor="text1" w:val="000000"/>
@@ -15242,6 +15947,7 @@
     </w:tblStylePr>
     <w:tblStylePr w:type="firstCol">
       <w:rPr>
+        <w:rFonts w:eastAsia="黑体"/>
         <w:color w:themeColor="background1" w:val="FFFFFF"/>
       </w:rPr>
       <w:tblPr/>
@@ -15251,6 +15957,7 @@
     </w:tblStylePr>
     <w:tblStylePr w:type="lastCol">
       <w:rPr>
+        <w:rFonts w:eastAsia="黑体"/>
         <w:color w:themeColor="background1" w:val="FFFFFF"/>
       </w:rPr>
       <w:tblPr/>
@@ -15280,6 +15987,7 @@
       <w:spacing w:after="0" w:line="240" w:lineRule="auto"/>
     </w:pPr>
     <w:rPr>
+      <w:rFonts w:eastAsia="黑体"/>
       <w:color w:themeColor="text1" w:val="000000"/>
     </w:rPr>
     <w:tblPr>
@@ -15301,6 +16009,7 @@
     </w:tcPr>
     <w:tblStylePr w:type="firstRow">
       <w:rPr>
+        <w:rFonts w:eastAsia="黑体"/>
         <w:b/>
         <w:bCs/>
       </w:rPr>
@@ -15311,6 +16020,7 @@
     </w:tblStylePr>
     <w:tblStylePr w:type="lastRow">
       <w:rPr>
+        <w:rFonts w:eastAsia="黑体"/>
         <w:b/>
         <w:bCs/>
         <w:color w:themeColor="text1" w:val="000000"/>
@@ -15322,6 +16032,7 @@
     </w:tblStylePr>
     <w:tblStylePr w:type="firstCol">
       <w:rPr>
+        <w:rFonts w:eastAsia="黑体"/>
         <w:color w:themeColor="background1" w:val="FFFFFF"/>
       </w:rPr>
       <w:tblPr/>
@@ -15331,6 +16042,7 @@
     </w:tblStylePr>
     <w:tblStylePr w:type="lastCol">
       <w:rPr>
+        <w:rFonts w:eastAsia="黑体"/>
         <w:color w:themeColor="background1" w:val="FFFFFF"/>
       </w:rPr>
       <w:tblPr/>
@@ -15363,6 +16075,7 @@
     <w:name w:val="KeywordTok"/>
     <w:basedOn w:val="VerbatimChar"/>
     <w:rPr>
+      <w:rFonts w:eastAsia="黑体"/>
       <w:b/>
       <w:color w:val="007020"/>
     </w:rPr>
@@ -15371,6 +16084,7 @@
     <w:name w:val="DataTypeTok"/>
     <w:basedOn w:val="VerbatimChar"/>
     <w:rPr>
+      <w:rFonts w:eastAsia="黑体"/>
       <w:color w:val="902000"/>
     </w:rPr>
   </w:style>
@@ -15378,6 +16092,7 @@
     <w:name w:val="DecValTok"/>
     <w:basedOn w:val="VerbatimChar"/>
     <w:rPr>
+      <w:rFonts w:eastAsia="黑体"/>
       <w:color w:val="40a070"/>
     </w:rPr>
   </w:style>
@@ -15385,6 +16100,7 @@
     <w:name w:val="BaseNTok"/>
     <w:basedOn w:val="VerbatimChar"/>
     <w:rPr>
+      <w:rFonts w:eastAsia="黑体"/>
       <w:color w:val="40a070"/>
     </w:rPr>
   </w:style>
@@ -15392,6 +16108,7 @@
     <w:name w:val="FloatTok"/>
     <w:basedOn w:val="VerbatimChar"/>
     <w:rPr>
+      <w:rFonts w:eastAsia="黑体"/>
       <w:color w:val="40a070"/>
     </w:rPr>
   </w:style>
@@ -15399,6 +16116,7 @@
     <w:name w:val="ConstantTok"/>
     <w:basedOn w:val="VerbatimChar"/>
     <w:rPr>
+      <w:rFonts w:eastAsia="黑体"/>
       <w:color w:val="880000"/>
     </w:rPr>
   </w:style>
@@ -15406,6 +16124,7 @@
     <w:name w:val="CharTok"/>
     <w:basedOn w:val="VerbatimChar"/>
     <w:rPr>
+      <w:rFonts w:eastAsia="黑体"/>
       <w:color w:val="4070a0"/>
     </w:rPr>
   </w:style>
@@ -15413,6 +16132,7 @@
     <w:name w:val="SpecialCharTok"/>
     <w:basedOn w:val="VerbatimChar"/>
     <w:rPr>
+      <w:rFonts w:eastAsia="黑体"/>
       <w:color w:val="4070a0"/>
     </w:rPr>
   </w:style>
@@ -15420,6 +16140,7 @@
     <w:name w:val="StringTok"/>
     <w:basedOn w:val="VerbatimChar"/>
     <w:rPr>
+      <w:rFonts w:eastAsia="黑体"/>
       <w:color w:val="4070a0"/>
     </w:rPr>
   </w:style>
@@ -15427,6 +16148,7 @@
     <w:name w:val="VerbatimStringTok"/>
     <w:basedOn w:val="VerbatimChar"/>
     <w:rPr>
+      <w:rFonts w:eastAsia="黑体"/>
       <w:color w:val="4070a0"/>
     </w:rPr>
   </w:style>
@@ -15434,6 +16156,7 @@
     <w:name w:val="SpecialStringTok"/>
     <w:basedOn w:val="VerbatimChar"/>
     <w:rPr>
+      <w:rFonts w:eastAsia="黑体"/>
       <w:color w:val="bb6688"/>
     </w:rPr>
   </w:style>
@@ -15441,6 +16164,7 @@
     <w:name w:val="ImportTok"/>
     <w:basedOn w:val="VerbatimChar"/>
     <w:rPr>
+      <w:rFonts w:eastAsia="黑体"/>
       <w:b/>
       <w:color w:val="008000"/>
     </w:rPr>
@@ -15449,6 +16173,7 @@
     <w:name w:val="CommentTok"/>
     <w:basedOn w:val="VerbatimChar"/>
     <w:rPr>
+      <w:rFonts w:eastAsia="黑体"/>
       <w:i/>
       <w:color w:val="60a0b0"/>
     </w:rPr>
@@ -15457,6 +16182,7 @@
     <w:name w:val="DocumentationTok"/>
     <w:basedOn w:val="VerbatimChar"/>
     <w:rPr>
+      <w:rFonts w:eastAsia="黑体"/>
       <w:i/>
       <w:color w:val="ba2121"/>
     </w:rPr>
@@ -15465,6 +16191,7 @@
     <w:name w:val="AnnotationTok"/>
     <w:basedOn w:val="VerbatimChar"/>
     <w:rPr>
+      <w:rFonts w:eastAsia="黑体"/>
       <w:b/>
       <w:i/>
       <w:color w:val="60a0b0"/>
@@ -15474,6 +16201,7 @@
     <w:name w:val="CommentVarTok"/>
     <w:basedOn w:val="VerbatimChar"/>
     <w:rPr>
+      <w:rFonts w:eastAsia="黑体"/>
       <w:b/>
       <w:i/>
       <w:color w:val="60a0b0"/>
@@ -15483,6 +16211,7 @@
     <w:name w:val="OtherTok"/>
     <w:basedOn w:val="VerbatimChar"/>
     <w:rPr>
+      <w:rFonts w:eastAsia="黑体"/>
       <w:color w:val="007020"/>
     </w:rPr>
   </w:style>
@@ -15490,6 +16219,7 @@
     <w:name w:val="FunctionTok"/>
     <w:basedOn w:val="VerbatimChar"/>
     <w:rPr>
+      <w:rFonts w:eastAsia="黑体"/>
       <w:color w:val="06287e"/>
     </w:rPr>
   </w:style>
@@ -15497,6 +16227,7 @@
     <w:name w:val="VariableTok"/>
     <w:basedOn w:val="VerbatimChar"/>
     <w:rPr>
+      <w:rFonts w:eastAsia="黑体"/>
       <w:color w:val="19177c"/>
     </w:rPr>
   </w:style>
@@ -15504,6 +16235,7 @@
     <w:name w:val="ControlFlowTok"/>
     <w:basedOn w:val="VerbatimChar"/>
     <w:rPr>
+      <w:rFonts w:eastAsia="黑体"/>
       <w:b/>
       <w:color w:val="007020"/>
     </w:rPr>
@@ -15512,6 +16244,7 @@
     <w:name w:val="OperatorTok"/>
     <w:basedOn w:val="VerbatimChar"/>
     <w:rPr>
+      <w:rFonts w:eastAsia="黑体"/>
       <w:color w:val="666666"/>
     </w:rPr>
   </w:style>
@@ -15519,18 +16252,22 @@
     <w:name w:val="BuiltInTok"/>
     <w:basedOn w:val="VerbatimChar"/>
     <w:rPr>
+      <w:rFonts w:eastAsia="黑体"/>
       <w:color w:val="008000"/>
     </w:rPr>
   </w:style>
   <w:style w:type="character" w:customStyle="1" w:styleId="ExtensionTok">
     <w:name w:val="ExtensionTok"/>
     <w:basedOn w:val="VerbatimChar"/>
-    <w:rPr/>
+    <w:rPr>
+      <w:rFonts w:eastAsia="黑体"/>
+    </w:rPr>
   </w:style>
   <w:style w:type="character" w:customStyle="1" w:styleId="PreprocessorTok">
     <w:name w:val="PreprocessorTok"/>
     <w:basedOn w:val="VerbatimChar"/>
     <w:rPr>
+      <w:rFonts w:eastAsia="黑体"/>
       <w:color w:val="bc7a00"/>
     </w:rPr>
   </w:style>
@@ -15538,18 +16275,22 @@
     <w:name w:val="AttributeTok"/>
     <w:basedOn w:val="VerbatimChar"/>
     <w:rPr>
+      <w:rFonts w:eastAsia="黑体"/>
       <w:color w:val="7d9029"/>
     </w:rPr>
   </w:style>
   <w:style w:type="character" w:customStyle="1" w:styleId="RegionMarkerTok">
     <w:name w:val="RegionMarkerTok"/>
     <w:basedOn w:val="VerbatimChar"/>
-    <w:rPr/>
+    <w:rPr>
+      <w:rFonts w:eastAsia="黑体"/>
+    </w:rPr>
   </w:style>
   <w:style w:type="character" w:customStyle="1" w:styleId="InformationTok">
     <w:name w:val="InformationTok"/>
     <w:basedOn w:val="VerbatimChar"/>
     <w:rPr>
+      <w:rFonts w:eastAsia="黑体"/>
       <w:b/>
       <w:i/>
       <w:color w:val="60a0b0"/>
@@ -15559,6 +16300,7 @@
     <w:name w:val="WarningTok"/>
     <w:basedOn w:val="VerbatimChar"/>
     <w:rPr>
+      <w:rFonts w:eastAsia="黑体"/>
       <w:b/>
       <w:i/>
       <w:color w:val="60a0b0"/>
@@ -15568,6 +16310,7 @@
     <w:name w:val="AlertTok"/>
     <w:basedOn w:val="VerbatimChar"/>
     <w:rPr>
+      <w:rFonts w:eastAsia="黑体"/>
       <w:b/>
       <w:color w:val="ff0000"/>
     </w:rPr>
@@ -15576,6 +16319,7 @@
     <w:name w:val="ErrorTok"/>
     <w:basedOn w:val="VerbatimChar"/>
     <w:rPr>
+      <w:rFonts w:eastAsia="黑体"/>
       <w:b/>
       <w:color w:val="ff0000"/>
     </w:rPr>
@@ -15583,7 +16327,9 @@
   <w:style w:type="character" w:customStyle="1" w:styleId="NormalTok">
     <w:name w:val="NormalTok"/>
     <w:basedOn w:val="VerbatimChar"/>
-    <w:rPr/>
+    <w:rPr>
+      <w:rFonts w:eastAsia="黑体"/>
+    </w:rPr>
   </w:style>
 </w:styles>
 </file>
@@ -15632,12 +16378,12 @@
     <a:fontScheme name="Office">
       <a:majorFont>
         <a:latin typeface="Calibri"/>
-        <a:ea typeface=""/>
+        <a:ea typeface="黑体"/>
         <a:cs typeface=""/>
         <a:font script="Jpan" typeface="ＭＳ ゴシック"/>
         <a:font script="Hang" typeface="맑은 고딕"/>
-        <a:font script="Hans" typeface="宋体"/>
-        <a:font script="Hant" typeface="新細明體"/>
+        <a:font script="Hans" typeface="黑体"/>
+        <a:font script="Hant" typeface="黑体"/>
         <a:font script="Arab" typeface="Times New Roman"/>
         <a:font script="Hebr" typeface="Times New Roman"/>
         <a:font script="Thai" typeface="Angsana New"/>
@@ -15667,12 +16413,12 @@
       </a:majorFont>
       <a:minorFont>
         <a:latin typeface="Cambria"/>
-        <a:ea typeface=""/>
+        <a:ea typeface="黑体"/>
         <a:cs typeface=""/>
         <a:font script="Jpan" typeface="ＭＳ 明朝"/>
         <a:font script="Hang" typeface="맑은 고딕"/>
-        <a:font script="Hans" typeface="宋体"/>
-        <a:font script="Hant" typeface="新細明體"/>
+        <a:font script="Hans" typeface="黑体"/>
+        <a:font script="Hant" typeface="黑体"/>
         <a:font script="Arab" typeface="Arial"/>
         <a:font script="Hebr" typeface="Arial"/>
         <a:font script="Thai" typeface="Cordia New"/>

--- a/01-电源电路/02-开关电源/Boost升压/同步整流Boost电路/同步整流Boost电路.docx
+++ b/01-电源电路/02-开关电源/Boost升压/同步整流Boost电路/同步整流Boost电路.docx
@@ -3307,7 +3307,7 @@
           <w:color w:val="555555"/>
           <w:sz w:val="21"/>
         </w:rPr>
-        <w:t>材料收集者：杜文杰，WX手机：19519196569，QQ:3478827729</w:t>
+        <w:t>材料收集者：杜文杰，微信/手机：19519196569，QQ:3478827729</w:t>
       </w:r>
     </w:p>
     <w:sectPr>
